--- a/swh/docx/008.content.docx
+++ b/swh/docx/008.content.docx
@@ -166,26 +166,6 @@
       </w:r>
       <w:r>
         <w:rPr>
-          <w:i/>
-          <w:lang w:val="sw_KE" w:bidi="sw_KE"/>
-        </w:rPr>
-        <w:t>Gadara, Wagadarene, Galilaya, Gamalieli, Gaulanitis, Gaza, Genesareti, Gerari, Gerasa, Wagerasene, Getheri, Gharika, Giza, Gomeri</w:t>
-      </w:r>
-      <w:r>
-        <w:rPr>
-          <w:lang w:val="sw_KE" w:bidi="sw_KE"/>
-        </w:rPr>
-      </w:r>
-    </w:p>
-    <w:p>
-      <w:pPr/>
-      <w:r>
-        <w:rPr>
-          <w:lang w:val="sw_KE" w:bidi="sw_KE"/>
-        </w:rPr>
-      </w:r>
-      <w:r>
-        <w:rPr>
           <w:lang w:val="sw_KE" w:bidi="sw_KE"/>
         </w:rPr>
         <w:t xml:space="preserve"> </w:t>
@@ -469,7 +449,20 @@
         <w:rPr>
           <w:lang w:val="sw_KE" w:bidi="sw_KE"/>
         </w:rPr>
-        <w:t>Mnamo 63 KK, kiongozi wa Kirumi aitwaye Pompey alijenga upya mji huo. Chini ya utawala wake, aadara ikawa mji huru, jambo ambalo lilimaanisha walijitawala wenyewe. Mji huo kisha ukaungana na kundi la miji kumi ya Kigiriki katika Transyordani (mashariki ya Mto wa Yordani) inayoitwa Dekapoli.</w:t>
+        <w:t xml:space="preserve">Mnamo 63 KK, kiongozi wa Kirumi aitwaye Pompey alijenga upya mji huo. Chini ya utawala wake, aadara ikawa mji huru, jambo ambalo lilimaanisha walijitawala wenyewe. Mji huo kisha uliungana na kundi la miji kumi ya Kigiriki lililoitwa </w:t>
+      </w:r>
+      <w:r>
+        <w:rPr>
+          <w:b/>
+          <w:lang w:val="sw_KE" w:bidi="sw_KE"/>
+        </w:rPr>
+        <w:t>Dekapoli</w:t>
+      </w:r>
+      <w:r>
+        <w:rPr>
+          <w:lang w:val="sw_KE" w:bidi="sw_KE"/>
+        </w:rPr>
+        <w:t>. Miji yote isipokuwa mmoja ilikuwa iko katika Transjordan (mashariki mwa Mto Yordani).</w:t>
       </w:r>
     </w:p>
     <w:p>
@@ -3333,6 +3326,203 @@
         <w:rPr>
           <w:lang w:val="sw_KE" w:bidi="sw_KE"/>
         </w:rPr>
+        <w:t>Gematria</w:t>
+      </w:r>
+      <w:r>
+        <w:rPr>
+          <w:lang w:val="sw_KE" w:bidi="sw_KE"/>
+        </w:rPr>
+      </w:r>
+    </w:p>
+    <w:p>
+      <w:pPr/>
+      <w:r>
+        <w:rPr>
+          <w:lang w:val="sw_KE" w:bidi="sw_KE"/>
+        </w:rPr>
+      </w:r>
+      <w:r>
+        <w:rPr>
+          <w:lang w:val="sw_KE" w:bidi="sw_KE"/>
+        </w:rPr>
+        <w:t>Mojawapo ya mbinu za kirabbi zinazotumiwa na walimu wa Kiyahudi kwa kutafsiri Agano la Kale ni kuchambua maneno kulingana na thamani ya nambari ya herufi zao au kupanga upya herufi kulingana na mfumo maalum. Kwa mfano, baadhi ya marabi wamedai kwamba Eliezeri (</w:t>
+      </w:r>
+      <w:hyperlink r:id="rId101">
+        <w:r>
+          <w:rPr>
+            <w:lang w:val="sw_KE" w:bidi="sw_KE"/>
+          </w:rPr>
+          <w:rPr>
+            <w:color w:val="0000EE"/>
+            <w:u w:val="single"/>
+          </w:rPr>
+          <w:t>Mwanzo 15:2</w:t>
+        </w:r>
+      </w:hyperlink>
+      <w:r>
+        <w:rPr>
+          <w:lang w:val="sw_KE" w:bidi="sw_KE"/>
+        </w:rPr>
+        <w:t>) aliwakilisha watumishi wote wa Abrahamu kwa pamoja kwa sababu jina la Eliezeri lina thamani sawa na 318, ambayo ilikuwa idadi ya watumishi wa Abrahamu (</w:t>
+      </w:r>
+      <w:hyperlink r:id="rId102">
+        <w:r>
+          <w:rPr>
+            <w:lang w:val="sw_KE" w:bidi="sw_KE"/>
+          </w:rPr>
+          <w:rPr>
+            <w:color w:val="0000EE"/>
+            <w:u w:val="single"/>
+          </w:rPr>
+          <w:t>Mwanzo 14:14</w:t>
+        </w:r>
+      </w:hyperlink>
+      <w:r>
+        <w:rPr>
+          <w:lang w:val="sw_KE" w:bidi="sw_KE"/>
+        </w:rPr>
+        <w:t xml:space="preserve">). Mfano mwingine ni jinsi jina "Babuloni" linavyotajwa katika </w:t>
+      </w:r>
+      <w:hyperlink r:id="rId103">
+        <w:r>
+          <w:rPr>
+            <w:lang w:val="sw_KE" w:bidi="sw_KE"/>
+          </w:rPr>
+          <w:rPr>
+            <w:color w:val="0000EE"/>
+            <w:u w:val="single"/>
+          </w:rPr>
+          <w:t>Yeremia 25:26</w:t>
+        </w:r>
+      </w:hyperlink>
+      <w:r>
+        <w:rPr>
+          <w:lang w:val="sw_KE" w:bidi="sw_KE"/>
+        </w:rPr>
+        <w:t xml:space="preserve"> na </w:t>
+      </w:r>
+      <w:hyperlink r:id="rId104">
+        <w:r>
+          <w:rPr>
+            <w:lang w:val="sw_KE" w:bidi="sw_KE"/>
+          </w:rPr>
+          <w:rPr>
+            <w:color w:val="0000EE"/>
+            <w:u w:val="single"/>
+          </w:rPr>
+          <w:t>51:41</w:t>
+        </w:r>
+      </w:hyperlink>
+      <w:r>
+        <w:rPr>
+          <w:lang w:val="sw_KE" w:bidi="sw_KE"/>
+        </w:rPr>
+        <w:t xml:space="preserve"> kwa kubadilisha herufi ya mwisho ya neno la Kiebrania kwa Babuloni kuwa herufi ya kwanza ya neno hilo hilo.</w:t>
+      </w:r>
+    </w:p>
+    <w:p>
+      <w:pPr/>
+      <w:r>
+        <w:rPr>
+          <w:lang w:val="sw_KE" w:bidi="sw_KE"/>
+        </w:rPr>
+      </w:r>
+      <w:r>
+        <w:rPr>
+          <w:lang w:val="sw_KE" w:bidi="sw_KE"/>
+        </w:rPr>
+        <w:t>Katika Waraka wa Barnaba wa pseudepigrapha, watumishi 318 wa Abrahamu (</w:t>
+      </w:r>
+      <w:hyperlink r:id="rId102">
+        <w:r>
+          <w:rPr>
+            <w:lang w:val="sw_KE" w:bidi="sw_KE"/>
+          </w:rPr>
+          <w:rPr>
+            <w:color w:val="0000EE"/>
+            <w:u w:val="single"/>
+          </w:rPr>
+          <w:t>Mwanzo 14:14</w:t>
+        </w:r>
+      </w:hyperlink>
+      <w:r>
+        <w:rPr>
+          <w:lang w:val="sw_KE" w:bidi="sw_KE"/>
+        </w:rPr>
+        <w:t xml:space="preserve">) wanaonekana kama ishara ya kifo cha Yesu msalabani. Tafsiri hii inategemea herufi ya Kigiriki </w:t>
+      </w:r>
+      <w:r>
+        <w:rPr>
+          <w:i/>
+          <w:lang w:val="sw_KE" w:bidi="sw_KE"/>
+        </w:rPr>
+        <w:t>Tau</w:t>
+      </w:r>
+      <w:r>
+        <w:rPr>
+          <w:lang w:val="sw_KE" w:bidi="sw_KE"/>
+        </w:rPr>
+        <w:t>, au "t," ambayo ina thamani ya nambari 300 na ina umbo la msalaba, na 18, ambayo inalingana na herufi mbili za kwanza za neno la Kigiriki kwa Yesu.</w:t>
+      </w:r>
+    </w:p>
+    <w:p>
+      <w:pPr/>
+      <w:r>
+        <w:rPr>
+          <w:lang w:val="sw_KE" w:bidi="sw_KE"/>
+        </w:rPr>
+      </w:r>
+      <w:r>
+        <w:rPr>
+          <w:lang w:val="sw_KE" w:bidi="sw_KE"/>
+        </w:rPr>
+        <w:t>Katika kitabu cha Ufunuo, nambari ya mnyama ni 666 (</w:t>
+      </w:r>
+      <w:hyperlink r:id="rId105">
+        <w:r>
+          <w:rPr>
+            <w:lang w:val="sw_KE" w:bidi="sw_KE"/>
+          </w:rPr>
+          <w:rPr>
+            <w:color w:val="0000EE"/>
+            <w:u w:val="single"/>
+          </w:rPr>
+          <w:t>Ufunuo 13:18</w:t>
+        </w:r>
+      </w:hyperlink>
+      <w:r>
+        <w:rPr>
+          <w:lang w:val="sw_KE" w:bidi="sw_KE"/>
+        </w:rPr>
+        <w:t>). Katika ishara za kibiblia, nambari saba inachukuliwa kuwa kamilifu, na saba tatu zinawakilisha ukamilifu wa hali ya juu. Hivyo, 666 inaonekana kama inakosa ukamilifu huu.</w:t>
+      </w:r>
+      <w:r>
+        <w:rPr>
+          <w:lang w:val="sw_KE" w:bidi="sw_KE"/>
+        </w:rPr>
+      </w:r>
+      <w:r>
+        <w:rPr>
+          <w:lang w:val="sw_KE" w:bidi="sw_KE"/>
+        </w:rPr>
+      </w:r>
+    </w:p>
+    <w:p>
+      <w:pPr/>
+      <w:r>
+        <w:rPr>
+          <w:lang w:val="sw_KE" w:bidi="sw_KE"/>
+        </w:rPr>
+      </w:r>
+    </w:p>
+    <w:p>
+      <w:pPr>
+        <w:pStyle w:val="Heading2"/>
+      </w:pPr>
+      <w:r>
+        <w:rPr>
+          <w:lang w:val="sw_KE" w:bidi="sw_KE"/>
+        </w:rPr>
         <w:t>Genesareti</w:t>
       </w:r>
       <w:r>
@@ -3354,7 +3544,7 @@
         </w:rPr>
         <w:t>Eneo hili liko kwenye pwani ya kaskazini magharibi ya Bahari ya Galilaya, kati ya Kapernaumu na Magdala, ambapo Yesu alifanya miujiza mingi ya uponyaji (</w:t>
       </w:r>
-      <w:hyperlink r:id="rId101">
+      <w:hyperlink r:id="rId106">
         <w:r>
           <w:rPr>
             <w:lang w:val="sw_KE" w:bidi="sw_KE"/>
@@ -3372,7 +3562,7 @@
         </w:rPr>
         <w:t xml:space="preserve">; </w:t>
       </w:r>
-      <w:hyperlink r:id="rId102">
+      <w:hyperlink r:id="rId107">
         <w:r>
           <w:rPr>
             <w:lang w:val="sw_KE" w:bidi="sw_KE"/>
@@ -3446,7 +3636,7 @@
         </w:rPr>
         <w:t xml:space="preserve">Katika </w:t>
       </w:r>
-      <w:hyperlink r:id="rId103">
+      <w:hyperlink r:id="rId108">
         <w:r>
           <w:rPr>
             <w:lang w:val="sw_KE" w:bidi="sw_KE"/>
@@ -3464,7 +3654,7 @@
         </w:rPr>
         <w:t>, Bahari ya Galilaya inajulikana kama Ziwa la Genesareti. Jina hili linaweza kuwa lilitokana na uwanda wa karibu. Genesareti (ambayo kwa usahihi zaidi inaitwa Gennesar) pia lilikuwa jina la baadaye la mji wa Kinerethi (</w:t>
       </w:r>
-      <w:hyperlink r:id="rId104">
+      <w:hyperlink r:id="rId109">
         <w:r>
           <w:rPr>
             <w:lang w:val="sw_KE" w:bidi="sw_KE"/>
@@ -3548,7 +3738,7 @@
         </w:rPr>
         <w:t>). Abrahamu aliishi kwa muda mfupi katika mji huu, ambapo alimdanganya Mfalme Abimeleki kwa kudai kwamba Sara alikuwa dada yake (</w:t>
       </w:r>
-      <w:hyperlink r:id="rId105">
+      <w:hyperlink r:id="rId110">
         <w:r>
           <w:rPr>
             <w:lang w:val="sw_KE" w:bidi="sw_KE"/>
@@ -3566,7 +3756,7 @@
         </w:rPr>
         <w:t>). Baadaye, Isaka alikaa katika mji huu na pia alificha ndoa yake na Rebeka kwa hofu ya kulipiziwa kisasi na wanaume wa mji huo. Hatimaye, Isaka aliondoka mjini, akihamia katika bonde la karibu la Gerari kutokana na migogoro yake na Wafilisti. Hapa, wachungaji wa Gerari waligombana na watumishi wa Isaka juu ya kisima kipya kilichochimbwa, na Abimeleki, mfalme wa Wafilisti, alifanya agano na Isaka (</w:t>
       </w:r>
-      <w:hyperlink r:id="rId106">
+      <w:hyperlink r:id="rId111">
         <w:r>
           <w:rPr>
             <w:lang w:val="sw_KE" w:bidi="sw_KE"/>
@@ -3584,7 +3774,7 @@
         </w:rPr>
         <w:t>). Inatia shaka kwamba Mfalme Abimeleki wa Gerari (</w:t>
       </w:r>
-      <w:hyperlink r:id="rId107">
+      <w:hyperlink r:id="rId112">
         <w:r>
           <w:rPr>
             <w:lang w:val="sw_KE" w:bidi="sw_KE"/>
@@ -3602,7 +3792,7 @@
         </w:rPr>
         <w:t>) alikuwa mtu yule yule kama Abimeleki, mfalme wa Wafilisti (</w:t>
       </w:r>
-      <w:hyperlink r:id="rId108">
+      <w:hyperlink r:id="rId113">
         <w:r>
           <w:rPr>
             <w:lang w:val="sw_KE" w:bidi="sw_KE"/>
@@ -3634,7 +3824,7 @@
         </w:rPr>
         <w:t>Wakati wa kipindi cha upatriarki, Gerari ilionekana kama mji mkuu wa Wakanaani katika Negebu; hata hivyo, katika simulizi la Yoshua kuhusu Utekaji, mji huu haukutajwa kati ya miji ya Wafilisti ambayo bado haijatekwa (</w:t>
       </w:r>
-      <w:hyperlink r:id="rId109">
+      <w:hyperlink r:id="rId114">
         <w:r>
           <w:rPr>
             <w:lang w:val="sw_KE" w:bidi="sw_KE"/>
@@ -3652,7 +3842,7 @@
         </w:rPr>
         <w:t>) au katika orodha ya miji iliyokwisha shindwa (</w:t>
       </w:r>
-      <w:hyperlink r:id="rId110">
+      <w:hyperlink r:id="rId115">
         <w:r>
           <w:rPr>
             <w:lang w:val="sw_KE" w:bidi="sw_KE"/>
@@ -3670,7 +3860,7 @@
         </w:rPr>
         <w:t>). Baadaye, katika kipindi cha wafalme, Gerari ilitajwa kama mji wa kusini zaidi ambako jeshi la Waethiopia lilitorokea kabla ya kuangamizwa kabisa na Mfalme Asa wa Yuda (910–869 Baada ya Kristo (KK)) na jeshi lake (</w:t>
       </w:r>
-      <w:hyperlink r:id="rId111">
+      <w:hyperlink r:id="rId116">
         <w:r>
           <w:rPr>
             <w:lang w:val="sw_KE" w:bidi="sw_KE"/>
@@ -3688,7 +3878,7 @@
         </w:rPr>
         <w:t>). Inawezekana kwamba bonde lenye rutuba la Gedori (</w:t>
       </w:r>
-      <w:hyperlink r:id="rId112">
+      <w:hyperlink r:id="rId117">
         <w:r>
           <w:rPr>
             <w:lang w:val="sw_KE" w:bidi="sw_KE"/>
@@ -3706,7 +3896,7 @@
         </w:rPr>
         <w:t xml:space="preserve">; tazama </w:t>
       </w:r>
-      <w:hyperlink r:id="rId113">
+      <w:hyperlink r:id="rId118">
         <w:r>
           <w:rPr>
             <w:lang w:val="sw_KE" w:bidi="sw_KE"/>
@@ -3870,7 +4060,7 @@
         </w:rPr>
         <w:t xml:space="preserve"> na </w:t>
       </w:r>
-      <w:hyperlink r:id="rId114">
+      <w:hyperlink r:id="rId119">
         <w:r>
           <w:rPr>
             <w:lang w:val="sw_KE" w:bidi="sw_KE"/>
@@ -4053,7 +4243,7 @@
         </w:rPr>
         <w:t>Mwana wa Aramu na mjukuu wa Shemu (</w:t>
       </w:r>
-      <w:hyperlink r:id="rId115">
+      <w:hyperlink r:id="rId120">
         <w:r>
           <w:rPr>
             <w:lang w:val="sw_KE" w:bidi="sw_KE"/>
@@ -4071,7 +4261,7 @@
         </w:rPr>
         <w:t xml:space="preserve">). Katika </w:t>
       </w:r>
-      <w:hyperlink r:id="rId116">
+      <w:hyperlink r:id="rId121">
         <w:r>
           <w:rPr>
             <w:lang w:val="sw_KE" w:bidi="sw_KE"/>
@@ -4137,7 +4327,7 @@
         </w:rPr>
         <w:t xml:space="preserve">Kupanda na kufurika kwa maji hadi kufunika ardhi, hasa gharika inayohusishwa na Noa katika </w:t>
       </w:r>
-      <w:hyperlink r:id="rId117">
+      <w:hyperlink r:id="rId122">
         <w:r>
           <w:rPr>
             <w:lang w:val="sw_KE" w:bidi="sw_KE"/>
@@ -4180,7 +4370,7 @@
         </w:rPr>
         <w:t xml:space="preserve">Hadithi ya gharika ya Noa inasimuliwa katika </w:t>
       </w:r>
-      <w:hyperlink r:id="rId117">
+      <w:hyperlink r:id="rId122">
         <w:r>
           <w:rPr>
             <w:lang w:val="sw_KE" w:bidi="sw_KE"/>
@@ -4198,7 +4388,7 @@
         </w:rPr>
         <w:t>. Inatajwa mara nyingi katika Biblia, siku zote kama tukio la kweli (</w:t>
       </w:r>
-      <w:hyperlink r:id="rId118">
+      <w:hyperlink r:id="rId123">
         <w:r>
           <w:rPr>
             <w:lang w:val="sw_KE" w:bidi="sw_KE"/>
@@ -4216,7 +4406,7 @@
         </w:rPr>
         <w:t xml:space="preserve">; </w:t>
       </w:r>
-      <w:hyperlink r:id="rId119">
+      <w:hyperlink r:id="rId124">
         <w:r>
           <w:rPr>
             <w:lang w:val="sw_KE" w:bidi="sw_KE"/>
@@ -4234,7 +4424,7 @@
         </w:rPr>
         <w:t xml:space="preserve">; </w:t>
       </w:r>
-      <w:hyperlink r:id="rId120">
+      <w:hyperlink r:id="rId125">
         <w:r>
           <w:rPr>
             <w:lang w:val="sw_KE" w:bidi="sw_KE"/>
@@ -4252,7 +4442,7 @@
         </w:rPr>
         <w:t>–</w:t>
       </w:r>
-      <w:hyperlink r:id="rId120">
+      <w:hyperlink r:id="rId125">
         <w:r>
           <w:rPr>
             <w:lang w:val="sw_KE" w:bidi="sw_KE"/>
@@ -4270,7 +4460,7 @@
         </w:rPr>
         <w:t xml:space="preserve">; </w:t>
       </w:r>
-      <w:hyperlink r:id="rId121">
+      <w:hyperlink r:id="rId126">
         <w:r>
           <w:rPr>
             <w:lang w:val="sw_KE" w:bidi="sw_KE"/>
@@ -4288,7 +4478,7 @@
         </w:rPr>
         <w:t xml:space="preserve">; </w:t>
       </w:r>
-      <w:hyperlink r:id="rId122">
+      <w:hyperlink r:id="rId127">
         <w:r>
           <w:rPr>
             <w:lang w:val="sw_KE" w:bidi="sw_KE"/>
@@ -4306,7 +4496,7 @@
         </w:rPr>
         <w:t>). Katika Biblia, Mungu alituma gharika kwa sababu ya dhambi, ambayo ilikuwa mbaya sana kwamba “uovu wa mwanadamu ulikuwa mkubwa duniani” (</w:t>
       </w:r>
-      <w:hyperlink r:id="rId123">
+      <w:hyperlink r:id="rId128">
         <w:r>
           <w:rPr>
             <w:lang w:val="sw_KE" w:bidi="sw_KE"/>
@@ -4324,7 +4514,7 @@
         </w:rPr>
         <w:t xml:space="preserve">). Mungu aliamua kuwaangamiza wote na kuanza tena na watu ambao wangemtii (linganisha </w:t>
       </w:r>
-      <w:hyperlink r:id="rId124">
+      <w:hyperlink r:id="rId129">
         <w:r>
           <w:rPr>
             <w:lang w:val="sw_KE" w:bidi="sw_KE"/>
@@ -4356,7 +4546,7 @@
         </w:rPr>
         <w:t>Noa alitumia miaka 120 kujenga meli kubwa na kuwaonya watu kuhusu hukumu inayokuja kutoka kwa Mungu (</w:t>
       </w:r>
-      <w:hyperlink r:id="rId125">
+      <w:hyperlink r:id="rId130">
         <w:r>
           <w:rPr>
             <w:lang w:val="sw_KE" w:bidi="sw_KE"/>
@@ -4374,7 +4564,7 @@
         </w:rPr>
         <w:t xml:space="preserve">; linganisha </w:t>
       </w:r>
-      <w:hyperlink r:id="rId126">
+      <w:hyperlink r:id="rId131">
         <w:r>
           <w:rPr>
             <w:lang w:val="sw_KE" w:bidi="sw_KE"/>
@@ -4392,6 +4582,24 @@
         </w:rPr>
         <w:t xml:space="preserve">; </w:t>
       </w:r>
+      <w:hyperlink r:id="rId132">
+        <w:r>
+          <w:rPr>
+            <w:lang w:val="sw_KE" w:bidi="sw_KE"/>
+          </w:rPr>
+          <w:rPr>
+            <w:color w:val="0000EE"/>
+            <w:u w:val="single"/>
+          </w:rPr>
+          <w:t>1 Petro 3:20</w:t>
+        </w:r>
+      </w:hyperlink>
+      <w:r>
+        <w:rPr>
+          <w:lang w:val="sw_KE" w:bidi="sw_KE"/>
+        </w:rPr>
+        <w:t xml:space="preserve">; </w:t>
+      </w:r>
       <w:hyperlink r:id="rId127">
         <w:r>
           <w:rPr>
@@ -4401,7 +4609,61 @@
             <w:color w:val="0000EE"/>
             <w:u w:val="single"/>
           </w:rPr>
-          <w:t>1 Petro 3:20</w:t>
+          <w:t>2 Petro 2:5</w:t>
+        </w:r>
+      </w:hyperlink>
+      <w:r>
+        <w:rPr>
+          <w:lang w:val="sw_KE" w:bidi="sw_KE"/>
+        </w:rPr>
+        <w:t>). Wakati gharika ilipokuja, mvua ilinyesha kwa nguvu, na maji ya chini ya ardhi yakapanda (</w:t>
+      </w:r>
+      <w:hyperlink r:id="rId133">
+        <w:r>
+          <w:rPr>
+            <w:lang w:val="sw_KE" w:bidi="sw_KE"/>
+          </w:rPr>
+          <w:rPr>
+            <w:color w:val="0000EE"/>
+            <w:u w:val="single"/>
+          </w:rPr>
+          <w:t>Mwanzo 7:11</w:t>
+        </w:r>
+      </w:hyperlink>
+      <w:r>
+        <w:rPr>
+          <w:lang w:val="sw_KE" w:bidi="sw_KE"/>
+        </w:rPr>
+        <w:t>). Ni familia ya Noa pekee na wanyama wa nchi aliowaleta kwenye meli ndio waliosalimika kutoka kwa maji. Gharika ilidumu kwa zaidi ya mwaka mmoja. Hatimaye, maji yalishuka, na ardhi ikawa kavu tena (</w:t>
+      </w:r>
+      <w:hyperlink r:id="rId134">
+        <w:r>
+          <w:rPr>
+            <w:lang w:val="sw_KE" w:bidi="sw_KE"/>
+          </w:rPr>
+          <w:rPr>
+            <w:color w:val="0000EE"/>
+            <w:u w:val="single"/>
+          </w:rPr>
+          <w:t>Mwanzo 7:6</w:t>
+        </w:r>
+      </w:hyperlink>
+      <w:r>
+        <w:rPr>
+          <w:lang w:val="sw_KE" w:bidi="sw_KE"/>
+        </w:rPr>
+        <w:t>–</w:t>
+      </w:r>
+      <w:hyperlink r:id="rId134">
+        <w:r>
+          <w:rPr>
+            <w:lang w:val="sw_KE" w:bidi="sw_KE"/>
+          </w:rPr>
+          <w:rPr>
+            <w:color w:val="0000EE"/>
+            <w:u w:val="single"/>
+          </w:rPr>
+          <w:t>12, 24</w:t>
         </w:r>
       </w:hyperlink>
       <w:r>
@@ -4410,52 +4672,16 @@
         </w:rPr>
         <w:t xml:space="preserve">; </w:t>
       </w:r>
-      <w:hyperlink r:id="rId122">
-        <w:r>
-          <w:rPr>
-            <w:lang w:val="sw_KE" w:bidi="sw_KE"/>
-          </w:rPr>
-          <w:rPr>
-            <w:color w:val="0000EE"/>
-            <w:u w:val="single"/>
-          </w:rPr>
-          <w:t>2 Petro 2:5</w:t>
-        </w:r>
-      </w:hyperlink>
-      <w:r>
-        <w:rPr>
-          <w:lang w:val="sw_KE" w:bidi="sw_KE"/>
-        </w:rPr>
-        <w:t>). Wakati gharika ilipokuja, mvua ilinyesha kwa nguvu, na maji ya chini ya ardhi yakapanda (</w:t>
-      </w:r>
-      <w:hyperlink r:id="rId128">
-        <w:r>
-          <w:rPr>
-            <w:lang w:val="sw_KE" w:bidi="sw_KE"/>
-          </w:rPr>
-          <w:rPr>
-            <w:color w:val="0000EE"/>
-            <w:u w:val="single"/>
-          </w:rPr>
-          <w:t>Mwanzo 7:11</w:t>
-        </w:r>
-      </w:hyperlink>
-      <w:r>
-        <w:rPr>
-          <w:lang w:val="sw_KE" w:bidi="sw_KE"/>
-        </w:rPr>
-        <w:t>). Ni familia ya Noa pekee na wanyama wa nchi aliowaleta kwenye meli ndio waliosalimika kutoka kwa maji. Gharika ilidumu kwa zaidi ya mwaka mmoja. Hatimaye, maji yalishuka, na ardhi ikawa kavu tena (</w:t>
-      </w:r>
-      <w:hyperlink r:id="rId129">
-        <w:r>
-          <w:rPr>
-            <w:lang w:val="sw_KE" w:bidi="sw_KE"/>
-          </w:rPr>
-          <w:rPr>
-            <w:color w:val="0000EE"/>
-            <w:u w:val="single"/>
-          </w:rPr>
-          <w:t>Mwanzo 7:6</w:t>
+      <w:hyperlink r:id="rId135">
+        <w:r>
+          <w:rPr>
+            <w:lang w:val="sw_KE" w:bidi="sw_KE"/>
+          </w:rPr>
+          <w:rPr>
+            <w:color w:val="0000EE"/>
+            <w:u w:val="single"/>
+          </w:rPr>
+          <w:t>8:3</w:t>
         </w:r>
       </w:hyperlink>
       <w:r>
@@ -4464,16 +4690,95 @@
         </w:rPr>
         <w:t>–</w:t>
       </w:r>
-      <w:hyperlink r:id="rId129">
-        <w:r>
-          <w:rPr>
-            <w:lang w:val="sw_KE" w:bidi="sw_KE"/>
-          </w:rPr>
-          <w:rPr>
-            <w:color w:val="0000EE"/>
-            <w:u w:val="single"/>
-          </w:rPr>
-          <w:t>12, 24</w:t>
+      <w:hyperlink r:id="rId135">
+        <w:r>
+          <w:rPr>
+            <w:lang w:val="sw_KE" w:bidi="sw_KE"/>
+          </w:rPr>
+          <w:rPr>
+            <w:color w:val="0000EE"/>
+            <w:u w:val="single"/>
+          </w:rPr>
+          <w:t>6, 10</w:t>
+        </w:r>
+      </w:hyperlink>
+      <w:r>
+        <w:rPr>
+          <w:lang w:val="sw_KE" w:bidi="sw_KE"/>
+        </w:rPr>
+        <w:t>–</w:t>
+      </w:r>
+      <w:hyperlink r:id="rId135">
+        <w:r>
+          <w:rPr>
+            <w:lang w:val="sw_KE" w:bidi="sw_KE"/>
+          </w:rPr>
+          <w:rPr>
+            <w:color w:val="0000EE"/>
+            <w:u w:val="single"/>
+          </w:rPr>
+          <w:t>14</w:t>
+        </w:r>
+      </w:hyperlink>
+      <w:r>
+        <w:rPr>
+          <w:lang w:val="sw_KE" w:bidi="sw_KE"/>
+        </w:rPr>
+        <w:t>). Wakati Noa na familia yake walipotoka kwenye safina, walitoa dhabihu kwa Mungu kumshukuru. Mungu aliahidi hatatuma tena gharika nyingine kuharibu dunia.</w:t>
+      </w:r>
+    </w:p>
+    <w:p>
+      <w:pPr>
+        <w:pStyle w:val="Heading3"/>
+      </w:pPr>
+      <w:r>
+        <w:rPr>
+          <w:lang w:val="sw_KE" w:bidi="sw_KE"/>
+        </w:rPr>
+        <w:t>Ukubwa wa Mafuriko</w:t>
+      </w:r>
+    </w:p>
+    <w:p>
+      <w:pPr/>
+      <w:r>
+        <w:rPr>
+          <w:lang w:val="sw_KE" w:bidi="sw_KE"/>
+        </w:rPr>
+      </w:r>
+      <w:r>
+        <w:rPr>
+          <w:lang w:val="sw_KE" w:bidi="sw_KE"/>
+        </w:rPr>
+        <w:t>Wale wanaoamini kuwa kisa cha gharika ni cha kweli wanatofautiana kuhusu ukubwa wake. Hadithi inaonekana kupendekeza kwamba dunia yote ilifunikwa na maji hadi juu ya milima mirefu zaidi (</w:t>
+      </w:r>
+      <w:hyperlink r:id="rId136">
+        <w:r>
+          <w:rPr>
+            <w:lang w:val="sw_KE" w:bidi="sw_KE"/>
+          </w:rPr>
+          <w:rPr>
+            <w:color w:val="0000EE"/>
+            <w:u w:val="single"/>
+          </w:rPr>
+          <w:t>Mwanzo 7:17</w:t>
+        </w:r>
+      </w:hyperlink>
+      <w:r>
+        <w:rPr>
+          <w:lang w:val="sw_KE" w:bidi="sw_KE"/>
+        </w:rPr>
+        <w:t>–</w:t>
+      </w:r>
+      <w:hyperlink r:id="rId136">
+        <w:r>
+          <w:rPr>
+            <w:lang w:val="sw_KE" w:bidi="sw_KE"/>
+          </w:rPr>
+          <w:rPr>
+            <w:color w:val="0000EE"/>
+            <w:u w:val="single"/>
+          </w:rPr>
+          <w:t>20</w:t>
         </w:r>
       </w:hyperlink>
       <w:r>
@@ -4482,16 +4787,288 @@
         </w:rPr>
         <w:t xml:space="preserve">; </w:t>
       </w:r>
-      <w:hyperlink r:id="rId130">
-        <w:r>
-          <w:rPr>
-            <w:lang w:val="sw_KE" w:bidi="sw_KE"/>
-          </w:rPr>
-          <w:rPr>
-            <w:color w:val="0000EE"/>
-            <w:u w:val="single"/>
-          </w:rPr>
-          <w:t>8:3</w:t>
+      <w:hyperlink r:id="rId137">
+        <w:r>
+          <w:rPr>
+            <w:lang w:val="sw_KE" w:bidi="sw_KE"/>
+          </w:rPr>
+          <w:rPr>
+            <w:color w:val="0000EE"/>
+            <w:u w:val="single"/>
+          </w:rPr>
+          <w:t>8:4</w:t>
+        </w:r>
+      </w:hyperlink>
+      <w:r>
+        <w:rPr>
+          <w:lang w:val="sw_KE" w:bidi="sw_KE"/>
+        </w:rPr>
+        <w:t>). Wengine wamedai kwamba maji yaliyofunika “milima yote mirefu chini ya mbingu zote” (</w:t>
+      </w:r>
+      <w:hyperlink r:id="rId138">
+        <w:r>
+          <w:rPr>
+            <w:lang w:val="sw_KE" w:bidi="sw_KE"/>
+          </w:rPr>
+          <w:rPr>
+            <w:color w:val="0000EE"/>
+            <w:u w:val="single"/>
+          </w:rPr>
+          <w:t>Mwanzo 7:19</w:t>
+        </w:r>
+      </w:hyperlink>
+      <w:r>
+        <w:rPr>
+          <w:lang w:val="sw_KE" w:bidi="sw_KE"/>
+        </w:rPr>
+        <w:t xml:space="preserve">) yangefunika dunia nzima. Wale wanaodai gharika ilikuwa ya eneo la ndani wanaona kwamba maandiko yanasema </w:t>
+      </w:r>
+      <w:r>
+        <w:rPr>
+          <w:i/>
+          <w:lang w:val="sw_KE" w:bidi="sw_KE"/>
+        </w:rPr>
+        <w:t xml:space="preserve">ilionekana </w:t>
+      </w:r>
+      <w:r>
+        <w:rPr>
+          <w:lang w:val="sw_KE" w:bidi="sw_KE"/>
+        </w:rPr>
+        <w:t xml:space="preserve">kama dunia yote ilifunikwa na maji. Kwa hivyo, gharika ya ulimwengu mzima haikuwa ya lazima. Mungu alitaka kuwaangamiza wanadamu, ambao huenda walikuwa wakiishi Mesopotamia pekee wakati huo. Wengine wanadai kwamba katika Biblia, “dunia” mara nyingi haimaanishi kihalisi. Katika </w:t>
+      </w:r>
+      <w:hyperlink r:id="rId139">
+        <w:r>
+          <w:rPr>
+            <w:lang w:val="sw_KE" w:bidi="sw_KE"/>
+          </w:rPr>
+          <w:rPr>
+            <w:color w:val="0000EE"/>
+            <w:u w:val="single"/>
+          </w:rPr>
+          <w:t>Mwanzo 1:1</w:t>
+        </w:r>
+      </w:hyperlink>
+      <w:r>
+        <w:rPr>
+          <w:lang w:val="sw_KE" w:bidi="sw_KE"/>
+        </w:rPr>
+        <w:t>, “mbingu na dunia” inamaanisha "ulimwengu." Wakati mwingine “dunia” inaelezea nchi moja (</w:t>
+      </w:r>
+      <w:hyperlink r:id="rId140">
+        <w:r>
+          <w:rPr>
+            <w:lang w:val="sw_KE" w:bidi="sw_KE"/>
+          </w:rPr>
+          <w:rPr>
+            <w:color w:val="0000EE"/>
+            <w:u w:val="single"/>
+          </w:rPr>
+          <w:t>Mwanzo 47:13</w:t>
+        </w:r>
+      </w:hyperlink>
+      <w:r>
+        <w:rPr>
+          <w:lang w:val="sw_KE" w:bidi="sw_KE"/>
+        </w:rPr>
+        <w:t>), ardhi yenyewe (</w:t>
+      </w:r>
+      <w:hyperlink r:id="rId141">
+        <w:r>
+          <w:rPr>
+            <w:lang w:val="sw_KE" w:bidi="sw_KE"/>
+          </w:rPr>
+          <w:rPr>
+            <w:color w:val="0000EE"/>
+            <w:u w:val="single"/>
+          </w:rPr>
+          <w:t>23:15</w:t>
+        </w:r>
+      </w:hyperlink>
+      <w:r>
+        <w:rPr>
+          <w:lang w:val="sw_KE" w:bidi="sw_KE"/>
+        </w:rPr>
+        <w:t>), na kadhalika. Kwa hivyo, si lazima kufikiria kwamba hadithi ya gharika katika Mwanzo inamaanisha dunia nzima ilifunikwa na maji.</w:t>
+      </w:r>
+    </w:p>
+    <w:p>
+      <w:pPr/>
+      <w:r>
+        <w:rPr>
+          <w:lang w:val="sw_KE" w:bidi="sw_KE"/>
+        </w:rPr>
+      </w:r>
+      <w:r>
+        <w:rPr>
+          <w:lang w:val="sw_KE" w:bidi="sw_KE"/>
+        </w:rPr>
+        <w:t xml:space="preserve">Baadhi ya watu wanaoamini katika gharika ya ulimwengu wanasema kwamba kuna visukuku vya baharini juu ya milima, kwa hivyo maji lazima yalikuwa yameyafunika. Wengine hawakubaliani, wakisema kwamba milima yote hapo awali ilitoka baharini, kwa hivyo ni jambo la kawaida kwamba kuna ushahidi wa maisha ya baharini juu yake. Imani za kidini na tafsiri za Biblia zinaathiri kama watu wanaamini gharika ilikuwa ya kimataifa au ya eneo. </w:t>
+      </w:r>
+      <w:r>
+        <w:rPr>
+          <w:i/>
+          <w:lang w:val="sw_KE" w:bidi="sw_KE"/>
+        </w:rPr>
+        <w:t xml:space="preserve">Tazama </w:t>
+      </w:r>
+      <w:r>
+        <w:rPr>
+          <w:lang w:val="sw_KE" w:bidi="sw_KE"/>
+        </w:rPr>
+        <w:t>“Ushahidi wa Kisayansi kwa Gharika?”</w:t>
+      </w:r>
+      <w:r>
+        <w:rPr>
+          <w:lang w:val="sw_KE" w:bidi="sw_KE"/>
+        </w:rPr>
+        <w:t>.</w:t>
+      </w:r>
+    </w:p>
+    <w:p>
+      <w:pPr/>
+      <w:r>
+        <w:rPr>
+          <w:lang w:val="sw_KE" w:bidi="sw_KE"/>
+        </w:rPr>
+      </w:r>
+      <w:r>
+        <w:rPr>
+          <w:i/>
+          <w:lang w:val="sw_KE" w:bidi="sw_KE"/>
+        </w:rPr>
+        <w:t>Tazama pia</w:t>
+      </w:r>
+      <w:r>
+        <w:rPr>
+          <w:lang w:val="sw_KE" w:bidi="sw_KE"/>
+        </w:rPr>
+        <w:t xml:space="preserve"> </w:t>
+      </w:r>
+      <w:r>
+        <w:rPr>
+          <w:lang w:val="sw_KE" w:bidi="sw_KE"/>
+        </w:rPr>
+        <w:t>Utenzi wa Gilgamesh</w:t>
+      </w:r>
+      <w:r>
+        <w:rPr>
+          <w:lang w:val="sw_KE" w:bidi="sw_KE"/>
+        </w:rPr>
+        <w:t xml:space="preserve">; </w:t>
+      </w:r>
+      <w:r>
+        <w:rPr>
+          <w:lang w:val="sw_KE" w:bidi="sw_KE"/>
+        </w:rPr>
+        <w:t>Noa #1</w:t>
+      </w:r>
+      <w:r>
+        <w:rPr>
+          <w:lang w:val="sw_KE" w:bidi="sw_KE"/>
+        </w:rPr>
+        <w:t>.</w:t>
+      </w:r>
+      <w:r>
+        <w:rPr>
+          <w:lang w:val="sw_KE" w:bidi="sw_KE"/>
+        </w:rPr>
+      </w:r>
+      <w:r>
+        <w:rPr>
+          <w:lang w:val="sw_KE" w:bidi="sw_KE"/>
+        </w:rPr>
+      </w:r>
+    </w:p>
+    <w:p>
+      <w:pPr/>
+      <w:r>
+        <w:rPr>
+          <w:lang w:val="sw_KE" w:bidi="sw_KE"/>
+        </w:rPr>
+      </w:r>
+    </w:p>
+    <w:p>
+      <w:pPr>
+        <w:pStyle w:val="Heading2"/>
+      </w:pPr>
+      <w:r>
+        <w:rPr>
+          <w:lang w:val="sw_KE" w:bidi="sw_KE"/>
+        </w:rPr>
+        <w:t>Giza</w:t>
+      </w:r>
+      <w:r>
+        <w:rPr>
+          <w:lang w:val="sw_KE" w:bidi="sw_KE"/>
+        </w:rPr>
+      </w:r>
+    </w:p>
+    <w:p>
+      <w:pPr/>
+      <w:r>
+        <w:rPr>
+          <w:lang w:val="sw_KE" w:bidi="sw_KE"/>
+        </w:rPr>
+      </w:r>
+      <w:r>
+        <w:rPr>
+          <w:lang w:val="sw_KE" w:bidi="sw_KE"/>
+        </w:rPr>
+        <w:t>Ukosefu wa mwanga au mwangaza. Katika Biblia, neno "giza" mara nyingi lina maana ya mfano badala ya kuelezea tu maeneo yasiyo na mwanga.</w:t>
+      </w:r>
+    </w:p>
+    <w:p>
+      <w:pPr>
+        <w:pStyle w:val="Heading3"/>
+      </w:pPr>
+      <w:r>
+        <w:rPr>
+          <w:lang w:val="sw_KE" w:bidi="sw_KE"/>
+        </w:rPr>
+        <w:t>Giza halisi katika Biblia</w:t>
+      </w:r>
+    </w:p>
+    <w:p>
+      <w:pPr/>
+      <w:r>
+        <w:rPr>
+          <w:lang w:val="sw_KE" w:bidi="sw_KE"/>
+        </w:rPr>
+      </w:r>
+      <w:r>
+        <w:rPr>
+          <w:lang w:val="sw_KE" w:bidi="sw_KE"/>
+        </w:rPr>
+        <w:t>Katika hadithi ya uumbaji, Mungu aliumba dunia bila mwanga mwanzoni. Kisha Mungu akaamuru mwanga uonekane, na akatenganisha mwanga na giza. Aliita giza "usiku" (</w:t>
+      </w:r>
+      <w:hyperlink r:id="rId142">
+        <w:r>
+          <w:rPr>
+            <w:lang w:val="sw_KE" w:bidi="sw_KE"/>
+          </w:rPr>
+          <w:rPr>
+            <w:color w:val="0000EE"/>
+            <w:u w:val="single"/>
+          </w:rPr>
+          <w:t>Mwanzo 1:2, 4–5, 18</w:t>
+        </w:r>
+      </w:hyperlink>
+      <w:r>
+        <w:rPr>
+          <w:lang w:val="sw_KE" w:bidi="sw_KE"/>
+        </w:rPr>
+        <w:t>). Giza halisi pia linatajwa wakati wa mapigo huko Misri. Pigo la tisa lilikuwa giza ambalo lingeweza "kuhisiwa" (</w:t>
+      </w:r>
+      <w:hyperlink r:id="rId143">
+        <w:r>
+          <w:rPr>
+            <w:lang w:val="sw_KE" w:bidi="sw_KE"/>
+          </w:rPr>
+          <w:rPr>
+            <w:color w:val="0000EE"/>
+            <w:u w:val="single"/>
+          </w:rPr>
+          <w:t>Kutoka 10:21</w:t>
         </w:r>
       </w:hyperlink>
       <w:r>
@@ -4500,41 +5077,145 @@
         </w:rPr>
         <w:t>–</w:t>
       </w:r>
-      <w:hyperlink r:id="rId130">
-        <w:r>
-          <w:rPr>
-            <w:lang w:val="sw_KE" w:bidi="sw_KE"/>
-          </w:rPr>
-          <w:rPr>
-            <w:color w:val="0000EE"/>
-            <w:u w:val="single"/>
-          </w:rPr>
-          <w:t>6, 10</w:t>
-        </w:r>
-      </w:hyperlink>
-      <w:r>
-        <w:rPr>
-          <w:lang w:val="sw_KE" w:bidi="sw_KE"/>
-        </w:rPr>
-        <w:t>–</w:t>
-      </w:r>
-      <w:hyperlink r:id="rId130">
-        <w:r>
-          <w:rPr>
-            <w:lang w:val="sw_KE" w:bidi="sw_KE"/>
-          </w:rPr>
-          <w:rPr>
-            <w:color w:val="0000EE"/>
-            <w:u w:val="single"/>
-          </w:rPr>
-          <w:t>14</w:t>
-        </w:r>
-      </w:hyperlink>
-      <w:r>
-        <w:rPr>
-          <w:lang w:val="sw_KE" w:bidi="sw_KE"/>
-        </w:rPr>
-        <w:t>). Wakati Noa na familia yake walipotoka kwenye safina, walitoa dhabihu kwa Mungu kumshukuru. Mungu aliahidi hatatuma tena gharika nyingine kuharibu dunia.</w:t>
+      <w:hyperlink r:id="rId143">
+        <w:r>
+          <w:rPr>
+            <w:lang w:val="sw_KE" w:bidi="sw_KE"/>
+          </w:rPr>
+          <w:rPr>
+            <w:color w:val="0000EE"/>
+            <w:u w:val="single"/>
+          </w:rPr>
+          <w:t>23</w:t>
+        </w:r>
+      </w:hyperlink>
+      <w:r>
+        <w:rPr>
+          <w:lang w:val="sw_KE" w:bidi="sw_KE"/>
+        </w:rPr>
+        <w:t>). Giza hilo lilidumu kwa siku tatu na liliwaathiri tu Wamisri. Popote Wamisri walipokuwa, palikuwa na giza, lakini mahali Waisraeli walipokuwa, palikuwa na mwanga. Waisraeli waliondoka Misri wakiwa wameandamana na wingu lililowapa Waisraeli mwanga lakini Wamisri walikuwa katika giza (</w:t>
+      </w:r>
+      <w:hyperlink r:id="rId144">
+        <w:r>
+          <w:rPr>
+            <w:lang w:val="sw_KE" w:bidi="sw_KE"/>
+          </w:rPr>
+          <w:rPr>
+            <w:color w:val="0000EE"/>
+            <w:u w:val="single"/>
+          </w:rPr>
+          <w:t>Kutoka 14:20</w:t>
+        </w:r>
+      </w:hyperlink>
+      <w:r>
+        <w:rPr>
+          <w:lang w:val="sw_KE" w:bidi="sw_KE"/>
+        </w:rPr>
+        <w:t>). Biblia inasema kwamba wezi na wazinzi hufanya matendo yao maovu gizani au usiku (</w:t>
+      </w:r>
+      <w:hyperlink r:id="rId145">
+        <w:r>
+          <w:rPr>
+            <w:lang w:val="sw_KE" w:bidi="sw_KE"/>
+          </w:rPr>
+          <w:rPr>
+            <w:color w:val="0000EE"/>
+            <w:u w:val="single"/>
+          </w:rPr>
+          <w:t>Ayubu 24:16–17</w:t>
+        </w:r>
+      </w:hyperlink>
+      <w:r>
+        <w:rPr>
+          <w:lang w:val="sw_KE" w:bidi="sw_KE"/>
+        </w:rPr>
+        <w:t>).</w:t>
+      </w:r>
+    </w:p>
+    <w:p>
+      <w:pPr/>
+      <w:r>
+        <w:rPr>
+          <w:lang w:val="sw_KE" w:bidi="sw_KE"/>
+        </w:rPr>
+      </w:r>
+      <w:r>
+        <w:rPr>
+          <w:lang w:val="sw_KE" w:bidi="sw_KE"/>
+        </w:rPr>
+        <w:t>Agano Jipya linataja giza halisi (sio giza la mfano) mara mbili. Mara ya kwanza ilikuwa wakati Yesu alipokufa msalabani. Kwa masaa matatu, kuanzia mchana hadi saa 9:00 alasiri, nchi ilifunikwa na giza (</w:t>
+      </w:r>
+      <w:hyperlink r:id="rId146">
+        <w:r>
+          <w:rPr>
+            <w:lang w:val="sw_KE" w:bidi="sw_KE"/>
+          </w:rPr>
+          <w:rPr>
+            <w:color w:val="0000EE"/>
+            <w:u w:val="single"/>
+          </w:rPr>
+          <w:t>Mathayo 27:45</w:t>
+        </w:r>
+      </w:hyperlink>
+      <w:r>
+        <w:rPr>
+          <w:lang w:val="sw_KE" w:bidi="sw_KE"/>
+        </w:rPr>
+        <w:t xml:space="preserve">; </w:t>
+      </w:r>
+      <w:hyperlink r:id="rId147">
+        <w:r>
+          <w:rPr>
+            <w:lang w:val="sw_KE" w:bidi="sw_KE"/>
+          </w:rPr>
+          <w:rPr>
+            <w:color w:val="0000EE"/>
+            <w:u w:val="single"/>
+          </w:rPr>
+          <w:t>Marko 15:33</w:t>
+        </w:r>
+      </w:hyperlink>
+      <w:r>
+        <w:rPr>
+          <w:lang w:val="sw_KE" w:bidi="sw_KE"/>
+        </w:rPr>
+        <w:t xml:space="preserve">; </w:t>
+      </w:r>
+      <w:hyperlink r:id="rId148">
+        <w:r>
+          <w:rPr>
+            <w:lang w:val="sw_KE" w:bidi="sw_KE"/>
+          </w:rPr>
+          <w:rPr>
+            <w:color w:val="0000EE"/>
+            <w:u w:val="single"/>
+          </w:rPr>
+          <w:t>Luka 23:44</w:t>
+        </w:r>
+      </w:hyperlink>
+      <w:r>
+        <w:rPr>
+          <w:lang w:val="sw_KE" w:bidi="sw_KE"/>
+        </w:rPr>
+        <w:t>). Wakati wa kuja kwa pili kwa Kristo, "jua litatiwa giza, na mwezi hautatoa nuru yake" (</w:t>
+      </w:r>
+      <w:hyperlink r:id="rId149">
+        <w:r>
+          <w:rPr>
+            <w:lang w:val="sw_KE" w:bidi="sw_KE"/>
+          </w:rPr>
+          <w:rPr>
+            <w:color w:val="0000EE"/>
+            <w:u w:val="single"/>
+          </w:rPr>
+          <w:t>Mathayo 24:29</w:t>
+        </w:r>
+      </w:hyperlink>
+      <w:r>
+        <w:rPr>
+          <w:lang w:val="sw_KE" w:bidi="sw_KE"/>
+        </w:rPr>
+        <w:t>).</w:t>
       </w:r>
     </w:p>
     <w:p>
@@ -4545,7 +5226,7 @@
         <w:rPr>
           <w:lang w:val="sw_KE" w:bidi="sw_KE"/>
         </w:rPr>
-        <w:t>Ukubwa wa Mafuriko</w:t>
+        <w:t>Uongozi wa Mungu juu ya Nuru na Giza</w:t>
       </w:r>
     </w:p>
     <w:p>
@@ -4559,36 +5240,18 @@
         <w:rPr>
           <w:lang w:val="sw_KE" w:bidi="sw_KE"/>
         </w:rPr>
-        <w:t>Wale wanaoamini kuwa kisa cha gharika ni cha kweli wanatofautiana kuhusu ukubwa wake. Hadithi inaonekana kupendekeza kwamba dunia yote ilifunikwa na maji hadi juu ya milima mirefu zaidi (</w:t>
-      </w:r>
-      <w:hyperlink r:id="rId131">
-        <w:r>
-          <w:rPr>
-            <w:lang w:val="sw_KE" w:bidi="sw_KE"/>
-          </w:rPr>
-          <w:rPr>
-            <w:color w:val="0000EE"/>
-            <w:u w:val="single"/>
-          </w:rPr>
-          <w:t>Mwanzo 7:17</w:t>
-        </w:r>
-      </w:hyperlink>
-      <w:r>
-        <w:rPr>
-          <w:lang w:val="sw_KE" w:bidi="sw_KE"/>
-        </w:rPr>
-        <w:t>–</w:t>
-      </w:r>
-      <w:hyperlink r:id="rId131">
-        <w:r>
-          <w:rPr>
-            <w:lang w:val="sw_KE" w:bidi="sw_KE"/>
-          </w:rPr>
-          <w:rPr>
-            <w:color w:val="0000EE"/>
-            <w:u w:val="single"/>
-          </w:rPr>
-          <w:t>20</w:t>
+        <w:t>Mistari kadhaa ya Biblia inaelezea giza linalozunguka Mungu. Hii huanza na wazo la ukosefu wa mwanga lakini kisha inakua kuwa na maana ya kina zaidi. Mungu alizungumza na Mose kwenye Mlima Sinai kutoka kwenye wingu zito, jeusi (</w:t>
+      </w:r>
+      <w:hyperlink r:id="rId150">
+        <w:r>
+          <w:rPr>
+            <w:lang w:val="sw_KE" w:bidi="sw_KE"/>
+          </w:rPr>
+          <w:rPr>
+            <w:color w:val="0000EE"/>
+            <w:u w:val="single"/>
+          </w:rPr>
+          <w:t>Kutoka 20:21</w:t>
         </w:r>
       </w:hyperlink>
       <w:r>
@@ -4597,374 +5260,70 @@
         </w:rPr>
         <w:t xml:space="preserve">; </w:t>
       </w:r>
-      <w:hyperlink r:id="rId132">
-        <w:r>
-          <w:rPr>
-            <w:lang w:val="sw_KE" w:bidi="sw_KE"/>
-          </w:rPr>
-          <w:rPr>
-            <w:color w:val="0000EE"/>
-            <w:u w:val="single"/>
-          </w:rPr>
-          <w:t>8:4</w:t>
-        </w:r>
-      </w:hyperlink>
-      <w:r>
-        <w:rPr>
-          <w:lang w:val="sw_KE" w:bidi="sw_KE"/>
-        </w:rPr>
-        <w:t>). Wengine wamedai kwamba maji yaliyofunika “milima yote mirefu chini ya mbingu zote” (</w:t>
-      </w:r>
-      <w:hyperlink r:id="rId133">
-        <w:r>
-          <w:rPr>
-            <w:lang w:val="sw_KE" w:bidi="sw_KE"/>
-          </w:rPr>
-          <w:rPr>
-            <w:color w:val="0000EE"/>
-            <w:u w:val="single"/>
-          </w:rPr>
-          <w:t>Mwanzo 7:19</w:t>
-        </w:r>
-      </w:hyperlink>
-      <w:r>
-        <w:rPr>
-          <w:lang w:val="sw_KE" w:bidi="sw_KE"/>
-        </w:rPr>
-        <w:t xml:space="preserve">) yangefunika dunia nzima. Wale wanaodai gharika ilikuwa ya eneo la ndani wanaona kwamba maandiko yanasema </w:t>
-      </w:r>
-      <w:r>
-        <w:rPr>
-          <w:i/>
-          <w:lang w:val="sw_KE" w:bidi="sw_KE"/>
-        </w:rPr>
-        <w:t xml:space="preserve">ilionekana </w:t>
-      </w:r>
-      <w:r>
-        <w:rPr>
-          <w:lang w:val="sw_KE" w:bidi="sw_KE"/>
-        </w:rPr>
-        <w:t xml:space="preserve">kama dunia yote ilifunikwa na maji. Kwa hivyo, gharika ya ulimwengu mzima haikuwa ya lazima. Mungu alitaka kuwaangamiza wanadamu, ambao huenda walikuwa wakiishi Mesopotamia pekee wakati huo. Wengine wanadai kwamba katika Biblia, “dunia” mara nyingi haimaanishi kihalisi. Katika </w:t>
-      </w:r>
-      <w:hyperlink r:id="rId134">
-        <w:r>
-          <w:rPr>
-            <w:lang w:val="sw_KE" w:bidi="sw_KE"/>
-          </w:rPr>
-          <w:rPr>
-            <w:color w:val="0000EE"/>
-            <w:u w:val="single"/>
-          </w:rPr>
-          <w:t>Mwanzo 1:1</w:t>
-        </w:r>
-      </w:hyperlink>
-      <w:r>
-        <w:rPr>
-          <w:lang w:val="sw_KE" w:bidi="sw_KE"/>
-        </w:rPr>
-        <w:t>, “mbingu na dunia” inamaanisha "ulimwengu." Wakati mwingine “dunia” inaelezea nchi moja (</w:t>
-      </w:r>
-      <w:hyperlink r:id="rId135">
-        <w:r>
-          <w:rPr>
-            <w:lang w:val="sw_KE" w:bidi="sw_KE"/>
-          </w:rPr>
-          <w:rPr>
-            <w:color w:val="0000EE"/>
-            <w:u w:val="single"/>
-          </w:rPr>
-          <w:t>Mwanzo 47:13</w:t>
-        </w:r>
-      </w:hyperlink>
-      <w:r>
-        <w:rPr>
-          <w:lang w:val="sw_KE" w:bidi="sw_KE"/>
-        </w:rPr>
-        <w:t>), ardhi yenyewe (</w:t>
-      </w:r>
-      <w:hyperlink r:id="rId136">
-        <w:r>
-          <w:rPr>
-            <w:lang w:val="sw_KE" w:bidi="sw_KE"/>
-          </w:rPr>
-          <w:rPr>
-            <w:color w:val="0000EE"/>
-            <w:u w:val="single"/>
-          </w:rPr>
-          <w:t>23:15</w:t>
-        </w:r>
-      </w:hyperlink>
-      <w:r>
-        <w:rPr>
-          <w:lang w:val="sw_KE" w:bidi="sw_KE"/>
-        </w:rPr>
-        <w:t>), na kadhalika. Kwa hivyo, si lazima kufikiria kwamba hadithi ya gharika katika Mwanzo inamaanisha dunia nzima ilifunikwa na maji.</w:t>
-      </w:r>
-    </w:p>
-    <w:p>
-      <w:pPr/>
-      <w:r>
-        <w:rPr>
-          <w:lang w:val="sw_KE" w:bidi="sw_KE"/>
-        </w:rPr>
-      </w:r>
-      <w:r>
-        <w:rPr>
-          <w:lang w:val="sw_KE" w:bidi="sw_KE"/>
-        </w:rPr>
-        <w:t xml:space="preserve">Baadhi ya watu wanaoamini katika gharika ya ulimwengu wanasema kwamba kuna visukuku vya baharini juu ya milima, kwa hivyo maji lazima yalikuwa yameyafunika. Wengine hawakubaliani, wakisema kwamba milima yote hapo awali ilitoka baharini, kwa hivyo ni jambo la kawaida kwamba kuna ushahidi wa maisha ya baharini juu yake. Imani za kidini na tafsiri za Biblia zinaathiri kama watu wanaamini gharika ilikuwa ya kimataifa au ya eneo. </w:t>
-      </w:r>
-      <w:r>
-        <w:rPr>
-          <w:i/>
-          <w:lang w:val="sw_KE" w:bidi="sw_KE"/>
-        </w:rPr>
-        <w:t xml:space="preserve">Tazama </w:t>
-      </w:r>
-      <w:r>
-        <w:rPr>
-          <w:lang w:val="sw_KE" w:bidi="sw_KE"/>
-        </w:rPr>
-        <w:t>“Ushahidi wa Kisayansi kwa Gharika?”</w:t>
-      </w:r>
-      <w:r>
-        <w:rPr>
-          <w:lang w:val="sw_KE" w:bidi="sw_KE"/>
-        </w:rPr>
-        <w:t>.</w:t>
-      </w:r>
-    </w:p>
-    <w:p>
-      <w:pPr/>
-      <w:r>
-        <w:rPr>
-          <w:lang w:val="sw_KE" w:bidi="sw_KE"/>
-        </w:rPr>
-      </w:r>
-      <w:r>
-        <w:rPr>
-          <w:i/>
-          <w:lang w:val="sw_KE" w:bidi="sw_KE"/>
-        </w:rPr>
-        <w:t>Tazama pia</w:t>
-      </w:r>
-      <w:r>
-        <w:rPr>
-          <w:lang w:val="sw_KE" w:bidi="sw_KE"/>
-        </w:rPr>
-        <w:t xml:space="preserve"> </w:t>
-      </w:r>
-      <w:r>
-        <w:rPr>
-          <w:lang w:val="sw_KE" w:bidi="sw_KE"/>
-        </w:rPr>
-        <w:t>Utenzi wa Gilgamesh</w:t>
-      </w:r>
+      <w:hyperlink r:id="rId151">
+        <w:r>
+          <w:rPr>
+            <w:lang w:val="sw_KE" w:bidi="sw_KE"/>
+          </w:rPr>
+          <w:rPr>
+            <w:color w:val="0000EE"/>
+            <w:u w:val="single"/>
+          </w:rPr>
+          <w:t>Kumbukumbu la Torati 4:11</w:t>
+        </w:r>
+      </w:hyperlink>
+      <w:r>
+        <w:rPr>
+          <w:lang w:val="sw_KE" w:bidi="sw_KE"/>
+        </w:rPr>
+        <w:t>). Pia, Mungu alizungumza kutoka gizani (</w:t>
+      </w:r>
+      <w:hyperlink r:id="rId152">
+        <w:r>
+          <w:rPr>
+            <w:lang w:val="sw_KE" w:bidi="sw_KE"/>
+          </w:rPr>
+          <w:rPr>
+            <w:color w:val="0000EE"/>
+            <w:u w:val="single"/>
+          </w:rPr>
+          <w:t>Kumbukumbu la Torati 5:23</w:t>
+        </w:r>
+      </w:hyperlink>
+      <w:r>
+        <w:rPr>
+          <w:lang w:val="sw_KE" w:bidi="sw_KE"/>
+        </w:rPr>
+        <w:t>). Giza linaelezewa kama makazi au vazi la Mungu (</w:t>
+      </w:r>
+      <w:hyperlink r:id="rId153">
+        <w:r>
+          <w:rPr>
+            <w:lang w:val="sw_KE" w:bidi="sw_KE"/>
+          </w:rPr>
+          <w:rPr>
+            <w:color w:val="0000EE"/>
+            <w:u w:val="single"/>
+          </w:rPr>
+          <w:t>2 Samweli 22:12</w:t>
+        </w:r>
+      </w:hyperlink>
       <w:r>
         <w:rPr>
           <w:lang w:val="sw_KE" w:bidi="sw_KE"/>
         </w:rPr>
         <w:t xml:space="preserve">; </w:t>
       </w:r>
-      <w:r>
-        <w:rPr>
-          <w:lang w:val="sw_KE" w:bidi="sw_KE"/>
-        </w:rPr>
-        <w:t>Noa #1</w:t>
-      </w:r>
-      <w:r>
-        <w:rPr>
-          <w:lang w:val="sw_KE" w:bidi="sw_KE"/>
-        </w:rPr>
-        <w:t>.</w:t>
-      </w:r>
-      <w:r>
-        <w:rPr>
-          <w:lang w:val="sw_KE" w:bidi="sw_KE"/>
-        </w:rPr>
-      </w:r>
-      <w:r>
-        <w:rPr>
-          <w:lang w:val="sw_KE" w:bidi="sw_KE"/>
-        </w:rPr>
-      </w:r>
-    </w:p>
-    <w:p>
-      <w:pPr/>
-      <w:r>
-        <w:rPr>
-          <w:lang w:val="sw_KE" w:bidi="sw_KE"/>
-        </w:rPr>
-      </w:r>
-    </w:p>
-    <w:p>
-      <w:pPr>
-        <w:pStyle w:val="Heading2"/>
-      </w:pPr>
-      <w:r>
-        <w:rPr>
-          <w:lang w:val="sw_KE" w:bidi="sw_KE"/>
-        </w:rPr>
-        <w:t>Giza</w:t>
-      </w:r>
-      <w:r>
-        <w:rPr>
-          <w:lang w:val="sw_KE" w:bidi="sw_KE"/>
-        </w:rPr>
-      </w:r>
-    </w:p>
-    <w:p>
-      <w:pPr/>
-      <w:r>
-        <w:rPr>
-          <w:lang w:val="sw_KE" w:bidi="sw_KE"/>
-        </w:rPr>
-      </w:r>
-      <w:r>
-        <w:rPr>
-          <w:lang w:val="sw_KE" w:bidi="sw_KE"/>
-        </w:rPr>
-        <w:t>Ukosefu wa mwanga au mwangaza. Katika Biblia, neno "giza" mara nyingi lina maana ya mfano badala ya kuelezea tu maeneo yasiyo na mwanga.</w:t>
-      </w:r>
-    </w:p>
-    <w:p>
-      <w:pPr>
-        <w:pStyle w:val="Heading3"/>
-      </w:pPr>
-      <w:r>
-        <w:rPr>
-          <w:lang w:val="sw_KE" w:bidi="sw_KE"/>
-        </w:rPr>
-        <w:t>Giza halisi katika Biblia</w:t>
-      </w:r>
-    </w:p>
-    <w:p>
-      <w:pPr/>
-      <w:r>
-        <w:rPr>
-          <w:lang w:val="sw_KE" w:bidi="sw_KE"/>
-        </w:rPr>
-      </w:r>
-      <w:r>
-        <w:rPr>
-          <w:lang w:val="sw_KE" w:bidi="sw_KE"/>
-        </w:rPr>
-        <w:t>Katika hadithi ya uumbaji, Mungu aliumba dunia bila mwanga mwanzoni. Kisha Mungu akaamuru mwanga uonekane, na akatenganisha mwanga na giza. Aliita giza "usiku" (</w:t>
-      </w:r>
-      <w:hyperlink r:id="rId137">
-        <w:r>
-          <w:rPr>
-            <w:lang w:val="sw_KE" w:bidi="sw_KE"/>
-          </w:rPr>
-          <w:rPr>
-            <w:color w:val="0000EE"/>
-            <w:u w:val="single"/>
-          </w:rPr>
-          <w:t>Mwanzo 1:2, 4–5, 18</w:t>
-        </w:r>
-      </w:hyperlink>
-      <w:r>
-        <w:rPr>
-          <w:lang w:val="sw_KE" w:bidi="sw_KE"/>
-        </w:rPr>
-        <w:t>). Giza halisi pia linatajwa wakati wa mapigo huko Misri. Pigo la tisa lilikuwa giza ambalo lingeweza "kuhisiwa" (</w:t>
-      </w:r>
-      <w:hyperlink r:id="rId138">
-        <w:r>
-          <w:rPr>
-            <w:lang w:val="sw_KE" w:bidi="sw_KE"/>
-          </w:rPr>
-          <w:rPr>
-            <w:color w:val="0000EE"/>
-            <w:u w:val="single"/>
-          </w:rPr>
-          <w:t>Kutoka 10:21</w:t>
-        </w:r>
-      </w:hyperlink>
-      <w:r>
-        <w:rPr>
-          <w:lang w:val="sw_KE" w:bidi="sw_KE"/>
-        </w:rPr>
-        <w:t>–</w:t>
-      </w:r>
-      <w:hyperlink r:id="rId138">
-        <w:r>
-          <w:rPr>
-            <w:lang w:val="sw_KE" w:bidi="sw_KE"/>
-          </w:rPr>
-          <w:rPr>
-            <w:color w:val="0000EE"/>
-            <w:u w:val="single"/>
-          </w:rPr>
-          <w:t>23</w:t>
-        </w:r>
-      </w:hyperlink>
-      <w:r>
-        <w:rPr>
-          <w:lang w:val="sw_KE" w:bidi="sw_KE"/>
-        </w:rPr>
-        <w:t>). Giza hilo lilidumu kwa siku tatu na liliwaathiri tu Wamisri. Popote Wamisri walipokuwa, palikuwa na giza, lakini mahali Waisraeli walipokuwa, palikuwa na mwanga. Waisraeli waliondoka Misri wakiwa wameandamana na wingu lililowapa Waisraeli mwanga lakini Wamisri walikuwa katika giza (</w:t>
-      </w:r>
-      <w:hyperlink r:id="rId139">
-        <w:r>
-          <w:rPr>
-            <w:lang w:val="sw_KE" w:bidi="sw_KE"/>
-          </w:rPr>
-          <w:rPr>
-            <w:color w:val="0000EE"/>
-            <w:u w:val="single"/>
-          </w:rPr>
-          <w:t>Kutoka 14:20</w:t>
-        </w:r>
-      </w:hyperlink>
-      <w:r>
-        <w:rPr>
-          <w:lang w:val="sw_KE" w:bidi="sw_KE"/>
-        </w:rPr>
-        <w:t>). Biblia inasema kwamba wezi na wazinzi hufanya matendo yao maovu gizani au usiku (</w:t>
-      </w:r>
-      <w:hyperlink r:id="rId140">
-        <w:r>
-          <w:rPr>
-            <w:lang w:val="sw_KE" w:bidi="sw_KE"/>
-          </w:rPr>
-          <w:rPr>
-            <w:color w:val="0000EE"/>
-            <w:u w:val="single"/>
-          </w:rPr>
-          <w:t>Ayubu 24:16–17</w:t>
-        </w:r>
-      </w:hyperlink>
-      <w:r>
-        <w:rPr>
-          <w:lang w:val="sw_KE" w:bidi="sw_KE"/>
-        </w:rPr>
-        <w:t>).</w:t>
-      </w:r>
-    </w:p>
-    <w:p>
-      <w:pPr/>
-      <w:r>
-        <w:rPr>
-          <w:lang w:val="sw_KE" w:bidi="sw_KE"/>
-        </w:rPr>
-      </w:r>
-      <w:r>
-        <w:rPr>
-          <w:lang w:val="sw_KE" w:bidi="sw_KE"/>
-        </w:rPr>
-        <w:t>Agano Jipya linataja giza halisi (sio giza la mfano) mara mbili. Mara ya kwanza ilikuwa wakati Yesu alipokufa msalabani. Kwa masaa matatu, kuanzia mchana hadi saa 9:00 alasiri, nchi ilifunikwa na giza (</w:t>
-      </w:r>
-      <w:hyperlink r:id="rId141">
-        <w:r>
-          <w:rPr>
-            <w:lang w:val="sw_KE" w:bidi="sw_KE"/>
-          </w:rPr>
-          <w:rPr>
-            <w:color w:val="0000EE"/>
-            <w:u w:val="single"/>
-          </w:rPr>
-          <w:t>Mathayo 27:45</w:t>
+      <w:hyperlink r:id="rId154">
+        <w:r>
+          <w:rPr>
+            <w:lang w:val="sw_KE" w:bidi="sw_KE"/>
+          </w:rPr>
+          <w:rPr>
+            <w:color w:val="0000EE"/>
+            <w:u w:val="single"/>
+          </w:rPr>
+          <w:t>Zaburi 18:11</w:t>
         </w:r>
       </w:hyperlink>
       <w:r>
@@ -4973,176 +5332,7 @@
         </w:rPr>
         <w:t xml:space="preserve">; </w:t>
       </w:r>
-      <w:hyperlink r:id="rId142">
-        <w:r>
-          <w:rPr>
-            <w:lang w:val="sw_KE" w:bidi="sw_KE"/>
-          </w:rPr>
-          <w:rPr>
-            <w:color w:val="0000EE"/>
-            <w:u w:val="single"/>
-          </w:rPr>
-          <w:t>Marko 15:33</w:t>
-        </w:r>
-      </w:hyperlink>
-      <w:r>
-        <w:rPr>
-          <w:lang w:val="sw_KE" w:bidi="sw_KE"/>
-        </w:rPr>
-        <w:t xml:space="preserve">; </w:t>
-      </w:r>
-      <w:hyperlink r:id="rId143">
-        <w:r>
-          <w:rPr>
-            <w:lang w:val="sw_KE" w:bidi="sw_KE"/>
-          </w:rPr>
-          <w:rPr>
-            <w:color w:val="0000EE"/>
-            <w:u w:val="single"/>
-          </w:rPr>
-          <w:t>Luka 23:44</w:t>
-        </w:r>
-      </w:hyperlink>
-      <w:r>
-        <w:rPr>
-          <w:lang w:val="sw_KE" w:bidi="sw_KE"/>
-        </w:rPr>
-        <w:t>). Wakati wa kuja kwa pili kwa Kristo, "jua litatiwa giza, na mwezi hautatoa nuru yake" (</w:t>
-      </w:r>
-      <w:hyperlink r:id="rId144">
-        <w:r>
-          <w:rPr>
-            <w:lang w:val="sw_KE" w:bidi="sw_KE"/>
-          </w:rPr>
-          <w:rPr>
-            <w:color w:val="0000EE"/>
-            <w:u w:val="single"/>
-          </w:rPr>
-          <w:t>Mathayo 24:29</w:t>
-        </w:r>
-      </w:hyperlink>
-      <w:r>
-        <w:rPr>
-          <w:lang w:val="sw_KE" w:bidi="sw_KE"/>
-        </w:rPr>
-        <w:t>).</w:t>
-      </w:r>
-    </w:p>
-    <w:p>
-      <w:pPr>
-        <w:pStyle w:val="Heading3"/>
-      </w:pPr>
-      <w:r>
-        <w:rPr>
-          <w:lang w:val="sw_KE" w:bidi="sw_KE"/>
-        </w:rPr>
-        <w:t>Uongozi wa Mungu juu ya Nuru na Giza</w:t>
-      </w:r>
-    </w:p>
-    <w:p>
-      <w:pPr/>
-      <w:r>
-        <w:rPr>
-          <w:lang w:val="sw_KE" w:bidi="sw_KE"/>
-        </w:rPr>
-      </w:r>
-      <w:r>
-        <w:rPr>
-          <w:lang w:val="sw_KE" w:bidi="sw_KE"/>
-        </w:rPr>
-        <w:t>Mistari kadhaa ya Biblia inaelezea giza linalozunguka Mungu. Hii huanza na wazo la ukosefu wa mwanga lakini kisha inakua kuwa na maana ya kina zaidi. Mungu alizungumza na Mose kwenye Mlima Sinai kutoka kwenye wingu zito, jeusi (</w:t>
-      </w:r>
-      <w:hyperlink r:id="rId145">
-        <w:r>
-          <w:rPr>
-            <w:lang w:val="sw_KE" w:bidi="sw_KE"/>
-          </w:rPr>
-          <w:rPr>
-            <w:color w:val="0000EE"/>
-            <w:u w:val="single"/>
-          </w:rPr>
-          <w:t>Kutoka 20:21</w:t>
-        </w:r>
-      </w:hyperlink>
-      <w:r>
-        <w:rPr>
-          <w:lang w:val="sw_KE" w:bidi="sw_KE"/>
-        </w:rPr>
-        <w:t xml:space="preserve">; </w:t>
-      </w:r>
-      <w:hyperlink r:id="rId146">
-        <w:r>
-          <w:rPr>
-            <w:lang w:val="sw_KE" w:bidi="sw_KE"/>
-          </w:rPr>
-          <w:rPr>
-            <w:color w:val="0000EE"/>
-            <w:u w:val="single"/>
-          </w:rPr>
-          <w:t>Kumbukumbu la Torati 4:11</w:t>
-        </w:r>
-      </w:hyperlink>
-      <w:r>
-        <w:rPr>
-          <w:lang w:val="sw_KE" w:bidi="sw_KE"/>
-        </w:rPr>
-        <w:t>). Pia, Mungu alizungumza kutoka gizani (</w:t>
-      </w:r>
-      <w:hyperlink r:id="rId147">
-        <w:r>
-          <w:rPr>
-            <w:lang w:val="sw_KE" w:bidi="sw_KE"/>
-          </w:rPr>
-          <w:rPr>
-            <w:color w:val="0000EE"/>
-            <w:u w:val="single"/>
-          </w:rPr>
-          <w:t>Kumbukumbu la Torati 5:23</w:t>
-        </w:r>
-      </w:hyperlink>
-      <w:r>
-        <w:rPr>
-          <w:lang w:val="sw_KE" w:bidi="sw_KE"/>
-        </w:rPr>
-        <w:t>). Giza linaelezewa kama makazi au vazi la Mungu (</w:t>
-      </w:r>
-      <w:hyperlink r:id="rId148">
-        <w:r>
-          <w:rPr>
-            <w:lang w:val="sw_KE" w:bidi="sw_KE"/>
-          </w:rPr>
-          <w:rPr>
-            <w:color w:val="0000EE"/>
-            <w:u w:val="single"/>
-          </w:rPr>
-          <w:t>2 Samweli 22:12</w:t>
-        </w:r>
-      </w:hyperlink>
-      <w:r>
-        <w:rPr>
-          <w:lang w:val="sw_KE" w:bidi="sw_KE"/>
-        </w:rPr>
-        <w:t xml:space="preserve">; </w:t>
-      </w:r>
-      <w:hyperlink r:id="rId149">
-        <w:r>
-          <w:rPr>
-            <w:lang w:val="sw_KE" w:bidi="sw_KE"/>
-          </w:rPr>
-          <w:rPr>
-            <w:color w:val="0000EE"/>
-            <w:u w:val="single"/>
-          </w:rPr>
-          <w:t>Zaburi 18:11</w:t>
-        </w:r>
-      </w:hyperlink>
-      <w:r>
-        <w:rPr>
-          <w:lang w:val="sw_KE" w:bidi="sw_KE"/>
-        </w:rPr>
-        <w:t xml:space="preserve">; </w:t>
-      </w:r>
-      <w:hyperlink r:id="rId150">
+      <w:hyperlink r:id="rId155">
         <w:r>
           <w:rPr>
             <w:lang w:val="sw_KE" w:bidi="sw_KE"/>
@@ -5192,7 +5382,7 @@
         </w:rPr>
         <w:t>Mungu anadhibiti mahali ambapo mwanga na giza vinaenda (</w:t>
       </w:r>
-      <w:hyperlink r:id="rId151">
+      <w:hyperlink r:id="rId156">
         <w:r>
           <w:rPr>
             <w:lang w:val="sw_KE" w:bidi="sw_KE"/>
@@ -5228,7 +5418,7 @@
         </w:rPr>
         <w:t>Mungu huleta giza (</w:t>
       </w:r>
-      <w:hyperlink r:id="rId152">
+      <w:hyperlink r:id="rId157">
         <w:r>
           <w:rPr>
             <w:lang w:val="sw_KE" w:bidi="sw_KE"/>
@@ -5246,7 +5436,7 @@
         </w:rPr>
         <w:t xml:space="preserve">; </w:t>
       </w:r>
-      <w:hyperlink r:id="rId153">
+      <w:hyperlink r:id="rId158">
         <w:r>
           <w:rPr>
             <w:lang w:val="sw_KE" w:bidi="sw_KE"/>
@@ -5282,7 +5472,7 @@
         </w:rPr>
         <w:t>Mungu huumba mwanga na giza (</w:t>
       </w:r>
-      <w:hyperlink r:id="rId154">
+      <w:hyperlink r:id="rId159">
         <w:r>
           <w:rPr>
             <w:lang w:val="sw_KE" w:bidi="sw_KE"/>
@@ -5314,7 +5504,7 @@
         </w:rPr>
         <w:t>Biblia pia inasema kwamba Mungu anaishi katika giza kuu (</w:t>
       </w:r>
-      <w:hyperlink r:id="rId155">
+      <w:hyperlink r:id="rId160">
         <w:r>
           <w:rPr>
             <w:lang w:val="sw_KE" w:bidi="sw_KE"/>
@@ -5332,7 +5522,7 @@
         </w:rPr>
         <w:t xml:space="preserve">; </w:t>
       </w:r>
-      <w:hyperlink r:id="rId156">
+      <w:hyperlink r:id="rId161">
         <w:r>
           <w:rPr>
             <w:lang w:val="sw_KE" w:bidi="sw_KE"/>
@@ -5350,7 +5540,7 @@
         </w:rPr>
         <w:t>). Giza kuu liko chini ya miguu ya Mungu (</w:t>
       </w:r>
-      <w:hyperlink r:id="rId157">
+      <w:hyperlink r:id="rId162">
         <w:r>
           <w:rPr>
             <w:lang w:val="sw_KE" w:bidi="sw_KE"/>
@@ -5368,7 +5558,7 @@
         </w:rPr>
         <w:t xml:space="preserve">; </w:t>
       </w:r>
-      <w:hyperlink r:id="rId158">
+      <w:hyperlink r:id="rId163">
         <w:r>
           <w:rPr>
             <w:lang w:val="sw_KE" w:bidi="sw_KE"/>
@@ -5411,7 +5601,7 @@
         </w:rPr>
         <w:t>Biblia mara nyingi hutumia giza kama ishara, hasa katika vitabu vya mashairi kama Ayubu, Zaburi, na Isaya. Inapoitumia giza kwa njia hii, mara nyingi inamaanisha kutokujua mapenzi ya Mungu. Biblia hutumia mwanga na giza kuelezea jambo muhimu: wakati watu wanapomjua Mungu, ni kama kuwa na mwanga. Wakati watu hawamjui Mungu, ni kama kuwa gizani (</w:t>
       </w:r>
-      <w:hyperlink r:id="rId159">
+      <w:hyperlink r:id="rId164">
         <w:r>
           <w:rPr>
             <w:lang w:val="sw_KE" w:bidi="sw_KE"/>
@@ -5429,7 +5619,7 @@
         </w:rPr>
         <w:t xml:space="preserve">; </w:t>
       </w:r>
-      <w:hyperlink r:id="rId160">
+      <w:hyperlink r:id="rId165">
         <w:r>
           <w:rPr>
             <w:lang w:val="sw_KE" w:bidi="sw_KE"/>
@@ -5447,7 +5637,7 @@
         </w:rPr>
         <w:t xml:space="preserve">; </w:t>
       </w:r>
-      <w:hyperlink r:id="rId161">
+      <w:hyperlink r:id="rId166">
         <w:r>
           <w:rPr>
             <w:lang w:val="sw_KE" w:bidi="sw_KE"/>
@@ -5465,7 +5655,7 @@
         </w:rPr>
         <w:t xml:space="preserve">; </w:t>
       </w:r>
-      <w:hyperlink r:id="rId162">
+      <w:hyperlink r:id="rId167">
         <w:r>
           <w:rPr>
             <w:lang w:val="sw_KE" w:bidi="sw_KE"/>
@@ -5483,7 +5673,7 @@
         </w:rPr>
         <w:t xml:space="preserve">; </w:t>
       </w:r>
-      <w:hyperlink r:id="rId163">
+      <w:hyperlink r:id="rId168">
         <w:r>
           <w:rPr>
             <w:lang w:val="sw_KE" w:bidi="sw_KE"/>
@@ -5501,7 +5691,7 @@
         </w:rPr>
         <w:t xml:space="preserve">; </w:t>
       </w:r>
-      <w:hyperlink r:id="rId164">
+      <w:hyperlink r:id="rId169">
         <w:r>
           <w:rPr>
             <w:lang w:val="sw_KE" w:bidi="sw_KE"/>
@@ -5519,6 +5709,430 @@
         </w:rPr>
         <w:t xml:space="preserve">; </w:t>
       </w:r>
+      <w:hyperlink r:id="rId170">
+        <w:r>
+          <w:rPr>
+            <w:lang w:val="sw_KE" w:bidi="sw_KE"/>
+          </w:rPr>
+          <w:rPr>
+            <w:color w:val="0000EE"/>
+            <w:u w:val="single"/>
+          </w:rPr>
+          <w:t>2:8–9, 11</w:t>
+        </w:r>
+      </w:hyperlink>
+      <w:r>
+        <w:rPr>
+          <w:lang w:val="sw_KE" w:bidi="sw_KE"/>
+        </w:rPr>
+        <w:t>).</w:t>
+      </w:r>
+    </w:p>
+    <w:p>
+      <w:pPr/>
+      <w:r>
+        <w:rPr>
+          <w:lang w:val="sw_KE" w:bidi="sw_KE"/>
+        </w:rPr>
+      </w:r>
+      <w:r>
+        <w:rPr>
+          <w:lang w:val="sw_KE" w:bidi="sw_KE"/>
+        </w:rPr>
+        <w:t>Katika kitabu cha Ayubu, giza wakati mwingine linamaanisha utupu kamili (</w:t>
+      </w:r>
+      <w:hyperlink r:id="rId171">
+        <w:r>
+          <w:rPr>
+            <w:lang w:val="sw_KE" w:bidi="sw_KE"/>
+          </w:rPr>
+          <w:rPr>
+            <w:color w:val="0000EE"/>
+            <w:u w:val="single"/>
+          </w:rPr>
+          <w:t>Ayubu 3:4–6</w:t>
+        </w:r>
+      </w:hyperlink>
+      <w:r>
+        <w:rPr>
+          <w:lang w:val="sw_KE" w:bidi="sw_KE"/>
+        </w:rPr>
+        <w:t>). Biblia pia inatumia giza kuzungumzia kifo. Inaelezea mahali pa wafu kama nchi ya giza isiyo na mwanga (</w:t>
+      </w:r>
+      <w:hyperlink r:id="rId172">
+        <w:r>
+          <w:rPr>
+            <w:lang w:val="sw_KE" w:bidi="sw_KE"/>
+          </w:rPr>
+          <w:rPr>
+            <w:color w:val="0000EE"/>
+            <w:u w:val="single"/>
+          </w:rPr>
+          <w:t>Ayubu 10:21–22</w:t>
+        </w:r>
+      </w:hyperlink>
+      <w:r>
+        <w:rPr>
+          <w:lang w:val="sw_KE" w:bidi="sw_KE"/>
+        </w:rPr>
+        <w:t xml:space="preserve">; </w:t>
+      </w:r>
+      <w:hyperlink r:id="rId173">
+        <w:r>
+          <w:rPr>
+            <w:lang w:val="sw_KE" w:bidi="sw_KE"/>
+          </w:rPr>
+          <w:rPr>
+            <w:color w:val="0000EE"/>
+            <w:u w:val="single"/>
+          </w:rPr>
+          <w:t>15:24</w:t>
+        </w:r>
+      </w:hyperlink>
+      <w:r>
+        <w:rPr>
+          <w:lang w:val="sw_KE" w:bidi="sw_KE"/>
+        </w:rPr>
+        <w:t xml:space="preserve">; </w:t>
+      </w:r>
+      <w:hyperlink r:id="rId174">
+        <w:r>
+          <w:rPr>
+            <w:lang w:val="sw_KE" w:bidi="sw_KE"/>
+          </w:rPr>
+          <w:rPr>
+            <w:color w:val="0000EE"/>
+            <w:u w:val="single"/>
+          </w:rPr>
+          <w:t>17:12–13</w:t>
+        </w:r>
+      </w:hyperlink>
+      <w:r>
+        <w:rPr>
+          <w:lang w:val="sw_KE" w:bidi="sw_KE"/>
+        </w:rPr>
+        <w:t xml:space="preserve">; </w:t>
+      </w:r>
+      <w:hyperlink r:id="rId175">
+        <w:r>
+          <w:rPr>
+            <w:lang w:val="sw_KE" w:bidi="sw_KE"/>
+          </w:rPr>
+          <w:rPr>
+            <w:color w:val="0000EE"/>
+            <w:u w:val="single"/>
+          </w:rPr>
+          <w:t>18:18</w:t>
+        </w:r>
+      </w:hyperlink>
+      <w:r>
+        <w:rPr>
+          <w:lang w:val="sw_KE" w:bidi="sw_KE"/>
+        </w:rPr>
+        <w:t xml:space="preserve">; </w:t>
+      </w:r>
+      <w:hyperlink r:id="rId176">
+        <w:r>
+          <w:rPr>
+            <w:lang w:val="sw_KE" w:bidi="sw_KE"/>
+          </w:rPr>
+          <w:rPr>
+            <w:color w:val="0000EE"/>
+            <w:u w:val="single"/>
+          </w:rPr>
+          <w:t>Mhubiri 6:4</w:t>
+        </w:r>
+      </w:hyperlink>
+      <w:r>
+        <w:rPr>
+          <w:lang w:val="sw_KE" w:bidi="sw_KE"/>
+        </w:rPr>
+        <w:t xml:space="preserve">; </w:t>
+      </w:r>
+      <w:hyperlink r:id="rId177">
+        <w:r>
+          <w:rPr>
+            <w:lang w:val="sw_KE" w:bidi="sw_KE"/>
+          </w:rPr>
+          <w:rPr>
+            <w:color w:val="0000EE"/>
+            <w:u w:val="single"/>
+          </w:rPr>
+          <w:t>11:8</w:t>
+        </w:r>
+      </w:hyperlink>
+      <w:r>
+        <w:rPr>
+          <w:lang w:val="sw_KE" w:bidi="sw_KE"/>
+        </w:rPr>
+        <w:t>).</w:t>
+      </w:r>
+    </w:p>
+    <w:p>
+      <w:pPr/>
+      <w:r>
+        <w:rPr>
+          <w:lang w:val="sw_KE" w:bidi="sw_KE"/>
+        </w:rPr>
+      </w:r>
+      <w:r>
+        <w:rPr>
+          <w:lang w:val="sw_KE" w:bidi="sw_KE"/>
+        </w:rPr>
+        <w:t>Kwenye Biblia, giza mara nyingi linawakilisha hisia mbaya kama vile hofu na wasiwasi. Pia linaweza kumaanisha matatizo ambayo wenye dhambi wanakutana nayo (</w:t>
+      </w:r>
+      <w:hyperlink r:id="rId178">
+        <w:r>
+          <w:rPr>
+            <w:lang w:val="sw_KE" w:bidi="sw_KE"/>
+          </w:rPr>
+          <w:rPr>
+            <w:color w:val="0000EE"/>
+            <w:u w:val="single"/>
+          </w:rPr>
+          <w:t>Mwanzo 15:12</w:t>
+        </w:r>
+      </w:hyperlink>
+      <w:r>
+        <w:rPr>
+          <w:lang w:val="sw_KE" w:bidi="sw_KE"/>
+        </w:rPr>
+        <w:t xml:space="preserve">; </w:t>
+      </w:r>
+      <w:hyperlink r:id="rId179">
+        <w:r>
+          <w:rPr>
+            <w:lang w:val="sw_KE" w:bidi="sw_KE"/>
+          </w:rPr>
+          <w:rPr>
+            <w:color w:val="0000EE"/>
+            <w:u w:val="single"/>
+          </w:rPr>
+          <w:t>Ayubu 5:14</w:t>
+        </w:r>
+      </w:hyperlink>
+      <w:r>
+        <w:rPr>
+          <w:lang w:val="sw_KE" w:bidi="sw_KE"/>
+        </w:rPr>
+        <w:t xml:space="preserve">; </w:t>
+      </w:r>
+      <w:hyperlink r:id="rId180">
+        <w:r>
+          <w:rPr>
+            <w:lang w:val="sw_KE" w:bidi="sw_KE"/>
+          </w:rPr>
+          <w:rPr>
+            <w:color w:val="0000EE"/>
+            <w:u w:val="single"/>
+          </w:rPr>
+          <w:t>12:25</w:t>
+        </w:r>
+      </w:hyperlink>
+      <w:r>
+        <w:rPr>
+          <w:lang w:val="sw_KE" w:bidi="sw_KE"/>
+        </w:rPr>
+        <w:t xml:space="preserve">; </w:t>
+      </w:r>
+      <w:hyperlink r:id="rId181">
+        <w:r>
+          <w:rPr>
+            <w:lang w:val="sw_KE" w:bidi="sw_KE"/>
+          </w:rPr>
+          <w:rPr>
+            <w:color w:val="0000EE"/>
+            <w:u w:val="single"/>
+          </w:rPr>
+          <w:t>15:22, 30</w:t>
+        </w:r>
+      </w:hyperlink>
+      <w:r>
+        <w:rPr>
+          <w:lang w:val="sw_KE" w:bidi="sw_KE"/>
+        </w:rPr>
+        <w:t xml:space="preserve">; </w:t>
+      </w:r>
+      <w:hyperlink r:id="rId182">
+        <w:r>
+          <w:rPr>
+            <w:lang w:val="sw_KE" w:bidi="sw_KE"/>
+          </w:rPr>
+          <w:rPr>
+            <w:color w:val="0000EE"/>
+            <w:u w:val="single"/>
+          </w:rPr>
+          <w:t>19:8</w:t>
+        </w:r>
+      </w:hyperlink>
+      <w:r>
+        <w:rPr>
+          <w:lang w:val="sw_KE" w:bidi="sw_KE"/>
+        </w:rPr>
+        <w:t xml:space="preserve">; </w:t>
+      </w:r>
+      <w:hyperlink r:id="rId183">
+        <w:r>
+          <w:rPr>
+            <w:lang w:val="sw_KE" w:bidi="sw_KE"/>
+          </w:rPr>
+          <w:rPr>
+            <w:color w:val="0000EE"/>
+            <w:u w:val="single"/>
+          </w:rPr>
+          <w:t>22:11</w:t>
+        </w:r>
+      </w:hyperlink>
+      <w:r>
+        <w:rPr>
+          <w:lang w:val="sw_KE" w:bidi="sw_KE"/>
+        </w:rPr>
+        <w:t xml:space="preserve">; </w:t>
+      </w:r>
+      <w:hyperlink r:id="rId184">
+        <w:r>
+          <w:rPr>
+            <w:lang w:val="sw_KE" w:bidi="sw_KE"/>
+          </w:rPr>
+          <w:rPr>
+            <w:color w:val="0000EE"/>
+            <w:u w:val="single"/>
+          </w:rPr>
+          <w:t>Zaburi 35:6</w:t>
+        </w:r>
+      </w:hyperlink>
+      <w:r>
+        <w:rPr>
+          <w:lang w:val="sw_KE" w:bidi="sw_KE"/>
+        </w:rPr>
+        <w:t xml:space="preserve">; </w:t>
+      </w:r>
+      <w:hyperlink r:id="rId185">
+        <w:r>
+          <w:rPr>
+            <w:lang w:val="sw_KE" w:bidi="sw_KE"/>
+          </w:rPr>
+          <w:rPr>
+            <w:color w:val="0000EE"/>
+            <w:u w:val="single"/>
+          </w:rPr>
+          <w:t>107:10, 14</w:t>
+        </w:r>
+      </w:hyperlink>
+      <w:r>
+        <w:rPr>
+          <w:lang w:val="sw_KE" w:bidi="sw_KE"/>
+        </w:rPr>
+        <w:t xml:space="preserve">; </w:t>
+      </w:r>
+      <w:hyperlink r:id="rId186">
+        <w:r>
+          <w:rPr>
+            <w:lang w:val="sw_KE" w:bidi="sw_KE"/>
+          </w:rPr>
+          <w:rPr>
+            <w:color w:val="0000EE"/>
+            <w:u w:val="single"/>
+          </w:rPr>
+          <w:t>Mhubiri 5:17</w:t>
+        </w:r>
+      </w:hyperlink>
+      <w:r>
+        <w:rPr>
+          <w:lang w:val="sw_KE" w:bidi="sw_KE"/>
+        </w:rPr>
+        <w:t xml:space="preserve">; </w:t>
+      </w:r>
+      <w:hyperlink r:id="rId187">
+        <w:r>
+          <w:rPr>
+            <w:lang w:val="sw_KE" w:bidi="sw_KE"/>
+          </w:rPr>
+          <w:rPr>
+            <w:color w:val="0000EE"/>
+            <w:u w:val="single"/>
+          </w:rPr>
+          <w:t>Isaiah 5:30</w:t>
+        </w:r>
+      </w:hyperlink>
+      <w:r>
+        <w:rPr>
+          <w:lang w:val="sw_KE" w:bidi="sw_KE"/>
+        </w:rPr>
+        <w:t>). Wakati mwingine, Biblia inatumia giza kumaanisha tabia mbaya (</w:t>
+      </w:r>
+      <w:hyperlink r:id="rId188">
+        <w:r>
+          <w:rPr>
+            <w:lang w:val="sw_KE" w:bidi="sw_KE"/>
+          </w:rPr>
+          <w:rPr>
+            <w:color w:val="0000EE"/>
+            <w:u w:val="single"/>
+          </w:rPr>
+          <w:t>Mithali 2:13</w:t>
+        </w:r>
+      </w:hyperlink>
+      <w:r>
+        <w:rPr>
+          <w:lang w:val="sw_KE" w:bidi="sw_KE"/>
+        </w:rPr>
+        <w:t xml:space="preserve">; </w:t>
+      </w:r>
+      <w:hyperlink r:id="rId189">
+        <w:r>
+          <w:rPr>
+            <w:lang w:val="sw_KE" w:bidi="sw_KE"/>
+          </w:rPr>
+          <w:rPr>
+            <w:color w:val="0000EE"/>
+            <w:u w:val="single"/>
+          </w:rPr>
+          <w:t>4:19</w:t>
+        </w:r>
+      </w:hyperlink>
+      <w:r>
+        <w:rPr>
+          <w:lang w:val="sw_KE" w:bidi="sw_KE"/>
+        </w:rPr>
+        <w:t xml:space="preserve">; </w:t>
+      </w:r>
+      <w:hyperlink r:id="rId190">
+        <w:r>
+          <w:rPr>
+            <w:lang w:val="sw_KE" w:bidi="sw_KE"/>
+          </w:rPr>
+          <w:rPr>
+            <w:color w:val="0000EE"/>
+            <w:u w:val="single"/>
+          </w:rPr>
+          <w:t>Isaiah 5:20</w:t>
+        </w:r>
+      </w:hyperlink>
+      <w:r>
+        <w:rPr>
+          <w:lang w:val="sw_KE" w:bidi="sw_KE"/>
+        </w:rPr>
+        <w:t xml:space="preserve">; </w:t>
+      </w:r>
+      <w:hyperlink r:id="rId191">
+        <w:r>
+          <w:rPr>
+            <w:lang w:val="sw_KE" w:bidi="sw_KE"/>
+          </w:rPr>
+          <w:rPr>
+            <w:color w:val="0000EE"/>
+            <w:u w:val="single"/>
+          </w:rPr>
+          <w:t>60:2</w:t>
+        </w:r>
+      </w:hyperlink>
+      <w:r>
+        <w:rPr>
+          <w:lang w:val="sw_KE" w:bidi="sw_KE"/>
+        </w:rPr>
+        <w:t>). Katika Agano Jipya, waandishi wanapozungumzia giza, mara nyingi wanamaanisha mambo mawili: watu wanaofanya mambo maovu na watu wasioelewa ukweli wa Mungu (</w:t>
+      </w:r>
       <w:hyperlink r:id="rId165">
         <w:r>
           <w:rPr>
@@ -5528,57 +6142,7 @@
             <w:color w:val="0000EE"/>
             <w:u w:val="single"/>
           </w:rPr>
-          <w:t>2:8–9, 11</w:t>
-        </w:r>
-      </w:hyperlink>
-      <w:r>
-        <w:rPr>
-          <w:lang w:val="sw_KE" w:bidi="sw_KE"/>
-        </w:rPr>
-        <w:t>).</w:t>
-      </w:r>
-    </w:p>
-    <w:p>
-      <w:pPr/>
-      <w:r>
-        <w:rPr>
-          <w:lang w:val="sw_KE" w:bidi="sw_KE"/>
-        </w:rPr>
-      </w:r>
-      <w:r>
-        <w:rPr>
-          <w:lang w:val="sw_KE" w:bidi="sw_KE"/>
-        </w:rPr>
-        <w:t>Katika kitabu cha Ayubu, giza wakati mwingine linamaanisha utupu kamili (</w:t>
-      </w:r>
-      <w:hyperlink r:id="rId166">
-        <w:r>
-          <w:rPr>
-            <w:lang w:val="sw_KE" w:bidi="sw_KE"/>
-          </w:rPr>
-          <w:rPr>
-            <w:color w:val="0000EE"/>
-            <w:u w:val="single"/>
-          </w:rPr>
-          <w:t>Ayubu 3:4–6</w:t>
-        </w:r>
-      </w:hyperlink>
-      <w:r>
-        <w:rPr>
-          <w:lang w:val="sw_KE" w:bidi="sw_KE"/>
-        </w:rPr>
-        <w:t>). Biblia pia inatumia giza kuzungumzia kifo. Inaelezea mahali pa wafu kama nchi ya giza isiyo na mwanga (</w:t>
-      </w:r>
-      <w:hyperlink r:id="rId167">
-        <w:r>
-          <w:rPr>
-            <w:lang w:val="sw_KE" w:bidi="sw_KE"/>
-          </w:rPr>
-          <w:rPr>
-            <w:color w:val="0000EE"/>
-            <w:u w:val="single"/>
-          </w:rPr>
-          <w:t>Ayubu 10:21–22</w:t>
+          <w:t>Mathayo 4:16</w:t>
         </w:r>
       </w:hyperlink>
       <w:r>
@@ -5587,16 +6151,16 @@
         </w:rPr>
         <w:t xml:space="preserve">; </w:t>
       </w:r>
-      <w:hyperlink r:id="rId168">
-        <w:r>
-          <w:rPr>
-            <w:lang w:val="sw_KE" w:bidi="sw_KE"/>
-          </w:rPr>
-          <w:rPr>
-            <w:color w:val="0000EE"/>
-            <w:u w:val="single"/>
-          </w:rPr>
-          <w:t>15:24</w:t>
+      <w:hyperlink r:id="rId192">
+        <w:r>
+          <w:rPr>
+            <w:lang w:val="sw_KE" w:bidi="sw_KE"/>
+          </w:rPr>
+          <w:rPr>
+            <w:color w:val="0000EE"/>
+            <w:u w:val="single"/>
+          </w:rPr>
+          <w:t>6:23</w:t>
         </w:r>
       </w:hyperlink>
       <w:r>
@@ -5605,16 +6169,16 @@
         </w:rPr>
         <w:t xml:space="preserve">; </w:t>
       </w:r>
-      <w:hyperlink r:id="rId169">
-        <w:r>
-          <w:rPr>
-            <w:lang w:val="sw_KE" w:bidi="sw_KE"/>
-          </w:rPr>
-          <w:rPr>
-            <w:color w:val="0000EE"/>
-            <w:u w:val="single"/>
-          </w:rPr>
-          <w:t>17:12–13</w:t>
+      <w:hyperlink r:id="rId193">
+        <w:r>
+          <w:rPr>
+            <w:lang w:val="sw_KE" w:bidi="sw_KE"/>
+          </w:rPr>
+          <w:rPr>
+            <w:color w:val="0000EE"/>
+            <w:u w:val="single"/>
+          </w:rPr>
+          <w:t>Luka 1:79</w:t>
         </w:r>
       </w:hyperlink>
       <w:r>
@@ -5623,16 +6187,16 @@
         </w:rPr>
         <w:t xml:space="preserve">; </w:t>
       </w:r>
-      <w:hyperlink r:id="rId170">
-        <w:r>
-          <w:rPr>
-            <w:lang w:val="sw_KE" w:bidi="sw_KE"/>
-          </w:rPr>
-          <w:rPr>
-            <w:color w:val="0000EE"/>
-            <w:u w:val="single"/>
-          </w:rPr>
-          <w:t>18:18</w:t>
+      <w:hyperlink r:id="rId194">
+        <w:r>
+          <w:rPr>
+            <w:lang w:val="sw_KE" w:bidi="sw_KE"/>
+          </w:rPr>
+          <w:rPr>
+            <w:color w:val="0000EE"/>
+            <w:u w:val="single"/>
+          </w:rPr>
+          <w:t>11:35</w:t>
         </w:r>
       </w:hyperlink>
       <w:r>
@@ -5641,16 +6205,16 @@
         </w:rPr>
         <w:t xml:space="preserve">; </w:t>
       </w:r>
-      <w:hyperlink r:id="rId171">
-        <w:r>
-          <w:rPr>
-            <w:lang w:val="sw_KE" w:bidi="sw_KE"/>
-          </w:rPr>
-          <w:rPr>
-            <w:color w:val="0000EE"/>
-            <w:u w:val="single"/>
-          </w:rPr>
-          <w:t>Mhubiri 6:4</w:t>
+      <w:hyperlink r:id="rId195">
+        <w:r>
+          <w:rPr>
+            <w:lang w:val="sw_KE" w:bidi="sw_KE"/>
+          </w:rPr>
+          <w:rPr>
+            <w:color w:val="0000EE"/>
+            <w:u w:val="single"/>
+          </w:rPr>
+          <w:t>22:53</w:t>
         </w:r>
       </w:hyperlink>
       <w:r>
@@ -5659,48 +6223,16 @@
         </w:rPr>
         <w:t xml:space="preserve">; </w:t>
       </w:r>
-      <w:hyperlink r:id="rId172">
-        <w:r>
-          <w:rPr>
-            <w:lang w:val="sw_KE" w:bidi="sw_KE"/>
-          </w:rPr>
-          <w:rPr>
-            <w:color w:val="0000EE"/>
-            <w:u w:val="single"/>
-          </w:rPr>
-          <w:t>11:8</w:t>
-        </w:r>
-      </w:hyperlink>
-      <w:r>
-        <w:rPr>
-          <w:lang w:val="sw_KE" w:bidi="sw_KE"/>
-        </w:rPr>
-        <w:t>).</w:t>
-      </w:r>
-    </w:p>
-    <w:p>
-      <w:pPr/>
-      <w:r>
-        <w:rPr>
-          <w:lang w:val="sw_KE" w:bidi="sw_KE"/>
-        </w:rPr>
-      </w:r>
-      <w:r>
-        <w:rPr>
-          <w:lang w:val="sw_KE" w:bidi="sw_KE"/>
-        </w:rPr>
-        <w:t>Kwenye Biblia, giza mara nyingi linawakilisha hisia mbaya kama vile hofu na wasiwasi. Pia linaweza kumaanisha matatizo ambayo wenye dhambi wanakutana nayo (</w:t>
-      </w:r>
-      <w:hyperlink r:id="rId173">
-        <w:r>
-          <w:rPr>
-            <w:lang w:val="sw_KE" w:bidi="sw_KE"/>
-          </w:rPr>
-          <w:rPr>
-            <w:color w:val="0000EE"/>
-            <w:u w:val="single"/>
-          </w:rPr>
-          <w:t>Mwanzo 15:12</w:t>
+      <w:hyperlink r:id="rId196">
+        <w:r>
+          <w:rPr>
+            <w:lang w:val="sw_KE" w:bidi="sw_KE"/>
+          </w:rPr>
+          <w:rPr>
+            <w:color w:val="0000EE"/>
+            <w:u w:val="single"/>
+          </w:rPr>
+          <w:t>Warumi 2:19</w:t>
         </w:r>
       </w:hyperlink>
       <w:r>
@@ -5709,349 +6241,7 @@
         </w:rPr>
         <w:t xml:space="preserve">; </w:t>
       </w:r>
-      <w:hyperlink r:id="rId174">
-        <w:r>
-          <w:rPr>
-            <w:lang w:val="sw_KE" w:bidi="sw_KE"/>
-          </w:rPr>
-          <w:rPr>
-            <w:color w:val="0000EE"/>
-            <w:u w:val="single"/>
-          </w:rPr>
-          <w:t>Ayubu 5:14</w:t>
-        </w:r>
-      </w:hyperlink>
-      <w:r>
-        <w:rPr>
-          <w:lang w:val="sw_KE" w:bidi="sw_KE"/>
-        </w:rPr>
-        <w:t xml:space="preserve">; </w:t>
-      </w:r>
-      <w:hyperlink r:id="rId175">
-        <w:r>
-          <w:rPr>
-            <w:lang w:val="sw_KE" w:bidi="sw_KE"/>
-          </w:rPr>
-          <w:rPr>
-            <w:color w:val="0000EE"/>
-            <w:u w:val="single"/>
-          </w:rPr>
-          <w:t>12:25</w:t>
-        </w:r>
-      </w:hyperlink>
-      <w:r>
-        <w:rPr>
-          <w:lang w:val="sw_KE" w:bidi="sw_KE"/>
-        </w:rPr>
-        <w:t xml:space="preserve">; </w:t>
-      </w:r>
-      <w:hyperlink r:id="rId176">
-        <w:r>
-          <w:rPr>
-            <w:lang w:val="sw_KE" w:bidi="sw_KE"/>
-          </w:rPr>
-          <w:rPr>
-            <w:color w:val="0000EE"/>
-            <w:u w:val="single"/>
-          </w:rPr>
-          <w:t>15:22, 30</w:t>
-        </w:r>
-      </w:hyperlink>
-      <w:r>
-        <w:rPr>
-          <w:lang w:val="sw_KE" w:bidi="sw_KE"/>
-        </w:rPr>
-        <w:t xml:space="preserve">; </w:t>
-      </w:r>
-      <w:hyperlink r:id="rId177">
-        <w:r>
-          <w:rPr>
-            <w:lang w:val="sw_KE" w:bidi="sw_KE"/>
-          </w:rPr>
-          <w:rPr>
-            <w:color w:val="0000EE"/>
-            <w:u w:val="single"/>
-          </w:rPr>
-          <w:t>19:8</w:t>
-        </w:r>
-      </w:hyperlink>
-      <w:r>
-        <w:rPr>
-          <w:lang w:val="sw_KE" w:bidi="sw_KE"/>
-        </w:rPr>
-        <w:t xml:space="preserve">; </w:t>
-      </w:r>
-      <w:hyperlink r:id="rId178">
-        <w:r>
-          <w:rPr>
-            <w:lang w:val="sw_KE" w:bidi="sw_KE"/>
-          </w:rPr>
-          <w:rPr>
-            <w:color w:val="0000EE"/>
-            <w:u w:val="single"/>
-          </w:rPr>
-          <w:t>22:11</w:t>
-        </w:r>
-      </w:hyperlink>
-      <w:r>
-        <w:rPr>
-          <w:lang w:val="sw_KE" w:bidi="sw_KE"/>
-        </w:rPr>
-        <w:t xml:space="preserve">; </w:t>
-      </w:r>
-      <w:hyperlink r:id="rId179">
-        <w:r>
-          <w:rPr>
-            <w:lang w:val="sw_KE" w:bidi="sw_KE"/>
-          </w:rPr>
-          <w:rPr>
-            <w:color w:val="0000EE"/>
-            <w:u w:val="single"/>
-          </w:rPr>
-          <w:t>Zaburi 35:6</w:t>
-        </w:r>
-      </w:hyperlink>
-      <w:r>
-        <w:rPr>
-          <w:lang w:val="sw_KE" w:bidi="sw_KE"/>
-        </w:rPr>
-        <w:t xml:space="preserve">; </w:t>
-      </w:r>
-      <w:hyperlink r:id="rId180">
-        <w:r>
-          <w:rPr>
-            <w:lang w:val="sw_KE" w:bidi="sw_KE"/>
-          </w:rPr>
-          <w:rPr>
-            <w:color w:val="0000EE"/>
-            <w:u w:val="single"/>
-          </w:rPr>
-          <w:t>107:10, 14</w:t>
-        </w:r>
-      </w:hyperlink>
-      <w:r>
-        <w:rPr>
-          <w:lang w:val="sw_KE" w:bidi="sw_KE"/>
-        </w:rPr>
-        <w:t xml:space="preserve">; </w:t>
-      </w:r>
-      <w:hyperlink r:id="rId181">
-        <w:r>
-          <w:rPr>
-            <w:lang w:val="sw_KE" w:bidi="sw_KE"/>
-          </w:rPr>
-          <w:rPr>
-            <w:color w:val="0000EE"/>
-            <w:u w:val="single"/>
-          </w:rPr>
-          <w:t>Mhubiri 5:17</w:t>
-        </w:r>
-      </w:hyperlink>
-      <w:r>
-        <w:rPr>
-          <w:lang w:val="sw_KE" w:bidi="sw_KE"/>
-        </w:rPr>
-        <w:t xml:space="preserve">; </w:t>
-      </w:r>
-      <w:hyperlink r:id="rId182">
-        <w:r>
-          <w:rPr>
-            <w:lang w:val="sw_KE" w:bidi="sw_KE"/>
-          </w:rPr>
-          <w:rPr>
-            <w:color w:val="0000EE"/>
-            <w:u w:val="single"/>
-          </w:rPr>
-          <w:t>Isaiah 5:30</w:t>
-        </w:r>
-      </w:hyperlink>
-      <w:r>
-        <w:rPr>
-          <w:lang w:val="sw_KE" w:bidi="sw_KE"/>
-        </w:rPr>
-        <w:t>). Wakati mwingine, Biblia inatumia giza kumaanisha tabia mbaya (</w:t>
-      </w:r>
-      <w:hyperlink r:id="rId183">
-        <w:r>
-          <w:rPr>
-            <w:lang w:val="sw_KE" w:bidi="sw_KE"/>
-          </w:rPr>
-          <w:rPr>
-            <w:color w:val="0000EE"/>
-            <w:u w:val="single"/>
-          </w:rPr>
-          <w:t>Mithali 2:13</w:t>
-        </w:r>
-      </w:hyperlink>
-      <w:r>
-        <w:rPr>
-          <w:lang w:val="sw_KE" w:bidi="sw_KE"/>
-        </w:rPr>
-        <w:t xml:space="preserve">; </w:t>
-      </w:r>
-      <w:hyperlink r:id="rId184">
-        <w:r>
-          <w:rPr>
-            <w:lang w:val="sw_KE" w:bidi="sw_KE"/>
-          </w:rPr>
-          <w:rPr>
-            <w:color w:val="0000EE"/>
-            <w:u w:val="single"/>
-          </w:rPr>
-          <w:t>4:19</w:t>
-        </w:r>
-      </w:hyperlink>
-      <w:r>
-        <w:rPr>
-          <w:lang w:val="sw_KE" w:bidi="sw_KE"/>
-        </w:rPr>
-        <w:t xml:space="preserve">; </w:t>
-      </w:r>
-      <w:hyperlink r:id="rId185">
-        <w:r>
-          <w:rPr>
-            <w:lang w:val="sw_KE" w:bidi="sw_KE"/>
-          </w:rPr>
-          <w:rPr>
-            <w:color w:val="0000EE"/>
-            <w:u w:val="single"/>
-          </w:rPr>
-          <w:t>Isaiah 5:20</w:t>
-        </w:r>
-      </w:hyperlink>
-      <w:r>
-        <w:rPr>
-          <w:lang w:val="sw_KE" w:bidi="sw_KE"/>
-        </w:rPr>
-        <w:t xml:space="preserve">; </w:t>
-      </w:r>
-      <w:hyperlink r:id="rId186">
-        <w:r>
-          <w:rPr>
-            <w:lang w:val="sw_KE" w:bidi="sw_KE"/>
-          </w:rPr>
-          <w:rPr>
-            <w:color w:val="0000EE"/>
-            <w:u w:val="single"/>
-          </w:rPr>
-          <w:t>60:2</w:t>
-        </w:r>
-      </w:hyperlink>
-      <w:r>
-        <w:rPr>
-          <w:lang w:val="sw_KE" w:bidi="sw_KE"/>
-        </w:rPr>
-        <w:t>). Katika Agano Jipya, waandishi wanapozungumzia giza, mara nyingi wanamaanisha mambo mawili: watu wanaofanya mambo maovu na watu wasioelewa ukweli wa Mungu (</w:t>
-      </w:r>
-      <w:hyperlink r:id="rId160">
-        <w:r>
-          <w:rPr>
-            <w:lang w:val="sw_KE" w:bidi="sw_KE"/>
-          </w:rPr>
-          <w:rPr>
-            <w:color w:val="0000EE"/>
-            <w:u w:val="single"/>
-          </w:rPr>
-          <w:t>Mathayo 4:16</w:t>
-        </w:r>
-      </w:hyperlink>
-      <w:r>
-        <w:rPr>
-          <w:lang w:val="sw_KE" w:bidi="sw_KE"/>
-        </w:rPr>
-        <w:t xml:space="preserve">; </w:t>
-      </w:r>
-      <w:hyperlink r:id="rId187">
-        <w:r>
-          <w:rPr>
-            <w:lang w:val="sw_KE" w:bidi="sw_KE"/>
-          </w:rPr>
-          <w:rPr>
-            <w:color w:val="0000EE"/>
-            <w:u w:val="single"/>
-          </w:rPr>
-          <w:t>6:23</w:t>
-        </w:r>
-      </w:hyperlink>
-      <w:r>
-        <w:rPr>
-          <w:lang w:val="sw_KE" w:bidi="sw_KE"/>
-        </w:rPr>
-        <w:t xml:space="preserve">; </w:t>
-      </w:r>
-      <w:hyperlink r:id="rId188">
-        <w:r>
-          <w:rPr>
-            <w:lang w:val="sw_KE" w:bidi="sw_KE"/>
-          </w:rPr>
-          <w:rPr>
-            <w:color w:val="0000EE"/>
-            <w:u w:val="single"/>
-          </w:rPr>
-          <w:t>Luka 1:79</w:t>
-        </w:r>
-      </w:hyperlink>
-      <w:r>
-        <w:rPr>
-          <w:lang w:val="sw_KE" w:bidi="sw_KE"/>
-        </w:rPr>
-        <w:t xml:space="preserve">; </w:t>
-      </w:r>
-      <w:hyperlink r:id="rId189">
-        <w:r>
-          <w:rPr>
-            <w:lang w:val="sw_KE" w:bidi="sw_KE"/>
-          </w:rPr>
-          <w:rPr>
-            <w:color w:val="0000EE"/>
-            <w:u w:val="single"/>
-          </w:rPr>
-          <w:t>11:35</w:t>
-        </w:r>
-      </w:hyperlink>
-      <w:r>
-        <w:rPr>
-          <w:lang w:val="sw_KE" w:bidi="sw_KE"/>
-        </w:rPr>
-        <w:t xml:space="preserve">; </w:t>
-      </w:r>
-      <w:hyperlink r:id="rId190">
-        <w:r>
-          <w:rPr>
-            <w:lang w:val="sw_KE" w:bidi="sw_KE"/>
-          </w:rPr>
-          <w:rPr>
-            <w:color w:val="0000EE"/>
-            <w:u w:val="single"/>
-          </w:rPr>
-          <w:t>22:53</w:t>
-        </w:r>
-      </w:hyperlink>
-      <w:r>
-        <w:rPr>
-          <w:lang w:val="sw_KE" w:bidi="sw_KE"/>
-        </w:rPr>
-        <w:t xml:space="preserve">; </w:t>
-      </w:r>
-      <w:hyperlink r:id="rId191">
-        <w:r>
-          <w:rPr>
-            <w:lang w:val="sw_KE" w:bidi="sw_KE"/>
-          </w:rPr>
-          <w:rPr>
-            <w:color w:val="0000EE"/>
-            <w:u w:val="single"/>
-          </w:rPr>
-          <w:t>Warumi 2:19</w:t>
-        </w:r>
-      </w:hyperlink>
-      <w:r>
-        <w:rPr>
-          <w:lang w:val="sw_KE" w:bidi="sw_KE"/>
-        </w:rPr>
-        <w:t xml:space="preserve">; </w:t>
-      </w:r>
-      <w:hyperlink r:id="rId192">
+      <w:hyperlink r:id="rId197">
         <w:r>
           <w:rPr>
             <w:lang w:val="sw_KE" w:bidi="sw_KE"/>
@@ -6090,7 +6280,7 @@
         </w:rPr>
         <w:t>"Siku ya Bwana." Walisema siku hii itakuwa na giza sana (</w:t>
       </w:r>
-      <w:hyperlink r:id="rId193">
+      <w:hyperlink r:id="rId198">
         <w:r>
           <w:rPr>
             <w:lang w:val="sw_KE" w:bidi="sw_KE"/>
@@ -6108,7 +6298,7 @@
         </w:rPr>
         <w:t xml:space="preserve">; </w:t>
       </w:r>
-      <w:hyperlink r:id="rId194">
+      <w:hyperlink r:id="rId199">
         <w:r>
           <w:rPr>
             <w:lang w:val="sw_KE" w:bidi="sw_KE"/>
@@ -6126,7 +6316,7 @@
         </w:rPr>
         <w:t xml:space="preserve">; </w:t>
       </w:r>
-      <w:hyperlink r:id="rId195">
+      <w:hyperlink r:id="rId200">
         <w:r>
           <w:rPr>
             <w:lang w:val="sw_KE" w:bidi="sw_KE"/>
@@ -6144,7 +6334,7 @@
         </w:rPr>
         <w:t xml:space="preserve">; </w:t>
       </w:r>
-      <w:hyperlink r:id="rId196">
+      <w:hyperlink r:id="rId201">
         <w:r>
           <w:rPr>
             <w:lang w:val="sw_KE" w:bidi="sw_KE"/>
@@ -6162,7 +6352,7 @@
         </w:rPr>
         <w:t>). Agano Jipya pia linazungumzia giza linapofafanua wakati ambapo Yesu atarudi kuhukumu ulimwengu (</w:t>
       </w:r>
-      <w:hyperlink r:id="rId197">
+      <w:hyperlink r:id="rId202">
         <w:r>
           <w:rPr>
             <w:lang w:val="sw_KE" w:bidi="sw_KE"/>
@@ -6180,7 +6370,7 @@
         </w:rPr>
         <w:t xml:space="preserve">; </w:t>
       </w:r>
-      <w:hyperlink r:id="rId198">
+      <w:hyperlink r:id="rId203">
         <w:r>
           <w:rPr>
             <w:lang w:val="sw_KE" w:bidi="sw_KE"/>
@@ -6198,7 +6388,7 @@
         </w:rPr>
         <w:t xml:space="preserve">; </w:t>
       </w:r>
-      <w:hyperlink r:id="rId199">
+      <w:hyperlink r:id="rId204">
         <w:r>
           <w:rPr>
             <w:lang w:val="sw_KE" w:bidi="sw_KE"/>
@@ -6216,7 +6406,7 @@
         </w:rPr>
         <w:t xml:space="preserve">; </w:t>
       </w:r>
-      <w:hyperlink r:id="rId200">
+      <w:hyperlink r:id="rId205">
         <w:r>
           <w:rPr>
             <w:lang w:val="sw_KE" w:bidi="sw_KE"/>
@@ -6234,7 +6424,7 @@
         </w:rPr>
         <w:t xml:space="preserve">; </w:t>
       </w:r>
-      <w:hyperlink r:id="rId201">
+      <w:hyperlink r:id="rId206">
         <w:r>
           <w:rPr>
             <w:lang w:val="sw_KE" w:bidi="sw_KE"/>
@@ -6252,7 +6442,7 @@
         </w:rPr>
         <w:t>). Biblia inasema kwamba watu wanapomjua Mungu, ni kama kuhamia kutoka gizani kwenda kwenye nuru (</w:t>
       </w:r>
-      <w:hyperlink r:id="rId202">
+      <w:hyperlink r:id="rId207">
         <w:r>
           <w:rPr>
             <w:lang w:val="sw_KE" w:bidi="sw_KE"/>
@@ -6270,7 +6460,7 @@
         </w:rPr>
         <w:t xml:space="preserve">; </w:t>
       </w:r>
-      <w:hyperlink r:id="rId203">
+      <w:hyperlink r:id="rId208">
         <w:r>
           <w:rPr>
             <w:lang w:val="sw_KE" w:bidi="sw_KE"/>
@@ -6288,7 +6478,7 @@
         </w:rPr>
         <w:t xml:space="preserve">; </w:t>
       </w:r>
-      <w:hyperlink r:id="rId204">
+      <w:hyperlink r:id="rId209">
         <w:r>
           <w:rPr>
             <w:lang w:val="sw_KE" w:bidi="sw_KE"/>
@@ -6306,7 +6496,7 @@
         </w:rPr>
         <w:t>). Giza haliwezi kuwa mahali pa kujificha kutoka kwa Mungu (</w:t>
       </w:r>
-      <w:hyperlink r:id="rId205">
+      <w:hyperlink r:id="rId210">
         <w:r>
           <w:rPr>
             <w:lang w:val="sw_KE" w:bidi="sw_KE"/>
@@ -6324,7 +6514,7 @@
         </w:rPr>
         <w:t xml:space="preserve">; </w:t>
       </w:r>
-      <w:hyperlink r:id="rId206">
+      <w:hyperlink r:id="rId211">
         <w:r>
           <w:rPr>
             <w:lang w:val="sw_KE" w:bidi="sw_KE"/>
@@ -6342,7 +6532,7 @@
         </w:rPr>
         <w:t xml:space="preserve">; </w:t>
       </w:r>
-      <w:hyperlink r:id="rId207">
+      <w:hyperlink r:id="rId212">
         <w:r>
           <w:rPr>
             <w:lang w:val="sw_KE" w:bidi="sw_KE"/>
@@ -6414,6 +6604,158 @@
         <w:rPr>
           <w:lang w:val="sw_KE" w:bidi="sw_KE"/>
         </w:rPr>
+        <w:t>Goimu</w:t>
+      </w:r>
+      <w:r>
+        <w:rPr>
+          <w:lang w:val="sw_KE" w:bidi="sw_KE"/>
+        </w:rPr>
+      </w:r>
+    </w:p>
+    <w:p>
+      <w:pPr/>
+      <w:r>
+        <w:rPr>
+          <w:lang w:val="sw_KE" w:bidi="sw_KE"/>
+        </w:rPr>
+      </w:r>
+      <w:r>
+        <w:rPr>
+          <w:lang w:val="sw_KE" w:bidi="sw_KE"/>
+        </w:rPr>
+        <w:t xml:space="preserve">1. Watu au eneo lililotajwa katika </w:t>
+      </w:r>
+      <w:hyperlink r:id="rId213">
+        <w:r>
+          <w:rPr>
+            <w:lang w:val="sw_KE" w:bidi="sw_KE"/>
+          </w:rPr>
+          <w:rPr>
+            <w:color w:val="0000EE"/>
+            <w:u w:val="single"/>
+          </w:rPr>
+          <w:t>Mwanzo 14:1, 9</w:t>
+        </w:r>
+      </w:hyperlink>
+      <w:r>
+        <w:rPr>
+          <w:lang w:val="sw_KE" w:bidi="sw_KE"/>
+        </w:rPr>
+        <w:t xml:space="preserve"> lilikuwa chini ya utawala wa mfalme aitwaye Tidali. Neno hilo limetafsiriwa kwa njia mbalimbali kama "mataifa" (kjv) na "Goimu" (rsv, nlt). Tidali, pamoja na wafalme wengine watatu—Amrafeli wa Shinari, Arioki wa Elasari, na Kedorlaomeri wa Elamu walishambulia miji kadhaa katika bonde la Sidimu karibu na Bahari ya Chumvi (Bahari ya Ufu). (</w:t>
+      </w:r>
+      <w:hyperlink r:id="rId214">
+        <w:r>
+          <w:rPr>
+            <w:lang w:val="sw_KE" w:bidi="sw_KE"/>
+          </w:rPr>
+          <w:rPr>
+            <w:color w:val="0000EE"/>
+            <w:u w:val="single"/>
+          </w:rPr>
+          <w:t>Mwa 14:3</w:t>
+        </w:r>
+      </w:hyperlink>
+      <w:r>
+        <w:rPr>
+          <w:lang w:val="sw_KE" w:bidi="sw_KE"/>
+        </w:rPr>
+        <w:t xml:space="preserve">). Walishinda wafalme watano wa eneo hilo, wakapora miji yao, na kumteka Loti, mpwa wa Abrahamu, ambaye aliishi Sodoma (aya </w:t>
+      </w:r>
+      <w:hyperlink r:id="rId215">
+        <w:r>
+          <w:rPr>
+            <w:lang w:val="sw_KE" w:bidi="sw_KE"/>
+          </w:rPr>
+          <w:rPr>
+            <w:color w:val="0000EE"/>
+            <w:u w:val="single"/>
+          </w:rPr>
+          <w:t>12</w:t>
+        </w:r>
+      </w:hyperlink>
+      <w:r>
+        <w:rPr>
+          <w:lang w:val="sw_KE" w:bidi="sw_KE"/>
+        </w:rPr>
+        <w:t xml:space="preserve">). Abrahamu aliposikia habari hizi, alikusanya askari wake, akawafuatilia wafalme walioshinda, akawashinda, na kumwokoa Loti (aya </w:t>
+      </w:r>
+      <w:hyperlink r:id="rId216">
+        <w:r>
+          <w:rPr>
+            <w:lang w:val="sw_KE" w:bidi="sw_KE"/>
+          </w:rPr>
+          <w:rPr>
+            <w:color w:val="0000EE"/>
+            <w:u w:val="single"/>
+          </w:rPr>
+          <w:t>13–16</w:t>
+        </w:r>
+      </w:hyperlink>
+      <w:r>
+        <w:rPr>
+          <w:lang w:val="sw_KE" w:bidi="sw_KE"/>
+        </w:rPr>
+        <w:t>).</w:t>
+      </w:r>
+    </w:p>
+    <w:p>
+      <w:pPr/>
+      <w:r>
+        <w:rPr>
+          <w:lang w:val="sw_KE" w:bidi="sw_KE"/>
+        </w:rPr>
+      </w:r>
+      <w:r>
+        <w:rPr>
+          <w:lang w:val="sw_KE" w:bidi="sw_KE"/>
+        </w:rPr>
+        <w:t>2. Watu waliotajwa kuhusiana na ushindi wa Yoshua dhidi ya mfalme asiyejulikana wa Goimu (</w:t>
+      </w:r>
+      <w:hyperlink r:id="rId217">
+        <w:r>
+          <w:rPr>
+            <w:lang w:val="sw_KE" w:bidi="sw_KE"/>
+          </w:rPr>
+          <w:rPr>
+            <w:color w:val="0000EE"/>
+            <w:u w:val="single"/>
+          </w:rPr>
+          <w:t>Yos 12:23</w:t>
+        </w:r>
+      </w:hyperlink>
+      <w:r>
+        <w:rPr>
+          <w:lang w:val="sw_KE" w:bidi="sw_KE"/>
+        </w:rPr>
+        <w:t>). Mahali walipo watu hawa hapajulikani, kwa kuwa aya inasomeka "Gilgali" katika maandiko ya Kiebrania na "Galilaya" katika Septuaginta.</w:t>
+      </w:r>
+      <w:r>
+        <w:rPr>
+          <w:lang w:val="sw_KE" w:bidi="sw_KE"/>
+        </w:rPr>
+      </w:r>
+      <w:r>
+        <w:rPr>
+          <w:lang w:val="sw_KE" w:bidi="sw_KE"/>
+        </w:rPr>
+      </w:r>
+    </w:p>
+    <w:p>
+      <w:pPr/>
+      <w:r>
+        <w:rPr>
+          <w:lang w:val="sw_KE" w:bidi="sw_KE"/>
+        </w:rPr>
+      </w:r>
+    </w:p>
+    <w:p>
+      <w:pPr>
+        <w:pStyle w:val="Heading2"/>
+      </w:pPr>
+      <w:r>
+        <w:rPr>
+          <w:lang w:val="sw_KE" w:bidi="sw_KE"/>
+        </w:rPr>
         <w:t>Gomeri</w:t>
       </w:r>
       <w:r>
@@ -6435,7 +6777,7 @@
         </w:rPr>
         <w:t>1. Mwana wa Yafethi, ambaye alikuwa mwana wa Noa (</w:t>
       </w:r>
-      <w:hyperlink r:id="rId208">
+      <w:hyperlink r:id="rId218">
         <w:r>
           <w:rPr>
             <w:lang w:val="sw_KE" w:bidi="sw_KE"/>
@@ -6453,7 +6795,7 @@
         </w:rPr>
         <w:t xml:space="preserve">; tazama </w:t>
       </w:r>
-      <w:hyperlink r:id="rId209">
+      <w:hyperlink r:id="rId219">
         <w:r>
           <w:rPr>
             <w:lang w:val="sw_KE" w:bidi="sw_KE"/>
@@ -6471,7 +6813,7 @@
         </w:rPr>
         <w:t>). Alikuwa na wana watatu: Ashkenazi, Rifathi, na Togama (</w:t>
       </w:r>
-      <w:hyperlink r:id="rId210">
+      <w:hyperlink r:id="rId220">
         <w:r>
           <w:rPr>
             <w:lang w:val="sw_KE" w:bidi="sw_KE"/>
@@ -6489,7 +6831,7 @@
         </w:rPr>
         <w:t xml:space="preserve">; </w:t>
       </w:r>
-      <w:hyperlink r:id="rId211">
+      <w:hyperlink r:id="rId221">
         <w:r>
           <w:rPr>
             <w:lang w:val="sw_KE" w:bidi="sw_KE"/>
@@ -6507,7 +6849,7 @@
         </w:rPr>
         <w:t>). Yeye ni babu wa Wacimmeri wa kale, ambao kulingana na unabii wa Ezekieli wangeungana na Gogu, kiongozi wa Wamagogu, katika jaribio la kuangamiza Israeli (</w:t>
       </w:r>
-      <w:hyperlink r:id="rId212">
+      <w:hyperlink r:id="rId222">
         <w:r>
           <w:rPr>
             <w:lang w:val="sw_KE" w:bidi="sw_KE"/>
@@ -6539,7 +6881,7 @@
         </w:rPr>
         <w:t>2. Binti wa Diblaimu, malaya, ambaye baadaye alikua mke wa Hosea kwa amri ya Mungu. Baada ya kumzalia Hosea watoto, alirudi kwenye uasherati lakini alikombolewa. Tabia yake ilitumika kama mfano wa ukosefu wa uaminifu wa Israeli kwa Mungu (</w:t>
       </w:r>
-      <w:hyperlink r:id="rId213">
+      <w:hyperlink r:id="rId223">
         <w:r>
           <w:rPr>
             <w:lang w:val="sw_KE" w:bidi="sw_KE"/>

--- a/swh/docx/008.content.docx
+++ b/swh/docx/008.content.docx
@@ -19,7 +19,7 @@
         <w:rPr>
           <w:lang w:val="sw_KE" w:bidi="sw_KE"/>
         </w:rPr>
-        <w:t>Resource: Kamusi ya Biblia (Tyndale)</w:t>
+        <w:t>Resource: Tyndale Open Bible Dictionary</w:t>
       </w:r>
       <w:r>
         <w:rPr>
@@ -112,7 +112,7 @@
         <w:rPr>
           <w:lang w:val="sw_KE" w:bidi="sw_KE"/>
         </w:rPr>
-        <w:t>Kamusi ya Biblia (Tyndale)</w:t>
+        <w:t>Tyndale Open Bible Dictionary</w:t>
       </w:r>
     </w:p>
     <w:p>

--- a/swh/docx/008.content.docx
+++ b/swh/docx/008.content.docx
@@ -19,7 +19,7 @@
         <w:rPr>
           <w:lang w:val="sw_KE" w:bidi="sw_KE"/>
         </w:rPr>
-        <w:t>Resource: Tyndale Open Bible Dictionary</w:t>
+        <w:t>Resource: Aquifer Open Bible Dictionary</w:t>
       </w:r>
       <w:r>
         <w:rPr>
@@ -112,7 +112,7 @@
         <w:rPr>
           <w:lang w:val="sw_KE" w:bidi="sw_KE"/>
         </w:rPr>
-        <w:t>Tyndale Open Bible Dictionary</w:t>
+        <w:t>Aquifer Open Bible Dictionary</w:t>
       </w:r>
     </w:p>
     <w:p>

--- a/swh/docx/008.content.docx
+++ b/swh/docx/008.content.docx
@@ -287,54 +287,36 @@
         </w:rPr>
         <w:t>Mtu alikuwa amepagawa na pepo aliyeitwa Legioni. Yesu alikutana na mtu katika “nchi ya Gadara” (</w:t>
       </w:r>
-      <w:hyperlink r:id="rId13">
-        <w:r>
-          <w:rPr>
-            <w:lang w:val="sw_KE" w:bidi="sw_KE"/>
-          </w:rPr>
-          <w:rPr>
-            <w:color w:val="0000EE"/>
-            <w:u w:val="single"/>
-          </w:rPr>
-          <w:t>Mathayo 8:28</w:t>
-        </w:r>
-      </w:hyperlink>
+      <w:r>
+        <w:rPr>
+          <w:lang w:val="sw_KE" w:bidi="sw_KE"/>
+        </w:rPr>
+        <w:t>Mathayo 8:28</w:t>
+      </w:r>
       <w:r>
         <w:rPr>
           <w:lang w:val="sw_KE" w:bidi="sw_KE"/>
         </w:rPr>
         <w:t xml:space="preserve">). Matoleo mengine katika </w:t>
       </w:r>
-      <w:hyperlink r:id="rId14">
-        <w:r>
-          <w:rPr>
-            <w:lang w:val="sw_KE" w:bidi="sw_KE"/>
-          </w:rPr>
-          <w:rPr>
-            <w:color w:val="0000EE"/>
-            <w:u w:val="single"/>
-          </w:rPr>
-          <w:t>Marko 5:1</w:t>
-        </w:r>
-      </w:hyperlink>
+      <w:r>
+        <w:rPr>
+          <w:lang w:val="sw_KE" w:bidi="sw_KE"/>
+        </w:rPr>
+        <w:t>Marko 5:1</w:t>
+      </w:r>
       <w:r>
         <w:rPr>
           <w:lang w:val="sw_KE" w:bidi="sw_KE"/>
         </w:rPr>
         <w:t xml:space="preserve"> na </w:t>
       </w:r>
-      <w:hyperlink r:id="rId15">
-        <w:r>
-          <w:rPr>
-            <w:lang w:val="sw_KE" w:bidi="sw_KE"/>
-          </w:rPr>
-          <w:rPr>
-            <w:color w:val="0000EE"/>
-            <w:u w:val="single"/>
-          </w:rPr>
-          <w:t>Luka 8:26, 37</w:t>
-        </w:r>
-      </w:hyperlink>
+      <w:r>
+        <w:rPr>
+          <w:lang w:val="sw_KE" w:bidi="sw_KE"/>
+        </w:rPr>
+        <w:t>Luka 8:26, 37</w:t>
+      </w:r>
       <w:r>
         <w:rPr>
           <w:lang w:val="sw_KE" w:bidi="sw_KE"/>
@@ -355,18 +337,12 @@
         </w:rPr>
         <w:t xml:space="preserve">Toleo la King James la </w:t>
       </w:r>
-      <w:hyperlink r:id="rId13">
-        <w:r>
-          <w:rPr>
-            <w:lang w:val="sw_KE" w:bidi="sw_KE"/>
-          </w:rPr>
-          <w:rPr>
-            <w:color w:val="0000EE"/>
-            <w:u w:val="single"/>
-          </w:rPr>
-          <w:t>Mathayo 8:28</w:t>
-        </w:r>
-      </w:hyperlink>
+      <w:r>
+        <w:rPr>
+          <w:lang w:val="sw_KE" w:bidi="sw_KE"/>
+        </w:rPr>
+        <w:t>Mathayo 8:28</w:t>
+      </w:r>
       <w:r>
         <w:rPr>
           <w:lang w:val="sw_KE" w:bidi="sw_KE"/>
@@ -608,54 +584,36 @@
         </w:rPr>
         <w:t>Katika nyakati za Agano la Kale, Galilaya haikuwa muhimu katika maisha ya Waisraeli, lakini katika nyakati za Agano Jipya ilikuwa kituo kikuu cha idadi ya watu wa Kiyahudi. Galilaya inatajwa kwa mara ya kwanza katika Biblia kama eneo la Kedeshi, mji wa kimbilio katika nchi ya vilima ya Naftali (</w:t>
       </w:r>
-      <w:hyperlink r:id="rId16">
-        <w:r>
-          <w:rPr>
-            <w:lang w:val="sw_KE" w:bidi="sw_KE"/>
-          </w:rPr>
-          <w:rPr>
-            <w:color w:val="0000EE"/>
-            <w:u w:val="single"/>
-          </w:rPr>
-          <w:t>Yos 20:7</w:t>
-        </w:r>
-      </w:hyperlink>
+      <w:r>
+        <w:rPr>
+          <w:lang w:val="sw_KE" w:bidi="sw_KE"/>
+        </w:rPr>
+        <w:t>Yos 20:7</w:t>
+      </w:r>
       <w:r>
         <w:rPr>
           <w:lang w:val="sw_KE" w:bidi="sw_KE"/>
         </w:rPr>
         <w:t xml:space="preserve">; cf. </w:t>
       </w:r>
-      <w:hyperlink r:id="rId17">
-        <w:r>
-          <w:rPr>
-            <w:lang w:val="sw_KE" w:bidi="sw_KE"/>
-          </w:rPr>
-          <w:rPr>
-            <w:color w:val="0000EE"/>
-            <w:u w:val="single"/>
-          </w:rPr>
-          <w:t>21:32</w:t>
-        </w:r>
-      </w:hyperlink>
+      <w:r>
+        <w:rPr>
+          <w:lang w:val="sw_KE" w:bidi="sw_KE"/>
+        </w:rPr>
+        <w:t>21:32</w:t>
+      </w:r>
       <w:r>
         <w:rPr>
           <w:lang w:val="sw_KE" w:bidi="sw_KE"/>
         </w:rPr>
         <w:t xml:space="preserve">; </w:t>
       </w:r>
-      <w:hyperlink r:id="rId18">
-        <w:r>
-          <w:rPr>
-            <w:lang w:val="sw_KE" w:bidi="sw_KE"/>
-          </w:rPr>
-          <w:rPr>
-            <w:color w:val="0000EE"/>
-            <w:u w:val="single"/>
-          </w:rPr>
-          <w:t>1 Mambo ya Nyakati 6:76</w:t>
-        </w:r>
-      </w:hyperlink>
+      <w:r>
+        <w:rPr>
+          <w:lang w:val="sw_KE" w:bidi="sw_KE"/>
+        </w:rPr>
+        <w:t>1 Mambo ya Nyakati 6:76</w:t>
+      </w:r>
       <w:r>
         <w:rPr>
           <w:lang w:val="sw_KE" w:bidi="sw_KE"/>
@@ -676,162 +634,672 @@
         </w:rPr>
         <w:t>Galilaya awali iliteuliwa kama eneo lililokaliwa na makabila ya Naftali, Zabuloni (</w:t>
       </w:r>
-      <w:hyperlink r:id="rId19">
-        <w:r>
-          <w:rPr>
-            <w:lang w:val="sw_KE" w:bidi="sw_KE"/>
-          </w:rPr>
-          <w:rPr>
-            <w:color w:val="0000EE"/>
-            <w:u w:val="single"/>
-          </w:rPr>
-          <w:t>Isa 9:1</w:t>
-        </w:r>
-      </w:hyperlink>
+      <w:r>
+        <w:rPr>
+          <w:lang w:val="sw_KE" w:bidi="sw_KE"/>
+        </w:rPr>
+        <w:t>Isa 9:1</w:t>
+      </w:r>
       <w:r>
         <w:rPr>
           <w:lang w:val="sw_KE" w:bidi="sw_KE"/>
         </w:rPr>
         <w:t xml:space="preserve">), na pengine Asheri (ikiwa Kabuli katika </w:t>
       </w:r>
-      <w:hyperlink r:id="rId20">
-        <w:r>
-          <w:rPr>
-            <w:lang w:val="sw_KE" w:bidi="sw_KE"/>
-          </w:rPr>
-          <w:rPr>
-            <w:color w:val="0000EE"/>
-            <w:u w:val="single"/>
-          </w:rPr>
-          <w:t>Jos 19:27</w:t>
-        </w:r>
-      </w:hyperlink>
+      <w:r>
+        <w:rPr>
+          <w:lang w:val="sw_KE" w:bidi="sw_KE"/>
+        </w:rPr>
+        <w:t>Jos 19:27</w:t>
+      </w:r>
       <w:r>
         <w:rPr>
           <w:lang w:val="sw_KE" w:bidi="sw_KE"/>
         </w:rPr>
         <w:t xml:space="preserve"> ni mji uleule kama katika </w:t>
       </w:r>
-      <w:hyperlink r:id="rId21">
-        <w:r>
-          <w:rPr>
-            <w:lang w:val="sw_KE" w:bidi="sw_KE"/>
-          </w:rPr>
-          <w:rPr>
-            <w:color w:val="0000EE"/>
-            <w:u w:val="single"/>
-          </w:rPr>
-          <w:t>1 Waf 9:11–13</w:t>
-        </w:r>
-      </w:hyperlink>
+      <w:r>
+        <w:rPr>
+          <w:lang w:val="sw_KE" w:bidi="sw_KE"/>
+        </w:rPr>
+        <w:t>1 Waf 9:11–13</w:t>
+      </w:r>
       <w:r>
         <w:rPr>
           <w:lang w:val="sw_KE" w:bidi="sw_KE"/>
         </w:rPr>
         <w:t>). Hakuna hata moja ya makabila hayo yaliyoweza kuwafukuza kabisa wenyeji wa awali wa Kanaani (</w:t>
       </w:r>
-      <w:hyperlink r:id="rId22">
-        <w:r>
-          <w:rPr>
-            <w:lang w:val="sw_KE" w:bidi="sw_KE"/>
-          </w:rPr>
-          <w:rPr>
-            <w:color w:val="0000EE"/>
-            <w:u w:val="single"/>
-          </w:rPr>
-          <w:t>Waam 1:30–33</w:t>
-        </w:r>
-      </w:hyperlink>
+      <w:r>
+        <w:rPr>
+          <w:lang w:val="sw_KE" w:bidi="sw_KE"/>
+        </w:rPr>
+        <w:t>Waam 1:30–33</w:t>
+      </w:r>
       <w:r>
         <w:rPr>
           <w:lang w:val="sw_KE" w:bidi="sw_KE"/>
         </w:rPr>
         <w:t xml:space="preserve">; </w:t>
       </w:r>
-      <w:hyperlink r:id="rId23">
-        <w:r>
-          <w:rPr>
-            <w:lang w:val="sw_KE" w:bidi="sw_KE"/>
-          </w:rPr>
-          <w:rPr>
-            <w:color w:val="0000EE"/>
-            <w:u w:val="single"/>
-          </w:rPr>
-          <w:t>2:1–4</w:t>
-        </w:r>
-      </w:hyperlink>
+      <w:r>
+        <w:rPr>
+          <w:lang w:val="sw_KE" w:bidi="sw_KE"/>
+        </w:rPr>
+        <w:t>2:1–4</w:t>
+      </w:r>
       <w:r>
         <w:rPr>
           <w:lang w:val="sw_KE" w:bidi="sw_KE"/>
         </w:rPr>
         <w:t>), na matokeo yake, Galilaya ilielekea kuwa na mchanganyiko wa kikabila. Miji ambayo Mfalme Solomoni alimpa Hiramu, mfalme wa kipagani wa Tiro, ilikuwa ndani ya Galilaya (</w:t>
       </w:r>
-      <w:hyperlink r:id="rId24">
-        <w:r>
-          <w:rPr>
-            <w:lang w:val="sw_KE" w:bidi="sw_KE"/>
-          </w:rPr>
-          <w:rPr>
-            <w:color w:val="0000EE"/>
-            <w:u w:val="single"/>
-          </w:rPr>
-          <w:t>1 Waf 9:11</w:t>
-        </w:r>
-      </w:hyperlink>
+      <w:r>
+        <w:rPr>
+          <w:lang w:val="sw_KE" w:bidi="sw_KE"/>
+        </w:rPr>
+        <w:t>1 Waf 9:11</w:t>
+      </w:r>
       <w:r>
         <w:rPr>
           <w:lang w:val="sw_KE" w:bidi="sw_KE"/>
         </w:rPr>
         <w:t xml:space="preserve">), na mchanganyiko wa kipagani katika eneo hilo huenda uliathiri chaguo la Solomoni la miji hiyo kama zawadi. Hali hii ya mchanganyiko wa kikabila pia inawezekana kuwa msingi wa uteuzi katika </w:t>
       </w:r>
-      <w:hyperlink r:id="rId19">
-        <w:r>
-          <w:rPr>
-            <w:lang w:val="sw_KE" w:bidi="sw_KE"/>
-          </w:rPr>
-          <w:rPr>
-            <w:color w:val="0000EE"/>
-            <w:u w:val="single"/>
-          </w:rPr>
-          <w:t>Isaya 9:1</w:t>
-        </w:r>
-      </w:hyperlink>
+      <w:r>
+        <w:rPr>
+          <w:lang w:val="sw_KE" w:bidi="sw_KE"/>
+        </w:rPr>
+        <w:t>Isaya 9:1</w:t>
+      </w:r>
       <w:r>
         <w:rPr>
           <w:lang w:val="sw_KE" w:bidi="sw_KE"/>
         </w:rPr>
         <w:t xml:space="preserve">, “Galilaya ya mataifa” (rej. </w:t>
       </w:r>
-      <w:hyperlink r:id="rId25">
-        <w:r>
-          <w:rPr>
-            <w:lang w:val="sw_KE" w:bidi="sw_KE"/>
-          </w:rPr>
-          <w:rPr>
-            <w:color w:val="0000EE"/>
-            <w:u w:val="single"/>
-          </w:rPr>
-          <w:t>Math 4:15</w:t>
-        </w:r>
-      </w:hyperlink>
+      <w:r>
+        <w:rPr>
+          <w:lang w:val="sw_KE" w:bidi="sw_KE"/>
+        </w:rPr>
+        <w:t>Math 4:15</w:t>
+      </w:r>
+      <w:r>
+        <w:rPr>
+          <w:lang w:val="sw_KE" w:bidi="sw_KE"/>
+        </w:rPr>
+        <w:t>; 1 Mak 5:15).</w:t>
+      </w:r>
+    </w:p>
+    <w:p>
+      <w:pPr/>
+      <w:r>
+        <w:rPr>
+          <w:lang w:val="sw_KE" w:bidi="sw_KE"/>
+        </w:rPr>
+      </w:r>
+      <w:r>
+        <w:rPr>
+          <w:lang w:val="sw_KE" w:bidi="sw_KE"/>
+        </w:rPr>
+        <w:t>Wakati wa ufalme, Galilaya ilikuwa eneo la bafa kati ya Israeli na Siria, na ilibeba mzigo wa uvamizi wa Siria dhidi ya Israeli. Ukweli huu umetajwa na nabii Isaya (</w:t>
+      </w:r>
+      <w:r>
+        <w:rPr>
+          <w:lang w:val="sw_KE" w:bidi="sw_KE"/>
+        </w:rPr>
+        <w:t>Is 9:1</w:t>
+      </w:r>
+      <w:r>
+        <w:rPr>
+          <w:lang w:val="sw_KE" w:bidi="sw_KE"/>
+        </w:rPr>
+        <w:t>), lakini aliuona kama utangulizi wa siku angavu zaidi wakati mfalme wa masihi atatawala. Galilaya ilitekwa na Mfalme wa Siria Ben-hadad (</w:t>
+      </w:r>
+      <w:r>
+        <w:rPr>
+          <w:lang w:val="sw_KE" w:bidi="sw_KE"/>
+        </w:rPr>
+        <w:t>1 Waf 15:20</w:t>
+      </w:r>
+      <w:r>
+        <w:rPr>
+          <w:lang w:val="sw_KE" w:bidi="sw_KE"/>
+        </w:rPr>
+        <w:t>) na pengine ilirejeshwa na Mfalme Ahabu wa Israeli. Galilaya ilitiishwa baadaye na Waaramu chini ya Hazaeli (</w:t>
+      </w:r>
+      <w:r>
+        <w:rPr>
+          <w:lang w:val="sw_KE" w:bidi="sw_KE"/>
+        </w:rPr>
+        <w:t>2 Waf 10:32</w:t>
+      </w:r>
       <w:r>
         <w:rPr>
           <w:lang w:val="sw_KE" w:bidi="sw_KE"/>
         </w:rPr>
         <w:t xml:space="preserve">; </w:t>
       </w:r>
-      <w:hyperlink r:id="rId26">
-        <w:r>
-          <w:rPr>
-            <w:lang w:val="sw_KE" w:bidi="sw_KE"/>
-          </w:rPr>
-          <w:rPr>
-            <w:color w:val="0000EE"/>
-            <w:u w:val="single"/>
-          </w:rPr>
-          <w:t>1 Mak 5:15</w:t>
-        </w:r>
-      </w:hyperlink>
+      <w:r>
+        <w:rPr>
+          <w:lang w:val="sw_KE" w:bidi="sw_KE"/>
+        </w:rPr>
+        <w:t>12:18</w:t>
+      </w:r>
+      <w:r>
+        <w:rPr>
+          <w:lang w:val="sw_KE" w:bidi="sw_KE"/>
+        </w:rPr>
+        <w:t xml:space="preserve">; </w:t>
+      </w:r>
+      <w:r>
+        <w:rPr>
+          <w:lang w:val="sw_KE" w:bidi="sw_KE"/>
+        </w:rPr>
+        <w:t>13:22</w:t>
+      </w:r>
+      <w:r>
+        <w:rPr>
+          <w:lang w:val="sw_KE" w:bidi="sw_KE"/>
+        </w:rPr>
+        <w:t>) na ikarejeshwa na Yeroboamu II (</w:t>
+      </w:r>
+      <w:r>
+        <w:rPr>
+          <w:lang w:val="sw_KE" w:bidi="sw_KE"/>
+        </w:rPr>
+        <w:t>2 Waf 14:23–25</w:t>
+      </w:r>
+      <w:r>
+        <w:rPr>
+          <w:lang w:val="sw_KE" w:bidi="sw_KE"/>
+        </w:rPr>
+        <w:t>). Kutokana na ushindi wa Waashuru katika eneo la Dameski na Galilaya mnamo mwaka 732 Kabla ya Kristo na Tiglath-pileser III (</w:t>
+      </w:r>
+      <w:r>
+        <w:rPr>
+          <w:lang w:val="sw_KE" w:bidi="sw_KE"/>
+        </w:rPr>
+        <w:t>2 Waf 15:29</w:t>
+      </w:r>
+      <w:r>
+        <w:rPr>
+          <w:lang w:val="sw_KE" w:bidi="sw_KE"/>
+        </w:rPr>
+        <w:t>), watu wengi wa Mataifa waliingizwa katika eneo hilo huku wengi wa wakaazi wa Kiyahudi wakihamishwa. Hii kwa kawaida ilisababisha ushawishi na utawala mkubwa wa Mataifa katika Galilaya. Chini ya ushawishi wa mfululizo wa Babeli, Uajemi, Ugiriki, na Siria, Galilaya ilikuwa ikipata uhamiaji na uvamizi mara kwa mara. Kuanzia wakati wa ushindi wa Waashuru wa Israeli hadi karibu mwisho wa karne ya pili KK, idadi ya watu wa Galilaya ilitawaliwa na Mataifa, huku kukiwa na Wayahudi wachache tu.</w:t>
+      </w:r>
+    </w:p>
+    <w:p>
+      <w:pPr/>
+      <w:r>
+        <w:rPr>
+          <w:lang w:val="sw_KE" w:bidi="sw_KE"/>
+        </w:rPr>
+      </w:r>
+      <w:r>
+        <w:rPr>
+          <w:lang w:val="sw_KE" w:bidi="sw_KE"/>
+        </w:rPr>
+        <w:t>Wayahudi waliobaki Galilaya waliletwa Yudea na Simoni Maccabeus mwaka 164 Kabla ya Kristo (KK) (1 Macc 5:21–23). Galilaya ilitekwa na Aristobulus I (104–103 KK), ambaye aliwalazimisha wakazi wake kutahiriwa na kutii sheria za Kiyahudi, kazi ambayo huenda tayari ilianzishwa na Yohana Hyrcanus (134–104 KK).</w:t>
+      </w:r>
+    </w:p>
+    <w:p>
+      <w:pPr/>
+      <w:r>
+        <w:rPr>
+          <w:lang w:val="sw_KE" w:bidi="sw_KE"/>
+        </w:rPr>
+      </w:r>
+      <w:r>
+        <w:rPr>
+          <w:lang w:val="sw_KE" w:bidi="sw_KE"/>
+        </w:rPr>
+        <w:t>Herode Mkuu (mtawala chini ya Roma, 37–4 KK) aliongeza Galilaya kwenye ufalme wake, na Wayahudi zaidi walivutiwa huko. Josephus alirekodi kwamba Galilaya ilikuwa na miji na vijiji 240 na wanaume 100,000 waliopatikana kupigana dhidi ya Warumi. Baada ya kifo cha Herode Mkuu, Galilaya ilijumuishwa katika utawala wa Herode Antipa (4 KK–39 BK). Baada ya kufukuzwa kwa Herode Antipa mnamo 39 BK, Galilaya iliongezwa kwenye eneo la Herode Agripa I, ambaye alitawala hadi alipokufa mnamo 44 BK. Roma ilisimamia moja kwa moja Galilaya hadi ilipowekwa chini ya utawala wa Herode Agripa II. Kwa kujiunga na Warumi wakati wa maasi ya Wayahudi, aliweza kudumisha nafasi yake hadi 100 BK. Licha ya jaribio la Wagalilaya kupata uhuru, kundi la mapinduzi lililetwa chini ya utawala wa Vespasian mnamo 67 BK. Baada ya kifo cha Herode Agripa II, Galilaya ikawa sehemu ya jimbo la Kirumi la Siria.</w:t>
+      </w:r>
+    </w:p>
+    <w:p>
+      <w:pPr/>
+      <w:r>
+        <w:rPr>
+          <w:lang w:val="sw_KE" w:bidi="sw_KE"/>
+        </w:rPr>
+      </w:r>
+      <w:r>
+        <w:rPr>
+          <w:lang w:val="sw_KE" w:bidi="sw_KE"/>
+        </w:rPr>
+        <w:t>Baada ya kuanguka kwa Yerusalemu mnamo mwaka 70 Baada Ya Kristo (BK), Sanhedrini na Wayahudi wengine wengi wa Palestina ya kusini walikusanyika Galilaya. Matokeo yake, miji kama Tiberia na Sepphoris ikawa ya Kiyahudi, na Wayahudi waliotawanyika wakaanza kufikiria Galilaya kama kituo chao. Tiberia ikawa kituo cha elimu ya Kiyahudi, na hapo ndipo michango mikubwa kama mfumo wa Tiberia wa kuweka alama za vokali kwenye maandiko ya konsonanti ya Kiebrania ilifanywa, pamoja na uundaji wa Mishnah na Talmudi ya Palestina.</w:t>
+      </w:r>
+    </w:p>
+    <w:p>
+      <w:pPr/>
+      <w:r>
+        <w:rPr>
+          <w:lang w:val="sw_KE" w:bidi="sw_KE"/>
+        </w:rPr>
+      </w:r>
+      <w:r>
+        <w:rPr>
+          <w:lang w:val="sw_KE" w:bidi="sw_KE"/>
+        </w:rPr>
+        <w:t>Kuanzia takriban (BK) 451 hadi utawala wa Waislamu juu ya Galilaya ulipoanza katika karne ya saba, Galilaya ilitawaliwa na patriarki wa Kikristo wa Yerusalemu, iliyoanzishwa na Baraza la Chalcedon mnamo AD 451. Utawala wa Waislamu kutoka karne ya saba kuendelea ulikuwa endelevu isipokuwa kwa vipindi vilivyosababishwa na Vita vya Msalaba vya karne ya kumi na mbili na Vita vya Kwanza vya Dunia. Galilaya yote imejumuishwa katika taifa la kisasa la Israeli tangu kuanzishwa kwake mwaka 1948.</w:t>
+      </w:r>
+    </w:p>
+    <w:p>
+      <w:pPr>
+        <w:pStyle w:val="Heading3"/>
+      </w:pPr>
+      <w:r>
+        <w:rPr>
+          <w:lang w:val="sw_KE" w:bidi="sw_KE"/>
+        </w:rPr>
+        <w:t>Mipaka</w:t>
+      </w:r>
+    </w:p>
+    <w:p>
+      <w:pPr/>
+      <w:r>
+        <w:rPr>
+          <w:lang w:val="sw_KE" w:bidi="sw_KE"/>
+        </w:rPr>
+      </w:r>
+      <w:r>
+        <w:rPr>
+          <w:lang w:val="sw_KE" w:bidi="sw_KE"/>
+        </w:rPr>
+        <w:t>Galilaya ilikuwa imepakana upande wa mashariki na Mto Yordani wa juu na Bahari ya Galilaya na upande wa kusini na uwanda wa Esdraelon, ambao ulitumika kama mpaka wa asili kati ya Galilaya na Samaria. Wakati mwingine uwanda huo ulijumuishwa katika Galilaya, kama ilivyokuwa wakati wa kipindi cha kati ya Agano la Kale na Jipya (1 Macc 10:30; 12:47–49). Ingawa mpaka wa kaskazini haukuwa na uhakika na ulikuwa unabadilika katika historia ya Galilaya, katika nyakati za Agano Jipya ulifikia Ziwa Huleh. Mpaka wa magharibi ulifuata Bahari ya Mediterania hadi Mlima Karmeli.</w:t>
+      </w:r>
+    </w:p>
+    <w:p>
+      <w:pPr/>
+      <w:r>
+        <w:rPr>
+          <w:lang w:val="sw_KE" w:bidi="sw_KE"/>
+        </w:rPr>
+      </w:r>
+      <w:r>
+        <w:rPr>
+          <w:lang w:val="sw_KE" w:bidi="sw_KE"/>
+        </w:rPr>
+        <w:t xml:space="preserve">Kuanzia wakati wa ufalme uliogawanyika hadi ushindi wa Waashuru wa Galilaya (734 KK), ilikuwa sehemu ya kaskazini zaidi ya ufalme wa Israeli. Eneo hilo liligawanywa katika Galilaya ya juu na Galilaya ya chini na uwanda wa Rama, ambao ulipita kati ya Kapernaumu na Ptolemais (taz. Yudith 1:8; 1 Macc 12:49; </w:t>
+      </w:r>
+      <w:r>
+        <w:rPr>
+          <w:i/>
+          <w:lang w:val="sw_KE" w:bidi="sw_KE"/>
+        </w:rPr>
+        <w:t>Vita</w:t>
+      </w:r>
+      <w:r>
+        <w:rPr>
+          <w:lang w:val="sw_KE" w:bidi="sw_KE"/>
+        </w:rPr>
+        <w:t xml:space="preserve"> ya Josephus 3.3.1). Katika Mishnah (mkusanyiko wa tafsiri za mapema za sheria za marabi), Galilaya imegawanywa katika sehemu tatu zinazolingana na mgawanyiko wa asili wa uwanda, nchi ya vilima, na mlima. Chini ya utawala wa Kirumi, Galilaya ilikuwa na umbali wa takriban maili 25 hadi 30 (kilomita 40 hadi 50) kutoka mashariki hadi magharibi na takriban maili 35 hadi 40 (kilomita 55 hadi 65) kutoka kaskazini hadi kusini.</w:t>
+      </w:r>
+    </w:p>
+    <w:p>
+      <w:pPr>
+        <w:pStyle w:val="Heading3"/>
+      </w:pPr>
+      <w:r>
+        <w:rPr>
+          <w:lang w:val="sw_KE" w:bidi="sw_KE"/>
+        </w:rPr>
+        <w:t>Jiografia</w:t>
+      </w:r>
+    </w:p>
+    <w:p>
+      <w:pPr/>
+      <w:r>
+        <w:rPr>
+          <w:lang w:val="sw_KE" w:bidi="sw_KE"/>
+        </w:rPr>
+      </w:r>
+      <w:r>
+        <w:rPr>
+          <w:lang w:val="sw_KE" w:bidi="sw_KE"/>
+        </w:rPr>
+        <w:t>Mazingira ya kuvutia ya Galilaya yanaundwa na vilima vya chokaa vya volkeno na tambarare zenye rutuba za aluviumu. Hali yake ya hewa ni baridi zaidi kuliko sehemu nyingine yoyote ya Palestina, na uzuri wake na rutuba yake vinatofautiana sana na vilima vya kusini mwa Palestina vilivyo na jua kali na ukame.</w:t>
+      </w:r>
+    </w:p>
+    <w:p>
+      <w:pPr/>
+      <w:r>
+        <w:rPr>
+          <w:lang w:val="sw_KE" w:bidi="sw_KE"/>
+        </w:rPr>
+      </w:r>
+      <w:r>
+        <w:rPr>
+          <w:lang w:val="sw_KE" w:bidi="sw_KE"/>
+        </w:rPr>
+        <w:t>Sifa za kijiografia zinatofautiana kutoka milima mirefu kaskazini hadi tambarare ya Esdraelon kusini. Mlima Tabor ni maarufu mashariki, wakati Mlima Karmeli unajitokeza magharibi. Sehemu kubwa ya Galilaya ya juu iko futi 3,000 (mita 914.4) juu ya usawa wa bahari, na katika nyakati za Agano Jipya ilikuwa na misitu mingi na ilikuwa na watu wachache zaidi kuliko Galilaya ya chini. Galilaya ya chini inaanza kwenye futi 1,500 hadi 2,000 (mita 450 hadi 600) juu ya usawa wa bahari na inashuka kwa kasi hadi Bahari ya Galilaya, zaidi ya futi 600 (mita 182.9) chini ya usawa wa bahari.</w:t>
+      </w:r>
+    </w:p>
+    <w:p>
+      <w:pPr/>
+      <w:r>
+        <w:rPr>
+          <w:lang w:val="sw_KE" w:bidi="sw_KE"/>
+        </w:rPr>
+      </w:r>
+      <w:r>
+        <w:rPr>
+          <w:lang w:val="sw_KE" w:bidi="sw_KE"/>
+        </w:rPr>
+        <w:t>Kando na wastani wa mvua ya kila mwaka ya inchi 25 (sentimita 63.5), Galilaya inanyweshwa na mito inayotiririka kutoka chemchemi kwenye vilima na ni vyanzo vikuu vya Mto Kishon mzuri huko Janin, na vyanzo vya Mto Yordani, mto mkubwa zaidi Palestina. Ardhi pia inaloanishwa na umande mzito unaotokana na hali ya hewa inayoundwa na safu ya milima ya Lebanoni kaskazini.</w:t>
+      </w:r>
+    </w:p>
+    <w:p>
+      <w:pPr>
+        <w:pStyle w:val="Heading3"/>
+      </w:pPr>
+      <w:r>
+        <w:rPr>
+          <w:lang w:val="sw_KE" w:bidi="sw_KE"/>
+        </w:rPr>
+        <w:t>Miji</w:t>
+      </w:r>
+    </w:p>
+    <w:p>
+      <w:pPr/>
+      <w:r>
+        <w:rPr>
+          <w:lang w:val="sw_KE" w:bidi="sw_KE"/>
+        </w:rPr>
+      </w:r>
+      <w:r>
+        <w:rPr>
+          <w:lang w:val="sw_KE" w:bidi="sw_KE"/>
+        </w:rPr>
+        <w:t>Miongoni mwa miji maarufu katika historia ya awali ya Galilaya ni Kedesh katika Naftali, mji wa kimbilio (</w:t>
+      </w:r>
+      <w:r>
+        <w:rPr>
+          <w:lang w:val="sw_KE" w:bidi="sw_KE"/>
+        </w:rPr>
+        <w:t>Yos 20:7</w:t>
+      </w:r>
+      <w:r>
+        <w:rPr>
+          <w:lang w:val="sw_KE" w:bidi="sw_KE"/>
+        </w:rPr>
+        <w:t xml:space="preserve">; </w:t>
+      </w:r>
+      <w:r>
+        <w:rPr>
+          <w:lang w:val="sw_KE" w:bidi="sw_KE"/>
+        </w:rPr>
+        <w:t>21:32</w:t>
+      </w:r>
+      <w:r>
+        <w:rPr>
+          <w:lang w:val="sw_KE" w:bidi="sw_KE"/>
+        </w:rPr>
+        <w:t xml:space="preserve">; </w:t>
+      </w:r>
+      <w:r>
+        <w:rPr>
+          <w:lang w:val="sw_KE" w:bidi="sw_KE"/>
+        </w:rPr>
+        <w:t>1 Nya 6:76</w:t>
+      </w:r>
+      <w:r>
+        <w:rPr>
+          <w:lang w:val="sw_KE" w:bidi="sw_KE"/>
+        </w:rPr>
+        <w:t>), na Hazori, takriban maili 10 (kilomita 16.1) kaskazini mwa Bahari ya Galilaya (</w:t>
+      </w:r>
+      <w:r>
+        <w:rPr>
+          <w:lang w:val="sw_KE" w:bidi="sw_KE"/>
+        </w:rPr>
+        <w:t>Yos 11:10</w:t>
+      </w:r>
+      <w:r>
+        <w:rPr>
+          <w:lang w:val="sw_KE" w:bidi="sw_KE"/>
+        </w:rPr>
+        <w:t xml:space="preserve">; </w:t>
+      </w:r>
+      <w:r>
+        <w:rPr>
+          <w:lang w:val="sw_KE" w:bidi="sw_KE"/>
+        </w:rPr>
+        <w:t>1 Fal 9:15</w:t>
+      </w:r>
+      <w:r>
+        <w:rPr>
+          <w:lang w:val="sw_KE" w:bidi="sw_KE"/>
+        </w:rPr>
+        <w:t>). Wakati wa Kristo, Korazini (</w:t>
+      </w:r>
+      <w:r>
+        <w:rPr>
+          <w:lang w:val="sw_KE" w:bidi="sw_KE"/>
+        </w:rPr>
+        <w:t>Mt 11:21</w:t>
+      </w:r>
+      <w:r>
+        <w:rPr>
+          <w:lang w:val="sw_KE" w:bidi="sw_KE"/>
+        </w:rPr>
+        <w:t>) na Kapernaumu (</w:t>
+      </w:r>
+      <w:r>
+        <w:rPr>
+          <w:lang w:val="sw_KE" w:bidi="sw_KE"/>
+        </w:rPr>
+        <w:t>4:13</w:t>
+      </w:r>
+      <w:r>
+        <w:rPr>
+          <w:lang w:val="sw_KE" w:bidi="sw_KE"/>
+        </w:rPr>
+        <w:t xml:space="preserve">; </w:t>
+      </w:r>
+      <w:r>
+        <w:rPr>
+          <w:lang w:val="sw_KE" w:bidi="sw_KE"/>
+        </w:rPr>
+        <w:t>11:23</w:t>
+      </w:r>
+      <w:r>
+        <w:rPr>
+          <w:lang w:val="sw_KE" w:bidi="sw_KE"/>
+        </w:rPr>
+        <w:t>) zilikuwa miji maarufu iliyoko kaskazini mashariki karibu na Bahari ya Galilaya. Kapernaumu inaonekana kuwa kitovu cha huduma ya Yesu katika eneo hilo (</w:t>
+      </w:r>
+      <w:r>
+        <w:rPr>
+          <w:lang w:val="sw_KE" w:bidi="sw_KE"/>
+        </w:rPr>
+        <w:t>Mt 4:13</w:t>
+      </w:r>
+      <w:r>
+        <w:rPr>
+          <w:lang w:val="sw_KE" w:bidi="sw_KE"/>
+        </w:rPr>
+        <w:t xml:space="preserve">; </w:t>
+      </w:r>
+      <w:r>
+        <w:rPr>
+          <w:lang w:val="sw_KE" w:bidi="sw_KE"/>
+        </w:rPr>
+        <w:t>Mk 2:1</w:t>
+      </w:r>
+      <w:r>
+        <w:rPr>
+          <w:lang w:val="sw_KE" w:bidi="sw_KE"/>
+        </w:rPr>
+        <w:t xml:space="preserve">; </w:t>
+      </w:r>
+      <w:r>
+        <w:rPr>
+          <w:lang w:val="sw_KE" w:bidi="sw_KE"/>
+        </w:rPr>
+        <w:t>9:33</w:t>
+      </w:r>
+      <w:r>
+        <w:rPr>
+          <w:lang w:val="sw_KE" w:bidi="sw_KE"/>
+        </w:rPr>
+        <w:t>; nk). Nazareti ni muhimu hasa kama mji wa utoto wa Kristo (</w:t>
+      </w:r>
+      <w:r>
+        <w:rPr>
+          <w:lang w:val="sw_KE" w:bidi="sw_KE"/>
+        </w:rPr>
+        <w:t>Math 2:22–23</w:t>
+      </w:r>
+      <w:r>
+        <w:rPr>
+          <w:lang w:val="sw_KE" w:bidi="sw_KE"/>
+        </w:rPr>
+        <w:t xml:space="preserve">; </w:t>
+      </w:r>
+      <w:r>
+        <w:rPr>
+          <w:lang w:val="sw_KE" w:bidi="sw_KE"/>
+        </w:rPr>
+        <w:t>Luk 2:39</w:t>
+      </w:r>
+      <w:r>
+        <w:rPr>
+          <w:lang w:val="sw_KE" w:bidi="sw_KE"/>
+        </w:rPr>
+        <w:t xml:space="preserve">; </w:t>
+      </w:r>
+      <w:r>
+        <w:rPr>
+          <w:lang w:val="sw_KE" w:bidi="sw_KE"/>
+        </w:rPr>
+        <w:t>4:16</w:t>
+      </w:r>
+      <w:r>
+        <w:rPr>
+          <w:lang w:val="sw_KE" w:bidi="sw_KE"/>
+        </w:rPr>
+        <w:t>; nk). Naini (</w:t>
+      </w:r>
+      <w:r>
+        <w:rPr>
+          <w:lang w:val="sw_KE" w:bidi="sw_KE"/>
+        </w:rPr>
+        <w:t>Lk 7:11–17</w:t>
+      </w:r>
+      <w:r>
+        <w:rPr>
+          <w:lang w:val="sw_KE" w:bidi="sw_KE"/>
+        </w:rPr>
+        <w:t>), iliyoko kwenye ukingo wa kaskazini wa mlima unaoitwa Hermoni Mdogo, na Kana ya Galilaya (</w:t>
+      </w:r>
+      <w:r>
+        <w:rPr>
+          <w:lang w:val="sw_KE" w:bidi="sw_KE"/>
+        </w:rPr>
+        <w:t>Yn 2:1–11</w:t>
+      </w:r>
+      <w:r>
+        <w:rPr>
+          <w:lang w:val="sw_KE" w:bidi="sw_KE"/>
+        </w:rPr>
+        <w:t>) pia zilikuwa na umuhimu mkubwa katika huduma ya Kristo. Sepphoris na Tiberia zilikuwa miji muhimu wakati wa utawala wa Kirumi.</w:t>
+      </w:r>
+    </w:p>
+    <w:p>
+      <w:pPr>
+        <w:pStyle w:val="Heading3"/>
+      </w:pPr>
+      <w:r>
+        <w:rPr>
+          <w:lang w:val="sw_KE" w:bidi="sw_KE"/>
+        </w:rPr>
+        <w:t>Barabara na Usafiri</w:t>
+      </w:r>
+    </w:p>
+    <w:p>
+      <w:pPr/>
+      <w:r>
+        <w:rPr>
+          <w:lang w:val="sw_KE" w:bidi="sw_KE"/>
+        </w:rPr>
+      </w:r>
+      <w:r>
+        <w:rPr>
+          <w:lang w:val="sw_KE" w:bidi="sw_KE"/>
+        </w:rPr>
+        <w:t>Barabara nyingi zilipitia Galilaya, na zile za nyakati za Agano Jipya zilikuwa bora zaidi kutokana na ujenzi na matengenezo ya Kirumi.</w:t>
+      </w:r>
+    </w:p>
+    <w:p>
+      <w:pPr/>
+      <w:r>
+        <w:rPr>
+          <w:lang w:val="sw_KE" w:bidi="sw_KE"/>
+        </w:rPr>
+      </w:r>
+      <w:r>
+        <w:rPr>
+          <w:lang w:val="sw_KE" w:bidi="sw_KE"/>
+        </w:rPr>
+        <w:t>Miongoni mwa njia za biashara zinazojulikana zaidi ilikuwa Via Maris (Njia ya Bahari), ambayo ilipitia Galilaya ikielekea kutoka Dameski hadi Misri. Njia nyingine kuu ilitoka Tiberia, karibu na Bahari ya Galilaya, hadi Acco (Ptolemais), bandari kwenye pwani ya Foinike. Njia kuu za misafara pia ziliunganisha Galilaya na masoko ya Mashariki. Eneo hilo liliunganishwa na mtandao wa matawi na barabara zinazounganisha zilizotoka kwenye barabara kuu.</w:t>
+      </w:r>
+    </w:p>
+    <w:p>
+      <w:pPr>
+        <w:pStyle w:val="Heading3"/>
+      </w:pPr>
+      <w:r>
+        <w:rPr>
+          <w:lang w:val="sw_KE" w:bidi="sw_KE"/>
+        </w:rPr>
+        <w:t>Wakazi</w:t>
+      </w:r>
+    </w:p>
+    <w:p>
+      <w:pPr/>
+      <w:r>
+        <w:rPr>
+          <w:lang w:val="sw_KE" w:bidi="sw_KE"/>
+        </w:rPr>
+      </w:r>
+      <w:r>
+        <w:rPr>
+          <w:lang w:val="sw_KE" w:bidi="sw_KE"/>
+        </w:rPr>
+        <w:t xml:space="preserve">Wakazi wa Galilaya (Wagalilaya) walikuwa kimsingi ni Wayahudi katika mwelekeo wa kidini na kizalendo, lakini walikuwa na mchanganyiko wa makabila mbalimbali. Ushawishi wa mchanganyiko huu ulikuwa wa kutosha kusababisha tofauti zinazotambulika katika matamshi kutoka yale ya Palestina ya kusini (linganisha </w:t>
+      </w:r>
+      <w:r>
+        <w:rPr>
+          <w:lang w:val="sw_KE" w:bidi="sw_KE"/>
+        </w:rPr>
+        <w:t>Mt 26:69, 73</w:t>
+      </w:r>
+      <w:r>
+        <w:rPr>
+          <w:lang w:val="sw_KE" w:bidi="sw_KE"/>
+        </w:rPr>
+        <w:t>). Wagalilaya walipokea ushawishi zaidi wa Kigiriki na Kirumi kuliko Wayahudi wa Yudea. Mchanganyiko wa kikabila, tofauti za matamshi, na eneo vilisababisha Wayahudi wa Yudea kuiona Galilaya na wakazi wake kwa dharau (</w:t>
+      </w:r>
+      <w:r>
+        <w:rPr>
+          <w:lang w:val="sw_KE" w:bidi="sw_KE"/>
+        </w:rPr>
+        <w:t>Yn 1:46</w:t>
+      </w:r>
+      <w:r>
+        <w:rPr>
+          <w:lang w:val="sw_KE" w:bidi="sw_KE"/>
+        </w:rPr>
+        <w:t xml:space="preserve">; </w:t>
+      </w:r>
+      <w:r>
+        <w:rPr>
+          <w:lang w:val="sw_KE" w:bidi="sw_KE"/>
+        </w:rPr>
+        <w:t>7:41, 52</w:t>
+      </w:r>
       <w:r>
         <w:rPr>
           <w:lang w:val="sw_KE" w:bidi="sw_KE"/>
@@ -850,207 +1318,240 @@
         <w:rPr>
           <w:lang w:val="sw_KE" w:bidi="sw_KE"/>
         </w:rPr>
-        <w:t>Wakati wa ufalme, Galilaya ilikuwa eneo la bafa kati ya Israeli na Siria, na ilibeba mzigo wa uvamizi wa Siria dhidi ya Israeli. Ukweli huu umetajwa na nabii Isaya (</w:t>
-      </w:r>
-      <w:hyperlink r:id="rId19">
-        <w:r>
-          <w:rPr>
-            <w:lang w:val="sw_KE" w:bidi="sw_KE"/>
-          </w:rPr>
-          <w:rPr>
-            <w:color w:val="0000EE"/>
-            <w:u w:val="single"/>
-          </w:rPr>
-          <w:t>Is 9:1</w:t>
-        </w:r>
-      </w:hyperlink>
-      <w:r>
-        <w:rPr>
-          <w:lang w:val="sw_KE" w:bidi="sw_KE"/>
-        </w:rPr>
-        <w:t>), lakini aliuona kama utangulizi wa siku angavu zaidi wakati mfalme wa masihi atatawala. Galilaya ilitekwa na Mfalme wa Siria Ben-hadad (</w:t>
-      </w:r>
-      <w:hyperlink r:id="rId27">
-        <w:r>
-          <w:rPr>
-            <w:lang w:val="sw_KE" w:bidi="sw_KE"/>
-          </w:rPr>
-          <w:rPr>
-            <w:color w:val="0000EE"/>
-            <w:u w:val="single"/>
-          </w:rPr>
-          <w:t>1 Waf 15:20</w:t>
-        </w:r>
-      </w:hyperlink>
-      <w:r>
-        <w:rPr>
-          <w:lang w:val="sw_KE" w:bidi="sw_KE"/>
-        </w:rPr>
-        <w:t>) na pengine ilirejeshwa na Mfalme Ahabu wa Israeli. Galilaya ilitiishwa baadaye na Waaramu chini ya Hazaeli (</w:t>
-      </w:r>
-      <w:hyperlink r:id="rId28">
-        <w:r>
-          <w:rPr>
-            <w:lang w:val="sw_KE" w:bidi="sw_KE"/>
-          </w:rPr>
-          <w:rPr>
-            <w:color w:val="0000EE"/>
-            <w:u w:val="single"/>
-          </w:rPr>
-          <w:t>2 Waf 10:32</w:t>
-        </w:r>
-      </w:hyperlink>
+        <w:t>Galilaya ya Chini ilikuwa imejaa vijiji, na katika nyakati za Agano Jipya idadi ya watu ilikuwa labda karibu milioni tatu. Rutuba ya udongo na uzalishaji wa matunda wa nchi ulileta ustawi kwa watu wa Kiyahudi, hasa katika karne zilizofuata mara baada ya wakati wa Kristo.</w:t>
+      </w:r>
+    </w:p>
+    <w:p>
+      <w:pPr>
+        <w:pStyle w:val="Heading3"/>
+      </w:pPr>
+      <w:r>
+        <w:rPr>
+          <w:lang w:val="sw_KE" w:bidi="sw_KE"/>
+        </w:rPr>
+        <w:t>Serikali</w:t>
+      </w:r>
+    </w:p>
+    <w:p>
+      <w:pPr/>
+      <w:r>
+        <w:rPr>
+          <w:lang w:val="sw_KE" w:bidi="sw_KE"/>
+        </w:rPr>
+      </w:r>
+      <w:r>
+        <w:rPr>
+          <w:lang w:val="sw_KE" w:bidi="sw_KE"/>
+        </w:rPr>
+        <w:t>Galilaya ilikuwa chini ya utawala wa Kirumi wa wafalme Augusto na Tiberio wakati wa Kristo. Ngome za Kirumi kote Galilaya zilikuwa ukumbusho wa mara kwa mara wa uwepo na ushawishi wa Dola ya Kirumi. Wakati wa huduma ya Kristo, Roma ilimteua mtetraki Herode Antipa (</w:t>
+      </w:r>
+      <w:r>
+        <w:rPr>
+          <w:lang w:val="sw_KE" w:bidi="sw_KE"/>
+        </w:rPr>
+        <w:t>Mt 14:1</w:t>
+      </w:r>
       <w:r>
         <w:rPr>
           <w:lang w:val="sw_KE" w:bidi="sw_KE"/>
         </w:rPr>
         <w:t xml:space="preserve">; </w:t>
       </w:r>
-      <w:hyperlink r:id="rId29">
-        <w:r>
-          <w:rPr>
-            <w:lang w:val="sw_KE" w:bidi="sw_KE"/>
-          </w:rPr>
-          <w:rPr>
-            <w:color w:val="0000EE"/>
-            <w:u w:val="single"/>
-          </w:rPr>
-          <w:t>12:18</w:t>
-        </w:r>
-      </w:hyperlink>
+      <w:r>
+        <w:rPr>
+          <w:lang w:val="sw_KE" w:bidi="sw_KE"/>
+        </w:rPr>
+        <w:t>Lk 23:5–7</w:t>
+      </w:r>
+      <w:r>
+        <w:rPr>
+          <w:lang w:val="sw_KE" w:bidi="sw_KE"/>
+        </w:rPr>
+        <w:t>) kutawala eneo hilo. Aliteuliwa ofisini akiwa na umri wa miaka 17. Sepphoris ilikuwa mji mkuu wake wa kwanza; karibu mwaka wa AD 22 alijenga Tiberia kwenye ufuo wa Bahari ya Galilaya kama mji mkuu wake mpya, kwa heshima ya mfalme.</w:t>
+      </w:r>
+    </w:p>
+    <w:p>
+      <w:pPr>
+        <w:pStyle w:val="Heading3"/>
+      </w:pPr>
+      <w:r>
+        <w:rPr>
+          <w:lang w:val="sw_KE" w:bidi="sw_KE"/>
+        </w:rPr>
+        <w:t>Bidhaa</w:t>
+      </w:r>
+    </w:p>
+    <w:p>
+      <w:pPr/>
+      <w:r>
+        <w:rPr>
+          <w:lang w:val="sw_KE" w:bidi="sw_KE"/>
+        </w:rPr>
+      </w:r>
+      <w:r>
+        <w:rPr>
+          <w:lang w:val="sw_KE" w:bidi="sw_KE"/>
+        </w:rPr>
+        <w:t>Mazao mengi yaliwezesha Galilaya kutoa mazao kwa miji jirani ya Wafinisia ya Tiro na Sidoni karibu katikati ya karne ya kwanza BK. Mazao makuu yalijumuisha zabibu, makomamanga, mizeituni, na nafaka. Uvuvi katika Bahari ya Galilaya ulikuwa biashara maarufu katika nyakati za Agano Jipya (</w:t>
+      </w:r>
+      <w:r>
+        <w:rPr>
+          <w:lang w:val="sw_KE" w:bidi="sw_KE"/>
+        </w:rPr>
+        <w:t>Mar 1:14–20</w:t>
+      </w:r>
+      <w:r>
+        <w:rPr>
+          <w:lang w:val="sw_KE" w:bidi="sw_KE"/>
+        </w:rPr>
+        <w:t>).</w:t>
+      </w:r>
+    </w:p>
+    <w:p>
+      <w:pPr>
+        <w:pStyle w:val="Heading3"/>
+      </w:pPr>
+      <w:r>
+        <w:rPr>
+          <w:lang w:val="sw_KE" w:bidi="sw_KE"/>
+        </w:rPr>
+        <w:t>Yesu na Galilaya</w:t>
+      </w:r>
+    </w:p>
+    <w:p>
+      <w:pPr/>
+      <w:r>
+        <w:rPr>
+          <w:lang w:val="sw_KE" w:bidi="sw_KE"/>
+        </w:rPr>
+      </w:r>
+      <w:r>
+        <w:rPr>
+          <w:lang w:val="sw_KE" w:bidi="sw_KE"/>
+        </w:rPr>
+        <w:t>Yesu alilelewa Galilaya (</w:t>
+      </w:r>
+      <w:r>
+        <w:rPr>
+          <w:lang w:val="sw_KE" w:bidi="sw_KE"/>
+        </w:rPr>
+        <w:t>Luk 4:16</w:t>
+      </w:r>
+      <w:r>
+        <w:rPr>
+          <w:lang w:val="sw_KE" w:bidi="sw_KE"/>
+        </w:rPr>
+        <w:t>), na 11 kati ya wanafunzi wake 12 walitoka huko (Yuda Iskariote ndiye pekee aliyekuwa Myahudi</w:t>
+      </w:r>
+    </w:p>
+    <w:p>
+      <w:pPr/>
+      <w:r>
+        <w:rPr>
+          <w:lang w:val="sw_KE" w:bidi="sw_KE"/>
+        </w:rPr>
+      </w:r>
+      <w:r>
+        <w:rPr>
+          <w:lang w:val="sw_KE" w:bidi="sw_KE"/>
+        </w:rPr>
+        <w:t>Utamaduni, biashara, kilimo, na uvuvi wa eneo hilo vilikuwa msingi wa huduma nyingi za Yesu, kama mifano yake inavyoonyesha (</w:t>
+      </w:r>
+      <w:r>
+        <w:rPr>
+          <w:lang w:val="sw_KE" w:bidi="sw_KE"/>
+        </w:rPr>
+        <w:t>Mt 20:1–8</w:t>
+      </w:r>
       <w:r>
         <w:rPr>
           <w:lang w:val="sw_KE" w:bidi="sw_KE"/>
         </w:rPr>
         <w:t xml:space="preserve">; </w:t>
       </w:r>
-      <w:hyperlink r:id="rId30">
-        <w:r>
-          <w:rPr>
-            <w:lang w:val="sw_KE" w:bidi="sw_KE"/>
-          </w:rPr>
-          <w:rPr>
-            <w:color w:val="0000EE"/>
-            <w:u w:val="single"/>
-          </w:rPr>
-          <w:t>13:22</w:t>
-        </w:r>
-      </w:hyperlink>
-      <w:r>
-        <w:rPr>
-          <w:lang w:val="sw_KE" w:bidi="sw_KE"/>
-        </w:rPr>
-        <w:t>) na ikarejeshwa na Yeroboamu II (</w:t>
-      </w:r>
-      <w:hyperlink r:id="rId31">
-        <w:r>
-          <w:rPr>
-            <w:lang w:val="sw_KE" w:bidi="sw_KE"/>
-          </w:rPr>
-          <w:rPr>
-            <w:color w:val="0000EE"/>
-            <w:u w:val="single"/>
-          </w:rPr>
-          <w:t>2 Waf 14:23–25</w:t>
-        </w:r>
-      </w:hyperlink>
-      <w:r>
-        <w:rPr>
-          <w:lang w:val="sw_KE" w:bidi="sw_KE"/>
-        </w:rPr>
-        <w:t>). Kutokana na ushindi wa Waashuru katika eneo la Dameski na Galilaya mnamo mwaka 732 Kabla ya Kristo na Tiglath-pileser III (</w:t>
-      </w:r>
-      <w:hyperlink r:id="rId32">
-        <w:r>
-          <w:rPr>
-            <w:lang w:val="sw_KE" w:bidi="sw_KE"/>
-          </w:rPr>
-          <w:rPr>
-            <w:color w:val="0000EE"/>
-            <w:u w:val="single"/>
-          </w:rPr>
-          <w:t>2 Waf 15:29</w:t>
-        </w:r>
-      </w:hyperlink>
-      <w:r>
-        <w:rPr>
-          <w:lang w:val="sw_KE" w:bidi="sw_KE"/>
-        </w:rPr>
-        <w:t>), watu wengi wa Mataifa waliingizwa katika eneo hilo huku wengi wa wakaazi wa Kiyahudi wakihamishwa. Hii kwa kawaida ilisababisha ushawishi na utawala mkubwa wa Mataifa katika Galilaya. Chini ya ushawishi wa mfululizo wa Babeli, Uajemi, Ugiriki, na Siria, Galilaya ilikuwa ikipata uhamiaji na uvamizi mara kwa mara. Kuanzia wakati wa ushindi wa Waashuru wa Israeli hadi karibu mwisho wa karne ya pili KK, idadi ya watu wa Galilaya ilitawaliwa na Mataifa, huku kukiwa na Wayahudi wachache tu.</w:t>
-      </w:r>
-    </w:p>
-    <w:p>
-      <w:pPr/>
-      <w:r>
-        <w:rPr>
-          <w:lang w:val="sw_KE" w:bidi="sw_KE"/>
-        </w:rPr>
-      </w:r>
-      <w:r>
-        <w:rPr>
-          <w:lang w:val="sw_KE" w:bidi="sw_KE"/>
-        </w:rPr>
-        <w:t>Wayahudi waliobaki Galilaya waliletwa Yudea na Simoni Maccabeus mwaka 164 Kabla ya Kristo (KK) (</w:t>
-      </w:r>
-      <w:hyperlink r:id="rId33">
-        <w:r>
-          <w:rPr>
-            <w:lang w:val="sw_KE" w:bidi="sw_KE"/>
-          </w:rPr>
-          <w:rPr>
-            <w:color w:val="0000EE"/>
-            <w:u w:val="single"/>
-          </w:rPr>
-          <w:t>1 Macc 5:21–23</w:t>
-        </w:r>
-      </w:hyperlink>
-      <w:r>
-        <w:rPr>
-          <w:lang w:val="sw_KE" w:bidi="sw_KE"/>
-        </w:rPr>
-        <w:t>). Galilaya ilitekwa na Aristobulus I (104–103 KK), ambaye aliwalazimisha wakazi wake kutahiriwa na kutii sheria za Kiyahudi, kazi ambayo huenda tayari ilianzishwa na Yohana Hyrcanus (134–104 KK).</w:t>
-      </w:r>
-    </w:p>
-    <w:p>
-      <w:pPr/>
-      <w:r>
-        <w:rPr>
-          <w:lang w:val="sw_KE" w:bidi="sw_KE"/>
-        </w:rPr>
-      </w:r>
-      <w:r>
-        <w:rPr>
-          <w:lang w:val="sw_KE" w:bidi="sw_KE"/>
-        </w:rPr>
-        <w:t>Herode Mkuu (mtawala chini ya Roma, 37–4 KK) aliongeza Galilaya kwenye ufalme wake, na Wayahudi zaidi walivutiwa huko. Josephus alirekodi kwamba Galilaya ilikuwa na miji na vijiji 240 na wanaume 100,000 waliopatikana kupigana dhidi ya Warumi. Baada ya kifo cha Herode Mkuu, Galilaya ilijumuishwa katika utawala wa Herode Antipa (4 KK–39 BK). Baada ya kufukuzwa kwa Herode Antipa mnamo 39 BK, Galilaya iliongezwa kwenye eneo la Herode Agripa I, ambaye alitawala hadi alipokufa mnamo 44 BK. Roma ilisimamia moja kwa moja Galilaya hadi ilipowekwa chini ya utawala wa Herode Agripa II. Kwa kujiunga na Warumi wakati wa maasi ya Wayahudi, aliweza kudumisha nafasi yake hadi 100 BK. Licha ya jaribio la Wagalilaya kupata uhuru, kundi la mapinduzi lililetwa chini ya utawala wa Vespasian mnamo 67 BK. Baada ya kifo cha Herode Agripa II, Galilaya ikawa sehemu ya jimbo la Kirumi la Siria.</w:t>
-      </w:r>
-    </w:p>
-    <w:p>
-      <w:pPr/>
-      <w:r>
-        <w:rPr>
-          <w:lang w:val="sw_KE" w:bidi="sw_KE"/>
-        </w:rPr>
-      </w:r>
-      <w:r>
-        <w:rPr>
-          <w:lang w:val="sw_KE" w:bidi="sw_KE"/>
-        </w:rPr>
-        <w:t>Baada ya kuanguka kwa Yerusalemu mnamo mwaka 70 Baada Ya Kristo (BK), Sanhedrini na Wayahudi wengine wengi wa Palestina ya kusini walikusanyika Galilaya. Matokeo yake, miji kama Tiberia na Sepphoris ikawa ya Kiyahudi, na Wayahudi waliotawanyika wakaanza kufikiria Galilaya kama kituo chao. Tiberia ikawa kituo cha elimu ya Kiyahudi, na hapo ndipo michango mikubwa kama mfumo wa Tiberia wa kuweka alama za vokali kwenye maandiko ya konsonanti ya Kiebrania ilifanywa, pamoja na uundaji wa Mishnah na Talmudi ya Palestina.</w:t>
-      </w:r>
-    </w:p>
-    <w:p>
-      <w:pPr/>
-      <w:r>
-        <w:rPr>
-          <w:lang w:val="sw_KE" w:bidi="sw_KE"/>
-        </w:rPr>
-      </w:r>
-      <w:r>
-        <w:rPr>
-          <w:lang w:val="sw_KE" w:bidi="sw_KE"/>
-        </w:rPr>
-        <w:t>Kuanzia takriban (BK) 451 hadi utawala wa Waislamu juu ya Galilaya ulipoanza katika karne ya saba, Galilaya ilitawaliwa na patriarki wa Kikristo wa Yerusalemu, iliyoanzishwa na Baraza la Chalcedon mnamo AD 451. Utawala wa Waislamu kutoka karne ya saba kuendelea ulikuwa endelevu isipokuwa kwa vipindi vilivyosababishwa na Vita vya Msalaba vya karne ya kumi na mbili na Vita vya Kwanza vya Dunia. Galilaya yote imejumuishwa katika taifa la kisasa la Israeli tangu kuanzishwa kwake mwaka 1948.</w:t>
+      <w:r>
+        <w:rPr>
+          <w:lang w:val="sw_KE" w:bidi="sw_KE"/>
+        </w:rPr>
+        <w:t>21:33</w:t>
+      </w:r>
+      <w:r>
+        <w:rPr>
+          <w:lang w:val="sw_KE" w:bidi="sw_KE"/>
+        </w:rPr>
+        <w:t xml:space="preserve">; </w:t>
+      </w:r>
+      <w:r>
+        <w:rPr>
+          <w:lang w:val="sw_KE" w:bidi="sw_KE"/>
+        </w:rPr>
+        <w:t>Mk 4:3</w:t>
+      </w:r>
+      <w:r>
+        <w:rPr>
+          <w:lang w:val="sw_KE" w:bidi="sw_KE"/>
+        </w:rPr>
+        <w:t xml:space="preserve">; </w:t>
+      </w:r>
+      <w:r>
+        <w:rPr>
+          <w:lang w:val="sw_KE" w:bidi="sw_KE"/>
+        </w:rPr>
+        <w:t>Lk 13:6–9</w:t>
+      </w:r>
+      <w:r>
+        <w:rPr>
+          <w:lang w:val="sw_KE" w:bidi="sw_KE"/>
+        </w:rPr>
+        <w:t>). Injili tatu za kwanza zinahusu sana huduma ya Kristo huko Galilaya, na sehemu kubwa ya huduma hiyo ilifanyika karibu na Bahari ya Galilaya. Mifano yake mingi (19 kati ya 32) ilizungumzwa hapa, na miujiza yake mingi (25 kati ya 33) ilifanyika Galilaya. Yesu alipata mwitikio mkubwa zaidi katika eneo hili. Mahubiri ya Mlimani yalizungumzwa Galilaya, na moja ya milima yake ilikuwa eneo la kubadilika kwa Bwana. Wanawake wengi waliomfuata Kristo na kumhudumia pia walitoka huko (</w:t>
+      </w:r>
+      <w:r>
+        <w:rPr>
+          <w:lang w:val="sw_KE" w:bidi="sw_KE"/>
+        </w:rPr>
+        <w:t>Mt 27:55</w:t>
+      </w:r>
+      <w:r>
+        <w:rPr>
+          <w:lang w:val="sw_KE" w:bidi="sw_KE"/>
+        </w:rPr>
+        <w:t>). Maonyesho mawili muhimu zaidi ya Kristo baada ya kufufuka yalifanyika Galilaya (</w:t>
+      </w:r>
+      <w:r>
+        <w:rPr>
+          <w:lang w:val="sw_KE" w:bidi="sw_KE"/>
+        </w:rPr>
+        <w:t>Mt 28:16–20</w:t>
+      </w:r>
+      <w:r>
+        <w:rPr>
+          <w:lang w:val="sw_KE" w:bidi="sw_KE"/>
+        </w:rPr>
+        <w:t xml:space="preserve">; </w:t>
+      </w:r>
+      <w:r>
+        <w:rPr>
+          <w:lang w:val="sw_KE" w:bidi="sw_KE"/>
+        </w:rPr>
+        <w:t>Yn 21:1–23</w:t>
+      </w:r>
+      <w:r>
+        <w:rPr>
+          <w:lang w:val="sw_KE" w:bidi="sw_KE"/>
+        </w:rPr>
+        <w:t>), na moja ya majina ya Kristo mwenyewe, Yesu wa Nazareti (</w:t>
+      </w:r>
+      <w:r>
+        <w:rPr>
+          <w:lang w:val="sw_KE" w:bidi="sw_KE"/>
+        </w:rPr>
+        <w:t>Yn 1:45</w:t>
+      </w:r>
+      <w:r>
+        <w:rPr>
+          <w:lang w:val="sw_KE" w:bidi="sw_KE"/>
+        </w:rPr>
+        <w:t>), lilimtambulisha kama Mgalelea.</w:t>
       </w:r>
     </w:p>
     <w:p>
@@ -1061,933 +1562,6 @@
         <w:rPr>
           <w:lang w:val="sw_KE" w:bidi="sw_KE"/>
         </w:rPr>
-        <w:t>Mipaka</w:t>
-      </w:r>
-    </w:p>
-    <w:p>
-      <w:pPr/>
-      <w:r>
-        <w:rPr>
-          <w:lang w:val="sw_KE" w:bidi="sw_KE"/>
-        </w:rPr>
-      </w:r>
-      <w:r>
-        <w:rPr>
-          <w:lang w:val="sw_KE" w:bidi="sw_KE"/>
-        </w:rPr>
-        <w:t>Galilaya ilikuwa imepakana upande wa mashariki na Mto Yordani wa juu na Bahari ya Galilaya na upande wa kusini na uwanda wa Esdraelon, ambao ulitumika kama mpaka wa asili kati ya Galilaya na Samaria. Wakati mwingine uwanda huo ulijumuishwa katika Galilaya, kama ilivyokuwa wakati wa kipindi cha kati ya Agano la Kale na Jipya (</w:t>
-      </w:r>
-      <w:hyperlink r:id="rId34">
-        <w:r>
-          <w:rPr>
-            <w:lang w:val="sw_KE" w:bidi="sw_KE"/>
-          </w:rPr>
-          <w:rPr>
-            <w:color w:val="0000EE"/>
-            <w:u w:val="single"/>
-          </w:rPr>
-          <w:t>1 Macc 10:30</w:t>
-        </w:r>
-      </w:hyperlink>
-      <w:r>
-        <w:rPr>
-          <w:lang w:val="sw_KE" w:bidi="sw_KE"/>
-        </w:rPr>
-        <w:t xml:space="preserve">; </w:t>
-      </w:r>
-      <w:hyperlink r:id="rId35">
-        <w:r>
-          <w:rPr>
-            <w:lang w:val="sw_KE" w:bidi="sw_KE"/>
-          </w:rPr>
-          <w:rPr>
-            <w:color w:val="0000EE"/>
-            <w:u w:val="single"/>
-          </w:rPr>
-          <w:t>12:47–49</w:t>
-        </w:r>
-      </w:hyperlink>
-      <w:r>
-        <w:rPr>
-          <w:lang w:val="sw_KE" w:bidi="sw_KE"/>
-        </w:rPr>
-        <w:t>). Ingawa mpaka wa kaskazini haukuwa na uhakika na ulikuwa unabadilika katika historia ya Galilaya, katika nyakati za Agano Jipya ulifikia Ziwa Huleh. Mpaka wa magharibi ulifuata Bahari ya Mediterania hadi Mlima Karmeli.</w:t>
-      </w:r>
-    </w:p>
-    <w:p>
-      <w:pPr/>
-      <w:r>
-        <w:rPr>
-          <w:lang w:val="sw_KE" w:bidi="sw_KE"/>
-        </w:rPr>
-      </w:r>
-      <w:r>
-        <w:rPr>
-          <w:lang w:val="sw_KE" w:bidi="sw_KE"/>
-        </w:rPr>
-        <w:t xml:space="preserve">Kuanzia wakati wa ufalme uliogawanyika hadi ushindi wa Waashuru wa Galilaya (734 KK), ilikuwa sehemu ya kaskazini zaidi ya ufalme wa Israeli. Eneo hilo liligawanywa katika Galilaya ya juu na Galilaya ya chini na uwanda wa Rama, ambao ulipita kati ya Kapernaumu na Ptolemais (taz. </w:t>
-      </w:r>
-      <w:hyperlink r:id="rId36">
-        <w:r>
-          <w:rPr>
-            <w:lang w:val="sw_KE" w:bidi="sw_KE"/>
-          </w:rPr>
-          <w:rPr>
-            <w:color w:val="0000EE"/>
-            <w:u w:val="single"/>
-          </w:rPr>
-          <w:t>Yudith 1:8</w:t>
-        </w:r>
-      </w:hyperlink>
-      <w:r>
-        <w:rPr>
-          <w:lang w:val="sw_KE" w:bidi="sw_KE"/>
-        </w:rPr>
-        <w:t xml:space="preserve">; </w:t>
-      </w:r>
-      <w:hyperlink r:id="rId37">
-        <w:r>
-          <w:rPr>
-            <w:lang w:val="sw_KE" w:bidi="sw_KE"/>
-          </w:rPr>
-          <w:rPr>
-            <w:color w:val="0000EE"/>
-            <w:u w:val="single"/>
-          </w:rPr>
-          <w:t>1 Macc 12:49</w:t>
-        </w:r>
-      </w:hyperlink>
-      <w:r>
-        <w:rPr>
-          <w:lang w:val="sw_KE" w:bidi="sw_KE"/>
-        </w:rPr>
-        <w:t xml:space="preserve">; </w:t>
-      </w:r>
-      <w:r>
-        <w:rPr>
-          <w:i/>
-          <w:lang w:val="sw_KE" w:bidi="sw_KE"/>
-        </w:rPr>
-        <w:t>Vita</w:t>
-      </w:r>
-      <w:r>
-        <w:rPr>
-          <w:lang w:val="sw_KE" w:bidi="sw_KE"/>
-        </w:rPr>
-        <w:t xml:space="preserve"> ya Josephus 3.3.1). Katika Mishnah (mkusanyiko wa tafsiri za mapema za sheria za marabi), Galilaya imegawanywa katika sehemu tatu zinazolingana na mgawanyiko wa asili wa uwanda, nchi ya vilima, na mlima. Chini ya utawala wa Kirumi, Galilaya ilikuwa na umbali wa takriban maili 25 hadi 30 (kilomita 40 hadi 50) kutoka mashariki hadi magharibi na takriban maili 35 hadi 40 (kilomita 55 hadi 65) kutoka kaskazini hadi kusini.</w:t>
-      </w:r>
-    </w:p>
-    <w:p>
-      <w:pPr>
-        <w:pStyle w:val="Heading3"/>
-      </w:pPr>
-      <w:r>
-        <w:rPr>
-          <w:lang w:val="sw_KE" w:bidi="sw_KE"/>
-        </w:rPr>
-        <w:t>Jiografia</w:t>
-      </w:r>
-    </w:p>
-    <w:p>
-      <w:pPr/>
-      <w:r>
-        <w:rPr>
-          <w:lang w:val="sw_KE" w:bidi="sw_KE"/>
-        </w:rPr>
-      </w:r>
-      <w:r>
-        <w:rPr>
-          <w:lang w:val="sw_KE" w:bidi="sw_KE"/>
-        </w:rPr>
-        <w:t>Mazingira ya kuvutia ya Galilaya yanaundwa na vilima vya chokaa vya volkeno na tambarare zenye rutuba za aluviumu. Hali yake ya hewa ni baridi zaidi kuliko sehemu nyingine yoyote ya Palestina, na uzuri wake na rutuba yake vinatofautiana sana na vilima vya kusini mwa Palestina vilivyo na jua kali na ukame.</w:t>
-      </w:r>
-    </w:p>
-    <w:p>
-      <w:pPr/>
-      <w:r>
-        <w:rPr>
-          <w:lang w:val="sw_KE" w:bidi="sw_KE"/>
-        </w:rPr>
-      </w:r>
-      <w:r>
-        <w:rPr>
-          <w:lang w:val="sw_KE" w:bidi="sw_KE"/>
-        </w:rPr>
-        <w:t>Sifa za kijiografia zinatofautiana kutoka milima mirefu kaskazini hadi tambarare ya Esdraelon kusini. Mlima Tabor ni maarufu mashariki, wakati Mlima Karmeli unajitokeza magharibi. Sehemu kubwa ya Galilaya ya juu iko futi 3,000 (mita 914.4) juu ya usawa wa bahari, na katika nyakati za Agano Jipya ilikuwa na misitu mingi na ilikuwa na watu wachache zaidi kuliko Galilaya ya chini. Galilaya ya chini inaanza kwenye futi 1,500 hadi 2,000 (mita 450 hadi 600) juu ya usawa wa bahari na inashuka kwa kasi hadi Bahari ya Galilaya, zaidi ya futi 600 (mita 182.9) chini ya usawa wa bahari.</w:t>
-      </w:r>
-    </w:p>
-    <w:p>
-      <w:pPr/>
-      <w:r>
-        <w:rPr>
-          <w:lang w:val="sw_KE" w:bidi="sw_KE"/>
-        </w:rPr>
-      </w:r>
-      <w:r>
-        <w:rPr>
-          <w:lang w:val="sw_KE" w:bidi="sw_KE"/>
-        </w:rPr>
-        <w:t>Kando na wastani wa mvua ya kila mwaka ya inchi 25 (sentimita 63.5), Galilaya inanyweshwa na mito inayotiririka kutoka chemchemi kwenye vilima na ni vyanzo vikuu vya Mto Kishon mzuri huko Janin, na vyanzo vya Mto Yordani, mto mkubwa zaidi Palestina. Ardhi pia inaloanishwa na umande mzito unaotokana na hali ya hewa inayoundwa na safu ya milima ya Lebanoni kaskazini.</w:t>
-      </w:r>
-    </w:p>
-    <w:p>
-      <w:pPr>
-        <w:pStyle w:val="Heading3"/>
-      </w:pPr>
-      <w:r>
-        <w:rPr>
-          <w:lang w:val="sw_KE" w:bidi="sw_KE"/>
-        </w:rPr>
-        <w:t>Miji</w:t>
-      </w:r>
-    </w:p>
-    <w:p>
-      <w:pPr/>
-      <w:r>
-        <w:rPr>
-          <w:lang w:val="sw_KE" w:bidi="sw_KE"/>
-        </w:rPr>
-      </w:r>
-      <w:r>
-        <w:rPr>
-          <w:lang w:val="sw_KE" w:bidi="sw_KE"/>
-        </w:rPr>
-        <w:t>Miongoni mwa miji maarufu katika historia ya awali ya Galilaya ni Kedesh katika Naftali, mji wa kimbilio (</w:t>
-      </w:r>
-      <w:hyperlink r:id="rId16">
-        <w:r>
-          <w:rPr>
-            <w:lang w:val="sw_KE" w:bidi="sw_KE"/>
-          </w:rPr>
-          <w:rPr>
-            <w:color w:val="0000EE"/>
-            <w:u w:val="single"/>
-          </w:rPr>
-          <w:t>Yos 20:7</w:t>
-        </w:r>
-      </w:hyperlink>
-      <w:r>
-        <w:rPr>
-          <w:lang w:val="sw_KE" w:bidi="sw_KE"/>
-        </w:rPr>
-        <w:t xml:space="preserve">; </w:t>
-      </w:r>
-      <w:hyperlink r:id="rId17">
-        <w:r>
-          <w:rPr>
-            <w:lang w:val="sw_KE" w:bidi="sw_KE"/>
-          </w:rPr>
-          <w:rPr>
-            <w:color w:val="0000EE"/>
-            <w:u w:val="single"/>
-          </w:rPr>
-          <w:t>21:32</w:t>
-        </w:r>
-      </w:hyperlink>
-      <w:r>
-        <w:rPr>
-          <w:lang w:val="sw_KE" w:bidi="sw_KE"/>
-        </w:rPr>
-        <w:t xml:space="preserve">; </w:t>
-      </w:r>
-      <w:hyperlink r:id="rId18">
-        <w:r>
-          <w:rPr>
-            <w:lang w:val="sw_KE" w:bidi="sw_KE"/>
-          </w:rPr>
-          <w:rPr>
-            <w:color w:val="0000EE"/>
-            <w:u w:val="single"/>
-          </w:rPr>
-          <w:t>1 Nya 6:76</w:t>
-        </w:r>
-      </w:hyperlink>
-      <w:r>
-        <w:rPr>
-          <w:lang w:val="sw_KE" w:bidi="sw_KE"/>
-        </w:rPr>
-        <w:t>), na Hazori, takriban maili 10 (kilomita 16.1) kaskazini mwa Bahari ya Galilaya (</w:t>
-      </w:r>
-      <w:hyperlink r:id="rId38">
-        <w:r>
-          <w:rPr>
-            <w:lang w:val="sw_KE" w:bidi="sw_KE"/>
-          </w:rPr>
-          <w:rPr>
-            <w:color w:val="0000EE"/>
-            <w:u w:val="single"/>
-          </w:rPr>
-          <w:t>Yos 11:10</w:t>
-        </w:r>
-      </w:hyperlink>
-      <w:r>
-        <w:rPr>
-          <w:lang w:val="sw_KE" w:bidi="sw_KE"/>
-        </w:rPr>
-        <w:t xml:space="preserve">; </w:t>
-      </w:r>
-      <w:hyperlink r:id="rId39">
-        <w:r>
-          <w:rPr>
-            <w:lang w:val="sw_KE" w:bidi="sw_KE"/>
-          </w:rPr>
-          <w:rPr>
-            <w:color w:val="0000EE"/>
-            <w:u w:val="single"/>
-          </w:rPr>
-          <w:t>1 Fal 9:15</w:t>
-        </w:r>
-      </w:hyperlink>
-      <w:r>
-        <w:rPr>
-          <w:lang w:val="sw_KE" w:bidi="sw_KE"/>
-        </w:rPr>
-        <w:t>). Wakati wa Kristo, Korazini (</w:t>
-      </w:r>
-      <w:hyperlink r:id="rId40">
-        <w:r>
-          <w:rPr>
-            <w:lang w:val="sw_KE" w:bidi="sw_KE"/>
-          </w:rPr>
-          <w:rPr>
-            <w:color w:val="0000EE"/>
-            <w:u w:val="single"/>
-          </w:rPr>
-          <w:t>Mt 11:21</w:t>
-        </w:r>
-      </w:hyperlink>
-      <w:r>
-        <w:rPr>
-          <w:lang w:val="sw_KE" w:bidi="sw_KE"/>
-        </w:rPr>
-        <w:t>) na Kapernaumu (</w:t>
-      </w:r>
-      <w:hyperlink r:id="rId41">
-        <w:r>
-          <w:rPr>
-            <w:lang w:val="sw_KE" w:bidi="sw_KE"/>
-          </w:rPr>
-          <w:rPr>
-            <w:color w:val="0000EE"/>
-            <w:u w:val="single"/>
-          </w:rPr>
-          <w:t>4:13</w:t>
-        </w:r>
-      </w:hyperlink>
-      <w:r>
-        <w:rPr>
-          <w:lang w:val="sw_KE" w:bidi="sw_KE"/>
-        </w:rPr>
-        <w:t xml:space="preserve">; </w:t>
-      </w:r>
-      <w:hyperlink r:id="rId42">
-        <w:r>
-          <w:rPr>
-            <w:lang w:val="sw_KE" w:bidi="sw_KE"/>
-          </w:rPr>
-          <w:rPr>
-            <w:color w:val="0000EE"/>
-            <w:u w:val="single"/>
-          </w:rPr>
-          <w:t>11:23</w:t>
-        </w:r>
-      </w:hyperlink>
-      <w:r>
-        <w:rPr>
-          <w:lang w:val="sw_KE" w:bidi="sw_KE"/>
-        </w:rPr>
-        <w:t>) zilikuwa miji maarufu iliyoko kaskazini mashariki karibu na Bahari ya Galilaya. Kapernaumu inaonekana kuwa kitovu cha huduma ya Yesu katika eneo hilo (</w:t>
-      </w:r>
-      <w:hyperlink r:id="rId41">
-        <w:r>
-          <w:rPr>
-            <w:lang w:val="sw_KE" w:bidi="sw_KE"/>
-          </w:rPr>
-          <w:rPr>
-            <w:color w:val="0000EE"/>
-            <w:u w:val="single"/>
-          </w:rPr>
-          <w:t>Mt 4:13</w:t>
-        </w:r>
-      </w:hyperlink>
-      <w:r>
-        <w:rPr>
-          <w:lang w:val="sw_KE" w:bidi="sw_KE"/>
-        </w:rPr>
-        <w:t xml:space="preserve">; </w:t>
-      </w:r>
-      <w:hyperlink r:id="rId43">
-        <w:r>
-          <w:rPr>
-            <w:lang w:val="sw_KE" w:bidi="sw_KE"/>
-          </w:rPr>
-          <w:rPr>
-            <w:color w:val="0000EE"/>
-            <w:u w:val="single"/>
-          </w:rPr>
-          <w:t>Mk 2:1</w:t>
-        </w:r>
-      </w:hyperlink>
-      <w:r>
-        <w:rPr>
-          <w:lang w:val="sw_KE" w:bidi="sw_KE"/>
-        </w:rPr>
-        <w:t xml:space="preserve">; </w:t>
-      </w:r>
-      <w:hyperlink r:id="rId44">
-        <w:r>
-          <w:rPr>
-            <w:lang w:val="sw_KE" w:bidi="sw_KE"/>
-          </w:rPr>
-          <w:rPr>
-            <w:color w:val="0000EE"/>
-            <w:u w:val="single"/>
-          </w:rPr>
-          <w:t>9:33</w:t>
-        </w:r>
-      </w:hyperlink>
-      <w:r>
-        <w:rPr>
-          <w:lang w:val="sw_KE" w:bidi="sw_KE"/>
-        </w:rPr>
-        <w:t>; nk). Nazareti ni muhimu hasa kama mji wa utoto wa Kristo (</w:t>
-      </w:r>
-      <w:hyperlink r:id="rId45">
-        <w:r>
-          <w:rPr>
-            <w:lang w:val="sw_KE" w:bidi="sw_KE"/>
-          </w:rPr>
-          <w:rPr>
-            <w:color w:val="0000EE"/>
-            <w:u w:val="single"/>
-          </w:rPr>
-          <w:t>Math 2:22–23</w:t>
-        </w:r>
-      </w:hyperlink>
-      <w:r>
-        <w:rPr>
-          <w:lang w:val="sw_KE" w:bidi="sw_KE"/>
-        </w:rPr>
-        <w:t xml:space="preserve">; </w:t>
-      </w:r>
-      <w:hyperlink r:id="rId46">
-        <w:r>
-          <w:rPr>
-            <w:lang w:val="sw_KE" w:bidi="sw_KE"/>
-          </w:rPr>
-          <w:rPr>
-            <w:color w:val="0000EE"/>
-            <w:u w:val="single"/>
-          </w:rPr>
-          <w:t>Luk 2:39</w:t>
-        </w:r>
-      </w:hyperlink>
-      <w:r>
-        <w:rPr>
-          <w:lang w:val="sw_KE" w:bidi="sw_KE"/>
-        </w:rPr>
-        <w:t xml:space="preserve">; </w:t>
-      </w:r>
-      <w:hyperlink r:id="rId47">
-        <w:r>
-          <w:rPr>
-            <w:lang w:val="sw_KE" w:bidi="sw_KE"/>
-          </w:rPr>
-          <w:rPr>
-            <w:color w:val="0000EE"/>
-            <w:u w:val="single"/>
-          </w:rPr>
-          <w:t>4:16</w:t>
-        </w:r>
-      </w:hyperlink>
-      <w:r>
-        <w:rPr>
-          <w:lang w:val="sw_KE" w:bidi="sw_KE"/>
-        </w:rPr>
-        <w:t>; nk). Naini (</w:t>
-      </w:r>
-      <w:hyperlink r:id="rId48">
-        <w:r>
-          <w:rPr>
-            <w:lang w:val="sw_KE" w:bidi="sw_KE"/>
-          </w:rPr>
-          <w:rPr>
-            <w:color w:val="0000EE"/>
-            <w:u w:val="single"/>
-          </w:rPr>
-          <w:t>Lk 7:11–17</w:t>
-        </w:r>
-      </w:hyperlink>
-      <w:r>
-        <w:rPr>
-          <w:lang w:val="sw_KE" w:bidi="sw_KE"/>
-        </w:rPr>
-        <w:t>), iliyoko kwenye ukingo wa kaskazini wa mlima unaoitwa Hermoni Mdogo, na Kana ya Galilaya (</w:t>
-      </w:r>
-      <w:hyperlink r:id="rId49">
-        <w:r>
-          <w:rPr>
-            <w:lang w:val="sw_KE" w:bidi="sw_KE"/>
-          </w:rPr>
-          <w:rPr>
-            <w:color w:val="0000EE"/>
-            <w:u w:val="single"/>
-          </w:rPr>
-          <w:t>Yn 2:1–11</w:t>
-        </w:r>
-      </w:hyperlink>
-      <w:r>
-        <w:rPr>
-          <w:lang w:val="sw_KE" w:bidi="sw_KE"/>
-        </w:rPr>
-        <w:t>) pia zilikuwa na umuhimu mkubwa katika huduma ya Kristo. Sepphoris na Tiberia zilikuwa miji muhimu wakati wa utawala wa Kirumi.</w:t>
-      </w:r>
-    </w:p>
-    <w:p>
-      <w:pPr>
-        <w:pStyle w:val="Heading3"/>
-      </w:pPr>
-      <w:r>
-        <w:rPr>
-          <w:lang w:val="sw_KE" w:bidi="sw_KE"/>
-        </w:rPr>
-        <w:t>Barabara na Usafiri</w:t>
-      </w:r>
-    </w:p>
-    <w:p>
-      <w:pPr/>
-      <w:r>
-        <w:rPr>
-          <w:lang w:val="sw_KE" w:bidi="sw_KE"/>
-        </w:rPr>
-      </w:r>
-      <w:r>
-        <w:rPr>
-          <w:lang w:val="sw_KE" w:bidi="sw_KE"/>
-        </w:rPr>
-        <w:t>Barabara nyingi zilipitia Galilaya, na zile za nyakati za Agano Jipya zilikuwa bora zaidi kutokana na ujenzi na matengenezo ya Kirumi.</w:t>
-      </w:r>
-    </w:p>
-    <w:p>
-      <w:pPr/>
-      <w:r>
-        <w:rPr>
-          <w:lang w:val="sw_KE" w:bidi="sw_KE"/>
-        </w:rPr>
-      </w:r>
-      <w:r>
-        <w:rPr>
-          <w:lang w:val="sw_KE" w:bidi="sw_KE"/>
-        </w:rPr>
-        <w:t>Miongoni mwa njia za biashara zinazojulikana zaidi ilikuwa Via Maris (Njia ya Bahari), ambayo ilipitia Galilaya ikielekea kutoka Dameski hadi Misri. Njia nyingine kuu ilitoka Tiberia, karibu na Bahari ya Galilaya, hadi Acco (Ptolemais), bandari kwenye pwani ya Foinike. Njia kuu za misafara pia ziliunganisha Galilaya na masoko ya Mashariki. Eneo hilo liliunganishwa na mtandao wa matawi na barabara zinazounganisha zilizotoka kwenye barabara kuu.</w:t>
-      </w:r>
-    </w:p>
-    <w:p>
-      <w:pPr>
-        <w:pStyle w:val="Heading3"/>
-      </w:pPr>
-      <w:r>
-        <w:rPr>
-          <w:lang w:val="sw_KE" w:bidi="sw_KE"/>
-        </w:rPr>
-        <w:t>Wakazi</w:t>
-      </w:r>
-    </w:p>
-    <w:p>
-      <w:pPr/>
-      <w:r>
-        <w:rPr>
-          <w:lang w:val="sw_KE" w:bidi="sw_KE"/>
-        </w:rPr>
-      </w:r>
-      <w:r>
-        <w:rPr>
-          <w:lang w:val="sw_KE" w:bidi="sw_KE"/>
-        </w:rPr>
-        <w:t xml:space="preserve">Wakazi wa Galilaya (Wagalilaya) walikuwa kimsingi ni Wayahudi katika mwelekeo wa kidini na kizalendo, lakini walikuwa na mchanganyiko wa makabila mbalimbali. Ushawishi wa mchanganyiko huu ulikuwa wa kutosha kusababisha tofauti zinazotambulika katika matamshi kutoka yale ya Palestina ya kusini (linganisha </w:t>
-      </w:r>
-      <w:hyperlink r:id="rId50">
-        <w:r>
-          <w:rPr>
-            <w:lang w:val="sw_KE" w:bidi="sw_KE"/>
-          </w:rPr>
-          <w:rPr>
-            <w:color w:val="0000EE"/>
-            <w:u w:val="single"/>
-          </w:rPr>
-          <w:t>Mt 26:69, 73</w:t>
-        </w:r>
-      </w:hyperlink>
-      <w:r>
-        <w:rPr>
-          <w:lang w:val="sw_KE" w:bidi="sw_KE"/>
-        </w:rPr>
-        <w:t>). Wagalilaya walipokea ushawishi zaidi wa Kigiriki na Kirumi kuliko Wayahudi wa Yudea. Mchanganyiko wa kikabila, tofauti za matamshi, na eneo vilisababisha Wayahudi wa Yudea kuiona Galilaya na wakazi wake kwa dharau (</w:t>
-      </w:r>
-      <w:hyperlink r:id="rId51">
-        <w:r>
-          <w:rPr>
-            <w:lang w:val="sw_KE" w:bidi="sw_KE"/>
-          </w:rPr>
-          <w:rPr>
-            <w:color w:val="0000EE"/>
-            <w:u w:val="single"/>
-          </w:rPr>
-          <w:t>Yn 1:46</w:t>
-        </w:r>
-      </w:hyperlink>
-      <w:r>
-        <w:rPr>
-          <w:lang w:val="sw_KE" w:bidi="sw_KE"/>
-        </w:rPr>
-        <w:t xml:space="preserve">; </w:t>
-      </w:r>
-      <w:hyperlink r:id="rId52">
-        <w:r>
-          <w:rPr>
-            <w:lang w:val="sw_KE" w:bidi="sw_KE"/>
-          </w:rPr>
-          <w:rPr>
-            <w:color w:val="0000EE"/>
-            <w:u w:val="single"/>
-          </w:rPr>
-          <w:t>7:41, 52</w:t>
-        </w:r>
-      </w:hyperlink>
-      <w:r>
-        <w:rPr>
-          <w:lang w:val="sw_KE" w:bidi="sw_KE"/>
-        </w:rPr>
-        <w:t>).</w:t>
-      </w:r>
-    </w:p>
-    <w:p>
-      <w:pPr/>
-      <w:r>
-        <w:rPr>
-          <w:lang w:val="sw_KE" w:bidi="sw_KE"/>
-        </w:rPr>
-      </w:r>
-      <w:r>
-        <w:rPr>
-          <w:lang w:val="sw_KE" w:bidi="sw_KE"/>
-        </w:rPr>
-        <w:t>Galilaya ya Chini ilikuwa imejaa vijiji, na katika nyakati za Agano Jipya idadi ya watu ilikuwa labda karibu milioni tatu. Rutuba ya udongo na uzalishaji wa matunda wa nchi ulileta ustawi kwa watu wa Kiyahudi, hasa katika karne zilizofuata mara baada ya wakati wa Kristo.</w:t>
-      </w:r>
-    </w:p>
-    <w:p>
-      <w:pPr>
-        <w:pStyle w:val="Heading3"/>
-      </w:pPr>
-      <w:r>
-        <w:rPr>
-          <w:lang w:val="sw_KE" w:bidi="sw_KE"/>
-        </w:rPr>
-        <w:t>Serikali</w:t>
-      </w:r>
-    </w:p>
-    <w:p>
-      <w:pPr/>
-      <w:r>
-        <w:rPr>
-          <w:lang w:val="sw_KE" w:bidi="sw_KE"/>
-        </w:rPr>
-      </w:r>
-      <w:r>
-        <w:rPr>
-          <w:lang w:val="sw_KE" w:bidi="sw_KE"/>
-        </w:rPr>
-        <w:t>Galilaya ilikuwa chini ya utawala wa Kirumi wa wafalme Augusto na Tiberio wakati wa Kristo. Ngome za Kirumi kote Galilaya zilikuwa ukumbusho wa mara kwa mara wa uwepo na ushawishi wa Dola ya Kirumi. Wakati wa huduma ya Kristo, Roma ilimteua mtetraki Herode Antipa (</w:t>
-      </w:r>
-      <w:hyperlink r:id="rId53">
-        <w:r>
-          <w:rPr>
-            <w:lang w:val="sw_KE" w:bidi="sw_KE"/>
-          </w:rPr>
-          <w:rPr>
-            <w:color w:val="0000EE"/>
-            <w:u w:val="single"/>
-          </w:rPr>
-          <w:t>Mt 14:1</w:t>
-        </w:r>
-      </w:hyperlink>
-      <w:r>
-        <w:rPr>
-          <w:lang w:val="sw_KE" w:bidi="sw_KE"/>
-        </w:rPr>
-        <w:t xml:space="preserve">; </w:t>
-      </w:r>
-      <w:hyperlink r:id="rId54">
-        <w:r>
-          <w:rPr>
-            <w:lang w:val="sw_KE" w:bidi="sw_KE"/>
-          </w:rPr>
-          <w:rPr>
-            <w:color w:val="0000EE"/>
-            <w:u w:val="single"/>
-          </w:rPr>
-          <w:t>Lk 23:5–7</w:t>
-        </w:r>
-      </w:hyperlink>
-      <w:r>
-        <w:rPr>
-          <w:lang w:val="sw_KE" w:bidi="sw_KE"/>
-        </w:rPr>
-        <w:t>) kutawala eneo hilo. Aliteuliwa ofisini akiwa na umri wa miaka 17. Sepphoris ilikuwa mji mkuu wake wa kwanza; karibu mwaka wa AD 22 alijenga Tiberia kwenye ufuo wa Bahari ya Galilaya kama mji mkuu wake mpya, kwa heshima ya mfalme.</w:t>
-      </w:r>
-    </w:p>
-    <w:p>
-      <w:pPr>
-        <w:pStyle w:val="Heading3"/>
-      </w:pPr>
-      <w:r>
-        <w:rPr>
-          <w:lang w:val="sw_KE" w:bidi="sw_KE"/>
-        </w:rPr>
-        <w:t>Bidhaa</w:t>
-      </w:r>
-    </w:p>
-    <w:p>
-      <w:pPr/>
-      <w:r>
-        <w:rPr>
-          <w:lang w:val="sw_KE" w:bidi="sw_KE"/>
-        </w:rPr>
-      </w:r>
-      <w:r>
-        <w:rPr>
-          <w:lang w:val="sw_KE" w:bidi="sw_KE"/>
-        </w:rPr>
-        <w:t>Mazao mengi yaliwezesha Galilaya kutoa mazao kwa miji jirani ya Wafinisia ya Tiro na Sidoni karibu katikati ya karne ya kwanza BK. Mazao makuu yalijumuisha zabibu, makomamanga, mizeituni, na nafaka. Uvuvi katika Bahari ya Galilaya ulikuwa biashara maarufu katika nyakati za Agano Jipya (</w:t>
-      </w:r>
-      <w:hyperlink r:id="rId55">
-        <w:r>
-          <w:rPr>
-            <w:lang w:val="sw_KE" w:bidi="sw_KE"/>
-          </w:rPr>
-          <w:rPr>
-            <w:color w:val="0000EE"/>
-            <w:u w:val="single"/>
-          </w:rPr>
-          <w:t>Mar 1:14–20</w:t>
-        </w:r>
-      </w:hyperlink>
-      <w:r>
-        <w:rPr>
-          <w:lang w:val="sw_KE" w:bidi="sw_KE"/>
-        </w:rPr>
-        <w:t>).</w:t>
-      </w:r>
-    </w:p>
-    <w:p>
-      <w:pPr>
-        <w:pStyle w:val="Heading3"/>
-      </w:pPr>
-      <w:r>
-        <w:rPr>
-          <w:lang w:val="sw_KE" w:bidi="sw_KE"/>
-        </w:rPr>
-        <w:t>Yesu na Galilaya</w:t>
-      </w:r>
-    </w:p>
-    <w:p>
-      <w:pPr/>
-      <w:r>
-        <w:rPr>
-          <w:lang w:val="sw_KE" w:bidi="sw_KE"/>
-        </w:rPr>
-      </w:r>
-      <w:r>
-        <w:rPr>
-          <w:lang w:val="sw_KE" w:bidi="sw_KE"/>
-        </w:rPr>
-        <w:t>Yesu alilelewa Galilaya (</w:t>
-      </w:r>
-      <w:hyperlink r:id="rId47">
-        <w:r>
-          <w:rPr>
-            <w:lang w:val="sw_KE" w:bidi="sw_KE"/>
-          </w:rPr>
-          <w:rPr>
-            <w:color w:val="0000EE"/>
-            <w:u w:val="single"/>
-          </w:rPr>
-          <w:t>Luk 4:16</w:t>
-        </w:r>
-      </w:hyperlink>
-      <w:r>
-        <w:rPr>
-          <w:lang w:val="sw_KE" w:bidi="sw_KE"/>
-        </w:rPr>
-        <w:t>), na 11 kati ya wanafunzi wake 12 walitoka huko (Yuda Iskariote ndiye pekee aliyekuwa Myahudi</w:t>
-      </w:r>
-    </w:p>
-    <w:p>
-      <w:pPr/>
-      <w:r>
-        <w:rPr>
-          <w:lang w:val="sw_KE" w:bidi="sw_KE"/>
-        </w:rPr>
-      </w:r>
-      <w:r>
-        <w:rPr>
-          <w:lang w:val="sw_KE" w:bidi="sw_KE"/>
-        </w:rPr>
-        <w:t>Utamaduni, biashara, kilimo, na uvuvi wa eneo hilo vilikuwa msingi wa huduma nyingi za Yesu, kama mifano yake inavyoonyesha (</w:t>
-      </w:r>
-      <w:hyperlink r:id="rId56">
-        <w:r>
-          <w:rPr>
-            <w:lang w:val="sw_KE" w:bidi="sw_KE"/>
-          </w:rPr>
-          <w:rPr>
-            <w:color w:val="0000EE"/>
-            <w:u w:val="single"/>
-          </w:rPr>
-          <w:t>Mt 20:1–8</w:t>
-        </w:r>
-      </w:hyperlink>
-      <w:r>
-        <w:rPr>
-          <w:lang w:val="sw_KE" w:bidi="sw_KE"/>
-        </w:rPr>
-        <w:t xml:space="preserve">; </w:t>
-      </w:r>
-      <w:hyperlink r:id="rId57">
-        <w:r>
-          <w:rPr>
-            <w:lang w:val="sw_KE" w:bidi="sw_KE"/>
-          </w:rPr>
-          <w:rPr>
-            <w:color w:val="0000EE"/>
-            <w:u w:val="single"/>
-          </w:rPr>
-          <w:t>21:33</w:t>
-        </w:r>
-      </w:hyperlink>
-      <w:r>
-        <w:rPr>
-          <w:lang w:val="sw_KE" w:bidi="sw_KE"/>
-        </w:rPr>
-        <w:t xml:space="preserve">; </w:t>
-      </w:r>
-      <w:hyperlink r:id="rId58">
-        <w:r>
-          <w:rPr>
-            <w:lang w:val="sw_KE" w:bidi="sw_KE"/>
-          </w:rPr>
-          <w:rPr>
-            <w:color w:val="0000EE"/>
-            <w:u w:val="single"/>
-          </w:rPr>
-          <w:t>Mk 4:3</w:t>
-        </w:r>
-      </w:hyperlink>
-      <w:r>
-        <w:rPr>
-          <w:lang w:val="sw_KE" w:bidi="sw_KE"/>
-        </w:rPr>
-        <w:t xml:space="preserve">; </w:t>
-      </w:r>
-      <w:hyperlink r:id="rId59">
-        <w:r>
-          <w:rPr>
-            <w:lang w:val="sw_KE" w:bidi="sw_KE"/>
-          </w:rPr>
-          <w:rPr>
-            <w:color w:val="0000EE"/>
-            <w:u w:val="single"/>
-          </w:rPr>
-          <w:t>Lk 13:6–9</w:t>
-        </w:r>
-      </w:hyperlink>
-      <w:r>
-        <w:rPr>
-          <w:lang w:val="sw_KE" w:bidi="sw_KE"/>
-        </w:rPr>
-        <w:t>). Injili tatu za kwanza zinahusu sana huduma ya Kristo huko Galilaya, na sehemu kubwa ya huduma hiyo ilifanyika karibu na Bahari ya Galilaya. Mifano yake mingi (19 kati ya 32) ilizungumzwa hapa, na miujiza yake mingi (25 kati ya 33) ilifanyika Galilaya. Yesu alipata mwitikio mkubwa zaidi katika eneo hili. Mahubiri ya Mlimani yalizungumzwa Galilaya, na moja ya milima yake ilikuwa eneo la kubadilika kwa Bwana. Wanawake wengi waliomfuata Kristo na kumhudumia pia walitoka huko (</w:t>
-      </w:r>
-      <w:hyperlink r:id="rId60">
-        <w:r>
-          <w:rPr>
-            <w:lang w:val="sw_KE" w:bidi="sw_KE"/>
-          </w:rPr>
-          <w:rPr>
-            <w:color w:val="0000EE"/>
-            <w:u w:val="single"/>
-          </w:rPr>
-          <w:t>Mt 27:55</w:t>
-        </w:r>
-      </w:hyperlink>
-      <w:r>
-        <w:rPr>
-          <w:lang w:val="sw_KE" w:bidi="sw_KE"/>
-        </w:rPr>
-        <w:t>). Maonyesho mawili muhimu zaidi ya Kristo baada ya kufufuka yalifanyika Galilaya (</w:t>
-      </w:r>
-      <w:hyperlink r:id="rId61">
-        <w:r>
-          <w:rPr>
-            <w:lang w:val="sw_KE" w:bidi="sw_KE"/>
-          </w:rPr>
-          <w:rPr>
-            <w:color w:val="0000EE"/>
-            <w:u w:val="single"/>
-          </w:rPr>
-          <w:t>Mt 28:16–20</w:t>
-        </w:r>
-      </w:hyperlink>
-      <w:r>
-        <w:rPr>
-          <w:lang w:val="sw_KE" w:bidi="sw_KE"/>
-        </w:rPr>
-        <w:t xml:space="preserve">; </w:t>
-      </w:r>
-      <w:hyperlink r:id="rId62">
-        <w:r>
-          <w:rPr>
-            <w:lang w:val="sw_KE" w:bidi="sw_KE"/>
-          </w:rPr>
-          <w:rPr>
-            <w:color w:val="0000EE"/>
-            <w:u w:val="single"/>
-          </w:rPr>
-          <w:t>Yn 21:1–23</w:t>
-        </w:r>
-      </w:hyperlink>
-      <w:r>
-        <w:rPr>
-          <w:lang w:val="sw_KE" w:bidi="sw_KE"/>
-        </w:rPr>
-        <w:t>), na moja ya majina ya Kristo mwenyewe, Yesu wa Nazareti (</w:t>
-      </w:r>
-      <w:hyperlink r:id="rId63">
-        <w:r>
-          <w:rPr>
-            <w:lang w:val="sw_KE" w:bidi="sw_KE"/>
-          </w:rPr>
-          <w:rPr>
-            <w:color w:val="0000EE"/>
-            <w:u w:val="single"/>
-          </w:rPr>
-          <w:t>Yn 1:45</w:t>
-        </w:r>
-      </w:hyperlink>
-      <w:r>
-        <w:rPr>
-          <w:lang w:val="sw_KE" w:bidi="sw_KE"/>
-        </w:rPr>
-        <w:t>), lilimtambulisha kama Mgalelea.</w:t>
-      </w:r>
-    </w:p>
-    <w:p>
-      <w:pPr>
-        <w:pStyle w:val="Heading3"/>
-      </w:pPr>
-      <w:r>
-        <w:rPr>
-          <w:lang w:val="sw_KE" w:bidi="sw_KE"/>
-        </w:rPr>
         <w:t>Wagalilaya</w:t>
       </w:r>
     </w:p>
@@ -2004,54 +1578,36 @@
         </w:rPr>
         <w:t xml:space="preserve">Kutokana na Yesu na wengi wa wanafunzi 12 kuwa walitoka Galilaya, ilikuwa kawaida kwa neno hilo kutumika kwa wafuasi wake wote, hasa kwa kuwa lilimaanisha kwamba harakati hiyo haikuwa safi kama Uyahudi wa Yudea. Wafasiri wengine wanaamini kwamba </w:t>
       </w:r>
-      <w:hyperlink r:id="rId64">
-        <w:r>
-          <w:rPr>
-            <w:lang w:val="sw_KE" w:bidi="sw_KE"/>
-          </w:rPr>
-          <w:rPr>
-            <w:color w:val="0000EE"/>
-            <w:u w:val="single"/>
-          </w:rPr>
-          <w:t>Luka 22:59</w:t>
-        </w:r>
-      </w:hyperlink>
+      <w:r>
+        <w:rPr>
+          <w:lang w:val="sw_KE" w:bidi="sw_KE"/>
+        </w:rPr>
+        <w:t>Luka 22:59</w:t>
+      </w:r>
       <w:r>
         <w:rPr>
           <w:lang w:val="sw_KE" w:bidi="sw_KE"/>
         </w:rPr>
         <w:t xml:space="preserve"> ni mfano wa matumizi ya "Mgalilaya" kama jina; katika </w:t>
       </w:r>
-      <w:hyperlink r:id="rId65">
-        <w:r>
-          <w:rPr>
-            <w:lang w:val="sw_KE" w:bidi="sw_KE"/>
-          </w:rPr>
-          <w:rPr>
-            <w:color w:val="0000EE"/>
-            <w:u w:val="single"/>
-          </w:rPr>
-          <w:t>Matendo 1:11</w:t>
-        </w:r>
-      </w:hyperlink>
+      <w:r>
+        <w:rPr>
+          <w:lang w:val="sw_KE" w:bidi="sw_KE"/>
+        </w:rPr>
+        <w:t>Matendo 1:11</w:t>
+      </w:r>
       <w:r>
         <w:rPr>
           <w:lang w:val="sw_KE" w:bidi="sw_KE"/>
         </w:rPr>
         <w:t xml:space="preserve"> na </w:t>
       </w:r>
-      <w:hyperlink r:id="rId66">
-        <w:r>
-          <w:rPr>
-            <w:lang w:val="sw_KE" w:bidi="sw_KE"/>
-          </w:rPr>
-          <w:rPr>
-            <w:color w:val="0000EE"/>
-            <w:u w:val="single"/>
-          </w:rPr>
-          <w:t>2:7</w:t>
-        </w:r>
-      </w:hyperlink>
+      <w:r>
+        <w:rPr>
+          <w:lang w:val="sw_KE" w:bidi="sw_KE"/>
+        </w:rPr>
+        <w:t>2:7</w:t>
+      </w:r>
       <w:r>
         <w:rPr>
           <w:lang w:val="sw_KE" w:bidi="sw_KE"/>
@@ -2159,72 +1715,48 @@
         </w:rPr>
         <w:t>Mwana wa Pedasuri na kiongozi wa kabila la Manase (</w:t>
       </w:r>
-      <w:hyperlink r:id="rId67">
-        <w:r>
-          <w:rPr>
-            <w:lang w:val="sw_KE" w:bidi="sw_KE"/>
-          </w:rPr>
-          <w:rPr>
-            <w:color w:val="0000EE"/>
-            <w:u w:val="single"/>
-          </w:rPr>
-          <w:t>Hesabu 10:23</w:t>
-        </w:r>
-      </w:hyperlink>
+      <w:r>
+        <w:rPr>
+          <w:lang w:val="sw_KE" w:bidi="sw_KE"/>
+        </w:rPr>
+        <w:t>Hesabu 10:23</w:t>
+      </w:r>
       <w:r>
         <w:rPr>
           <w:lang w:val="sw_KE" w:bidi="sw_KE"/>
         </w:rPr>
         <w:t>). Mose alimchagua Gamalieli kusaidia kuhesabu watu katika nyika karibu na Mlima Sinai (</w:t>
       </w:r>
-      <w:hyperlink r:id="rId68">
-        <w:r>
-          <w:rPr>
-            <w:lang w:val="sw_KE" w:bidi="sw_KE"/>
-          </w:rPr>
-          <w:rPr>
-            <w:color w:val="0000EE"/>
-            <w:u w:val="single"/>
-          </w:rPr>
-          <w:t>1:10</w:t>
-        </w:r>
-      </w:hyperlink>
+      <w:r>
+        <w:rPr>
+          <w:lang w:val="sw_KE" w:bidi="sw_KE"/>
+        </w:rPr>
+        <w:t>1:10</w:t>
+      </w:r>
       <w:r>
         <w:rPr>
           <w:lang w:val="sw_KE" w:bidi="sw_KE"/>
         </w:rPr>
         <w:t>). Mose pia alimchagua kuandaa kabila kwa safari kwenda nchi ya ahadi (</w:t>
       </w:r>
-      <w:hyperlink r:id="rId69">
-        <w:r>
-          <w:rPr>
-            <w:lang w:val="sw_KE" w:bidi="sw_KE"/>
-          </w:rPr>
-          <w:rPr>
-            <w:color w:val="0000EE"/>
-            <w:u w:val="single"/>
-          </w:rPr>
-          <w:t>2:20</w:t>
-        </w:r>
-      </w:hyperlink>
+      <w:r>
+        <w:rPr>
+          <w:lang w:val="sw_KE" w:bidi="sw_KE"/>
+        </w:rPr>
+        <w:t>2:20</w:t>
+      </w:r>
       <w:r>
         <w:rPr>
           <w:lang w:val="sw_KE" w:bidi="sw_KE"/>
         </w:rPr>
         <w:t>). Gamalieli alishiriki katika sherehe maalum ya siku 12 ambapo viongozi walitoa sadaka kwenye uzinduzi wa madhabahu baada ya hema kukamilika (</w:t>
       </w:r>
-      <w:hyperlink r:id="rId70">
-        <w:r>
-          <w:rPr>
-            <w:lang w:val="sw_KE" w:bidi="sw_KE"/>
-          </w:rPr>
-          <w:rPr>
-            <w:color w:val="0000EE"/>
-            <w:u w:val="single"/>
-          </w:rPr>
-          <w:t>7:54, 59</w:t>
-        </w:r>
-      </w:hyperlink>
+      <w:r>
+        <w:rPr>
+          <w:lang w:val="sw_KE" w:bidi="sw_KE"/>
+        </w:rPr>
+        <w:t>7:54, 59</w:t>
+      </w:r>
       <w:r>
         <w:rPr>
           <w:lang w:val="sw_KE" w:bidi="sw_KE"/>
@@ -2256,18 +1788,12 @@
         </w:rPr>
         <w:t>Gamalieli aliheshimiwa sana na kila mtu. Wakati Petro na mitume wengine walipoletwa mbele ya baraza lenye hasira huko Yerusalemu, alitoa ushauri wa busara ambao pengine uliokoa maisha ya mitume (</w:t>
       </w:r>
-      <w:hyperlink r:id="rId71">
-        <w:r>
-          <w:rPr>
-            <w:lang w:val="sw_KE" w:bidi="sw_KE"/>
-          </w:rPr>
-          <w:rPr>
-            <w:color w:val="0000EE"/>
-            <w:u w:val="single"/>
-          </w:rPr>
-          <w:t>Matendo 5:27–40</w:t>
-        </w:r>
-      </w:hyperlink>
+      <w:r>
+        <w:rPr>
+          <w:lang w:val="sw_KE" w:bidi="sw_KE"/>
+        </w:rPr>
+        <w:t>Matendo 5:27–40</w:t>
+      </w:r>
       <w:r>
         <w:rPr>
           <w:lang w:val="sw_KE" w:bidi="sw_KE"/>
@@ -2275,18 +1801,12 @@
         <w:t>).</w:t>
         <w:br/>
       </w:r>
-      <w:hyperlink r:id="rId72">
-        <w:r>
-          <w:rPr>
-            <w:lang w:val="sw_KE" w:bidi="sw_KE"/>
-          </w:rPr>
-          <w:rPr>
-            <w:color w:val="0000EE"/>
-            <w:u w:val="single"/>
-          </w:rPr>
-          <w:t xml:space="preserve">Matendo 22:3 pia </w:t>
-        </w:r>
-      </w:hyperlink>
+      <w:r>
+        <w:rPr>
+          <w:lang w:val="sw_KE" w:bidi="sw_KE"/>
+        </w:rPr>
+        <w:t xml:space="preserve">Matendo 22:3 pia </w:t>
+      </w:r>
       <w:r>
         <w:rPr>
           <w:lang w:val="sw_KE" w:bidi="sw_KE"/>
@@ -2369,72 +1889,48 @@
         </w:rPr>
         <w:t>Gaulanitis ilipata jina lake kutoka kwa mji wa kale wa Golani. Watafiti wamegundua magofu makubwa kilomita 27 (maili 17) mashariki mwa Bahari ya Galilaya, ambayo wanaamini ni mabaki ya Golani. Mose alichagua Golani kama mji wa kimbilio kwa nusu ya kabila la Manase mashariki mwa Yordani (</w:t>
       </w:r>
-      <w:hyperlink r:id="rId73">
-        <w:r>
-          <w:rPr>
-            <w:lang w:val="sw_KE" w:bidi="sw_KE"/>
-          </w:rPr>
-          <w:rPr>
-            <w:color w:val="0000EE"/>
-            <w:u w:val="single"/>
-          </w:rPr>
-          <w:t>Kumbukumbu la Torati 4:41, 43</w:t>
-        </w:r>
-      </w:hyperlink>
+      <w:r>
+        <w:rPr>
+          <w:lang w:val="sw_KE" w:bidi="sw_KE"/>
+        </w:rPr>
+        <w:t>Kumbukumbu la Torati 4:41, 43</w:t>
+      </w:r>
       <w:r>
         <w:rPr>
           <w:lang w:val="sw_KE" w:bidi="sw_KE"/>
         </w:rPr>
         <w:t>). Yoshua aliwapa wanachama wa familia ya Walawi waliotokana na Gershoni (</w:t>
       </w:r>
-      <w:hyperlink r:id="rId74">
-        <w:r>
-          <w:rPr>
-            <w:lang w:val="sw_KE" w:bidi="sw_KE"/>
-          </w:rPr>
-          <w:rPr>
-            <w:color w:val="0000EE"/>
-            <w:u w:val="single"/>
-          </w:rPr>
-          <w:t>Yoshua 20:8</w:t>
-        </w:r>
-      </w:hyperlink>
+      <w:r>
+        <w:rPr>
+          <w:lang w:val="sw_KE" w:bidi="sw_KE"/>
+        </w:rPr>
+        <w:t>Yoshua 20:8</w:t>
+      </w:r>
       <w:r>
         <w:rPr>
           <w:lang w:val="sw_KE" w:bidi="sw_KE"/>
         </w:rPr>
         <w:t xml:space="preserve">; </w:t>
       </w:r>
-      <w:hyperlink r:id="rId75">
-        <w:r>
-          <w:rPr>
-            <w:lang w:val="sw_KE" w:bidi="sw_KE"/>
-          </w:rPr>
-          <w:rPr>
-            <w:color w:val="0000EE"/>
-            <w:u w:val="single"/>
-          </w:rPr>
-          <w:t>21:27</w:t>
-        </w:r>
-      </w:hyperlink>
+      <w:r>
+        <w:rPr>
+          <w:lang w:val="sw_KE" w:bidi="sw_KE"/>
+        </w:rPr>
+        <w:t>21:27</w:t>
+      </w:r>
       <w:r>
         <w:rPr>
           <w:lang w:val="sw_KE" w:bidi="sw_KE"/>
         </w:rPr>
         <w:t xml:space="preserve">; </w:t>
       </w:r>
-      <w:hyperlink r:id="rId76">
-        <w:r>
-          <w:rPr>
-            <w:lang w:val="sw_KE" w:bidi="sw_KE"/>
-          </w:rPr>
-          <w:rPr>
-            <w:color w:val="0000EE"/>
-            <w:u w:val="single"/>
-          </w:rPr>
-          <w:t>1 Mambo ya Nyakati 6:71</w:t>
-        </w:r>
-      </w:hyperlink>
+      <w:r>
+        <w:rPr>
+          <w:lang w:val="sw_KE" w:bidi="sw_KE"/>
+        </w:rPr>
+        <w:t>1 Mambo ya Nyakati 6:71</w:t>
+      </w:r>
       <w:r>
         <w:rPr>
           <w:lang w:val="sw_KE" w:bidi="sw_KE"/>
@@ -2468,18 +1964,12 @@
         </w:rPr>
         <w:t xml:space="preserve"> 8.2.3). Josephus pia alisema kwamba mtu aitwaye Yuda, ambaye aliongoza maandamano ya kodi, alitoka Gaulanitis (18.1.1). Luka alimwita Mgalelea (</w:t>
       </w:r>
-      <w:hyperlink r:id="rId77">
-        <w:r>
-          <w:rPr>
-            <w:lang w:val="sw_KE" w:bidi="sw_KE"/>
-          </w:rPr>
-          <w:rPr>
-            <w:color w:val="0000EE"/>
-            <w:u w:val="single"/>
-          </w:rPr>
-          <w:t>Matendo 5:37</w:t>
-        </w:r>
-      </w:hyperlink>
+      <w:r>
+        <w:rPr>
+          <w:lang w:val="sw_KE" w:bidi="sw_KE"/>
+        </w:rPr>
+        <w:t>Matendo 5:37</w:t>
+      </w:r>
       <w:r>
         <w:rPr>
           <w:lang w:val="sw_KE" w:bidi="sw_KE"/>
@@ -2526,36 +2016,24 @@
         </w:rPr>
         <w:t>Baada ya Herode kufariki mwaka wa 4 Kabla ya Krsito (KK), Filipo alirithi Gaulanitis. Alifanya Bethsaida Julias kuwa mji wake mkuu, ambao aliujenga upya na kuupa jina la binti wa Kaisari Augusto. Yesu alisafiri katika eneo hili (</w:t>
       </w:r>
-      <w:hyperlink r:id="rId78">
-        <w:r>
-          <w:rPr>
-            <w:lang w:val="sw_KE" w:bidi="sw_KE"/>
-          </w:rPr>
-          <w:rPr>
-            <w:color w:val="0000EE"/>
-            <w:u w:val="single"/>
-          </w:rPr>
-          <w:t>Marko 6:45</w:t>
-        </w:r>
-      </w:hyperlink>
+      <w:r>
+        <w:rPr>
+          <w:lang w:val="sw_KE" w:bidi="sw_KE"/>
+        </w:rPr>
+        <w:t>Marko 6:45</w:t>
+      </w:r>
       <w:r>
         <w:rPr>
           <w:lang w:val="sw_KE" w:bidi="sw_KE"/>
         </w:rPr>
         <w:t xml:space="preserve">; </w:t>
       </w:r>
-      <w:hyperlink r:id="rId79">
-        <w:r>
-          <w:rPr>
-            <w:lang w:val="sw_KE" w:bidi="sw_KE"/>
-          </w:rPr>
-          <w:rPr>
-            <w:color w:val="0000EE"/>
-            <w:u w:val="single"/>
-          </w:rPr>
-          <w:t>8:22</w:t>
-        </w:r>
-      </w:hyperlink>
+      <w:r>
+        <w:rPr>
+          <w:lang w:val="sw_KE" w:bidi="sw_KE"/>
+        </w:rPr>
+        <w:t>8:22</w:t>
+      </w:r>
       <w:r>
         <w:rPr>
           <w:lang w:val="sw_KE" w:bidi="sw_KE"/>
@@ -2737,18 +2215,12 @@
         </w:rPr>
         <w:t xml:space="preserve">Farao Neko (610–595 KK) aliteka na kuadhibu Gaza na Ashkeloni wakati wa utawala wa Yosia wa Yuda (taz. </w:t>
       </w:r>
-      <w:hyperlink r:id="rId80">
-        <w:r>
-          <w:rPr>
-            <w:lang w:val="sw_KE" w:bidi="sw_KE"/>
-          </w:rPr>
-          <w:rPr>
-            <w:color w:val="0000EE"/>
-            <w:u w:val="single"/>
-          </w:rPr>
-          <w:t>Yer 47:1, 5</w:t>
-        </w:r>
-      </w:hyperlink>
+      <w:r>
+        <w:rPr>
+          <w:lang w:val="sw_KE" w:bidi="sw_KE"/>
+        </w:rPr>
+        <w:t>Yer 47:1, 5</w:t>
+      </w:r>
       <w:r>
         <w:rPr>
           <w:lang w:val="sw_KE" w:bidi="sw_KE"/>
@@ -2823,54 +2295,36 @@
         </w:rPr>
         <w:t xml:space="preserve">Kwenye Biblia, Gaza inatajwa kwa mara ya kwanza katika </w:t>
       </w:r>
-      <w:hyperlink r:id="rId81">
-        <w:r>
-          <w:rPr>
-            <w:lang w:val="sw_KE" w:bidi="sw_KE"/>
-          </w:rPr>
-          <w:rPr>
-            <w:color w:val="0000EE"/>
-            <w:u w:val="single"/>
-          </w:rPr>
-          <w:t>Mwanzo 10:19</w:t>
-        </w:r>
-      </w:hyperlink>
+      <w:r>
+        <w:rPr>
+          <w:lang w:val="sw_KE" w:bidi="sw_KE"/>
+        </w:rPr>
+        <w:t>Mwanzo 10:19</w:t>
+      </w:r>
       <w:r>
         <w:rPr>
           <w:lang w:val="sw_KE" w:bidi="sw_KE"/>
         </w:rPr>
         <w:t>, ambapo inasemekana kwamba eneo la Wakanaani lilienea kutoka Sidoni hadi Gaza. Katika muhtasari wa ushindi wa Yoshua, mojawapo ya vipimo vya eneo lililoshindwa ni “kutoka Kadeshi hadi Gaza” (</w:t>
       </w:r>
-      <w:hyperlink r:id="rId82">
-        <w:r>
-          <w:rPr>
-            <w:lang w:val="sw_KE" w:bidi="sw_KE"/>
-          </w:rPr>
-          <w:rPr>
-            <w:color w:val="0000EE"/>
-            <w:u w:val="single"/>
-          </w:rPr>
-          <w:t>Yos 10:41</w:t>
-        </w:r>
-      </w:hyperlink>
+      <w:r>
+        <w:rPr>
+          <w:lang w:val="sw_KE" w:bidi="sw_KE"/>
+        </w:rPr>
+        <w:t>Yos 10:41</w:t>
+      </w:r>
       <w:r>
         <w:rPr>
           <w:lang w:val="sw_KE" w:bidi="sw_KE"/>
         </w:rPr>
         <w:t>). Yoshua aliangamiza Waanaki wote katika nchi hiyo, lakini baadhi walibaki Gaza na miji mingine ya Wafilisti (</w:t>
       </w:r>
-      <w:hyperlink r:id="rId83">
-        <w:r>
-          <w:rPr>
-            <w:lang w:val="sw_KE" w:bidi="sw_KE"/>
-          </w:rPr>
-          <w:rPr>
-            <w:color w:val="0000EE"/>
-            <w:u w:val="single"/>
-          </w:rPr>
-          <w:t>11:22</w:t>
-        </w:r>
-      </w:hyperlink>
+      <w:r>
+        <w:rPr>
+          <w:lang w:val="sw_KE" w:bidi="sw_KE"/>
+        </w:rPr>
+        <w:t>11:22</w:t>
+      </w:r>
       <w:r>
         <w:rPr>
           <w:lang w:val="sw_KE" w:bidi="sw_KE"/>
@@ -2896,72 +2350,48 @@
         </w:rPr>
         <w:t xml:space="preserve"> “waliokuwa wakiishi katika vijiji hadi Gaza,” waliangamizwa na kubadilishwa na Wakaftori kutoka Kaftori, au Kreti (</w:t>
       </w:r>
-      <w:hyperlink r:id="rId84">
-        <w:r>
-          <w:rPr>
-            <w:lang w:val="sw_KE" w:bidi="sw_KE"/>
-          </w:rPr>
-          <w:rPr>
-            <w:color w:val="0000EE"/>
-            <w:u w:val="single"/>
-          </w:rPr>
-          <w:t>Kum 2:23</w:t>
-        </w:r>
-      </w:hyperlink>
+      <w:r>
+        <w:rPr>
+          <w:lang w:val="sw_KE" w:bidi="sw_KE"/>
+        </w:rPr>
+        <w:t>Kum 2:23</w:t>
+      </w:r>
       <w:r>
         <w:rPr>
           <w:lang w:val="sw_KE" w:bidi="sw_KE"/>
         </w:rPr>
         <w:t>). Gaza, pamoja na miji na vijiji vyake, iliorodheshwa miongoni mwa urithi wa kabila la Yuda (</w:t>
       </w:r>
-      <w:hyperlink r:id="rId85">
-        <w:r>
-          <w:rPr>
-            <w:lang w:val="sw_KE" w:bidi="sw_KE"/>
-          </w:rPr>
-          <w:rPr>
-            <w:color w:val="0000EE"/>
-            <w:u w:val="single"/>
-          </w:rPr>
-          <w:t>Yos 15:47</w:t>
-        </w:r>
-      </w:hyperlink>
+      <w:r>
+        <w:rPr>
+          <w:lang w:val="sw_KE" w:bidi="sw_KE"/>
+        </w:rPr>
+        <w:t>Yos 15:47</w:t>
+      </w:r>
       <w:r>
         <w:rPr>
           <w:lang w:val="sw_KE" w:bidi="sw_KE"/>
         </w:rPr>
         <w:t>). Wakati wa uzee wa Yoshua, Gaza na miji mingine minne ya Pentapoli ya Wafilisti inasemekana kuwa miongoni mwa maeneo ambayo bado hayajachukuliwa (</w:t>
       </w:r>
-      <w:hyperlink r:id="rId86">
-        <w:r>
-          <w:rPr>
-            <w:lang w:val="sw_KE" w:bidi="sw_KE"/>
-          </w:rPr>
-          <w:rPr>
-            <w:color w:val="0000EE"/>
-            <w:u w:val="single"/>
-          </w:rPr>
-          <w:t>13:3</w:t>
-        </w:r>
-      </w:hyperlink>
+      <w:r>
+        <w:rPr>
+          <w:lang w:val="sw_KE" w:bidi="sw_KE"/>
+        </w:rPr>
+        <w:t>13:3</w:t>
+      </w:r>
       <w:r>
         <w:rPr>
           <w:lang w:val="sw_KE" w:bidi="sw_KE"/>
         </w:rPr>
         <w:t xml:space="preserve">); hata hivyo, katika </w:t>
       </w:r>
-      <w:hyperlink r:id="rId87">
-        <w:r>
-          <w:rPr>
-            <w:lang w:val="sw_KE" w:bidi="sw_KE"/>
-          </w:rPr>
-          <w:rPr>
-            <w:color w:val="0000EE"/>
-            <w:u w:val="single"/>
-          </w:rPr>
-          <w:t>Waamuzi 1:18–19</w:t>
-        </w:r>
-      </w:hyperlink>
+      <w:r>
+        <w:rPr>
+          <w:lang w:val="sw_KE" w:bidi="sw_KE"/>
+        </w:rPr>
+        <w:t>Waamuzi 1:18–19</w:t>
+      </w:r>
       <w:r>
         <w:rPr>
           <w:lang w:val="sw_KE" w:bidi="sw_KE"/>
@@ -2982,36 +2412,24 @@
         </w:rPr>
         <w:t>Wakati wa Waamuzi, wavamizi wa Midiani walivamia Israeli, wakipora na kuharibu hadi kufikia Gaza (</w:t>
       </w:r>
-      <w:hyperlink r:id="rId88">
-        <w:r>
-          <w:rPr>
-            <w:lang w:val="sw_KE" w:bidi="sw_KE"/>
-          </w:rPr>
-          <w:rPr>
-            <w:color w:val="0000EE"/>
-            <w:u w:val="single"/>
-          </w:rPr>
-          <w:t>Waamuzi 6:4</w:t>
-        </w:r>
-      </w:hyperlink>
+      <w:r>
+        <w:rPr>
+          <w:lang w:val="sw_KE" w:bidi="sw_KE"/>
+        </w:rPr>
+        <w:t>Waamuzi 6:4</w:t>
+      </w:r>
       <w:r>
         <w:rPr>
           <w:lang w:val="sw_KE" w:bidi="sw_KE"/>
         </w:rPr>
         <w:t>). Katika kipindi hiki, maslahi makuu ya kibiblia katika Gaza yanahusiana na maisha na mashujaa wa Samsoni. Wanawake wa Wafilisti walikuwa udhaifu wa Samsoni. Alienda Gaza na akakutana na malaya ambaye alikuwa na uhusiano naye (</w:t>
       </w:r>
-      <w:hyperlink r:id="rId89">
-        <w:r>
-          <w:rPr>
-            <w:lang w:val="sw_KE" w:bidi="sw_KE"/>
-          </w:rPr>
-          <w:rPr>
-            <w:color w:val="0000EE"/>
-            <w:u w:val="single"/>
-          </w:rPr>
-          <w:t>16:1</w:t>
-        </w:r>
-      </w:hyperlink>
+      <w:r>
+        <w:rPr>
+          <w:lang w:val="sw_KE" w:bidi="sw_KE"/>
+        </w:rPr>
+        <w:t>16:1</w:t>
+      </w:r>
       <w:r>
         <w:rPr>
           <w:lang w:val="sw_KE" w:bidi="sw_KE"/>
@@ -3032,18 +2450,12 @@
         </w:rPr>
         <w:t>Uhusiano wake na mwanamke mwingine wa Kifilisti, Delila, ulisababisha kukamatwa kwake na Wafilisti, ambao walimng'oa macho na kumpeleka Gaza (</w:t>
       </w:r>
-      <w:hyperlink r:id="rId90">
-        <w:r>
-          <w:rPr>
-            <w:lang w:val="sw_KE" w:bidi="sw_KE"/>
-          </w:rPr>
-          <w:rPr>
-            <w:color w:val="0000EE"/>
-            <w:u w:val="single"/>
-          </w:rPr>
-          <w:t>Waamuzi 16:21</w:t>
-        </w:r>
-      </w:hyperlink>
+      <w:r>
+        <w:rPr>
+          <w:lang w:val="sw_KE" w:bidi="sw_KE"/>
+        </w:rPr>
+        <w:t>Waamuzi 16:21</w:t>
+      </w:r>
       <w:r>
         <w:rPr>
           <w:lang w:val="sw_KE" w:bidi="sw_KE"/>
@@ -3064,36 +2476,24 @@
         </w:rPr>
         <w:t>Gaza inatajwa kama mpaka wa kusini wa Israeli wakati wa Solomoni, ambaye alitawala “eneo lote magharibi mwa Eufrate kutoka Tifsa hadi Gaza” (</w:t>
       </w:r>
-      <w:hyperlink r:id="rId91">
-        <w:r>
-          <w:rPr>
-            <w:lang w:val="sw_KE" w:bidi="sw_KE"/>
-          </w:rPr>
-          <w:rPr>
-            <w:color w:val="0000EE"/>
-            <w:u w:val="single"/>
-          </w:rPr>
-          <w:t>1 Fal 4:24</w:t>
-        </w:r>
-      </w:hyperlink>
+      <w:r>
+        <w:rPr>
+          <w:lang w:val="sw_KE" w:bidi="sw_KE"/>
+        </w:rPr>
+        <w:t>1 Fal 4:24</w:t>
+      </w:r>
       <w:r>
         <w:rPr>
           <w:lang w:val="sw_KE" w:bidi="sw_KE"/>
         </w:rPr>
         <w:t>). Hezekia aliwashinda Wafilisti hadi Gaza (</w:t>
       </w:r>
-      <w:hyperlink r:id="rId92">
-        <w:r>
-          <w:rPr>
-            <w:lang w:val="sw_KE" w:bidi="sw_KE"/>
-          </w:rPr>
-          <w:rPr>
-            <w:color w:val="0000EE"/>
-            <w:u w:val="single"/>
-          </w:rPr>
-          <w:t>2 Fal 18:8</w:t>
-        </w:r>
-      </w:hyperlink>
+      <w:r>
+        <w:rPr>
+          <w:lang w:val="sw_KE" w:bidi="sw_KE"/>
+        </w:rPr>
+        <w:t>2 Fal 18:8</w:t>
+      </w:r>
       <w:r>
         <w:rPr>
           <w:lang w:val="sw_KE" w:bidi="sw_KE"/>
@@ -3108,108 +2508,72 @@
           <w:lang w:val="sw_KE" w:bidi="sw_KE"/>
         </w:rPr>
       </w:r>
-      <w:hyperlink r:id="rId93">
-        <w:r>
-          <w:rPr>
-            <w:lang w:val="sw_KE" w:bidi="sw_KE"/>
-          </w:rPr>
-          <w:rPr>
-            <w:color w:val="0000EE"/>
-            <w:u w:val="single"/>
-          </w:rPr>
-          <w:t>Yeremia 47</w:t>
-        </w:r>
-      </w:hyperlink>
+      <w:r>
+        <w:rPr>
+          <w:lang w:val="sw_KE" w:bidi="sw_KE"/>
+        </w:rPr>
+        <w:t>Yeremia 47</w:t>
+      </w:r>
       <w:r>
         <w:rPr>
           <w:lang w:val="sw_KE" w:bidi="sw_KE"/>
         </w:rPr>
         <w:t xml:space="preserve"> inarekodi unabii dhidi ya Wafilisti, ambao Mungu alimpa nabii kabla ya Farao kushambulia Gaza (aya </w:t>
       </w:r>
-      <w:hyperlink r:id="rId94">
-        <w:r>
-          <w:rPr>
-            <w:lang w:val="sw_KE" w:bidi="sw_KE"/>
-          </w:rPr>
-          <w:rPr>
-            <w:color w:val="0000EE"/>
-            <w:u w:val="single"/>
-          </w:rPr>
-          <w:t>1</w:t>
-        </w:r>
-      </w:hyperlink>
+      <w:r>
+        <w:rPr>
+          <w:lang w:val="sw_KE" w:bidi="sw_KE"/>
+        </w:rPr>
+        <w:t>1</w:t>
+      </w:r>
       <w:r>
         <w:rPr>
           <w:lang w:val="sw_KE" w:bidi="sw_KE"/>
         </w:rPr>
         <w:t xml:space="preserve">; ling. aya </w:t>
       </w:r>
-      <w:hyperlink r:id="rId95">
-        <w:r>
-          <w:rPr>
-            <w:lang w:val="sw_KE" w:bidi="sw_KE"/>
-          </w:rPr>
-          <w:rPr>
-            <w:color w:val="0000EE"/>
-            <w:u w:val="single"/>
-          </w:rPr>
-          <w:t>5</w:t>
-        </w:r>
-      </w:hyperlink>
+      <w:r>
+        <w:rPr>
+          <w:lang w:val="sw_KE" w:bidi="sw_KE"/>
+        </w:rPr>
+        <w:t>5</w:t>
+      </w:r>
       <w:r>
         <w:rPr>
           <w:lang w:val="sw_KE" w:bidi="sw_KE"/>
         </w:rPr>
         <w:t>; tazama Neko hapo juu). Amosi anatoa unabii maalum wa hukumu dhidi ya Gaza (</w:t>
       </w:r>
-      <w:hyperlink r:id="rId96">
-        <w:r>
-          <w:rPr>
-            <w:lang w:val="sw_KE" w:bidi="sw_KE"/>
-          </w:rPr>
-          <w:rPr>
-            <w:color w:val="0000EE"/>
-            <w:u w:val="single"/>
-          </w:rPr>
-          <w:t>Amosi 1:6–7</w:t>
-        </w:r>
-      </w:hyperlink>
+      <w:r>
+        <w:rPr>
+          <w:lang w:val="sw_KE" w:bidi="sw_KE"/>
+        </w:rPr>
+        <w:t>Amosi 1:6–7</w:t>
+      </w:r>
       <w:r>
         <w:rPr>
           <w:lang w:val="sw_KE" w:bidi="sw_KE"/>
         </w:rPr>
         <w:t>). Sefania pia anasema kwamba Gaza itakuwa ukiwa (</w:t>
       </w:r>
-      <w:hyperlink r:id="rId97">
-        <w:r>
-          <w:rPr>
-            <w:lang w:val="sw_KE" w:bidi="sw_KE"/>
-          </w:rPr>
-          <w:rPr>
-            <w:color w:val="0000EE"/>
-            <w:u w:val="single"/>
-          </w:rPr>
-          <w:t>Sefania 2:4</w:t>
-        </w:r>
-      </w:hyperlink>
+      <w:r>
+        <w:rPr>
+          <w:lang w:val="sw_KE" w:bidi="sw_KE"/>
+        </w:rPr>
+        <w:t>Sefania 2:4</w:t>
+      </w:r>
       <w:r>
         <w:rPr>
           <w:lang w:val="sw_KE" w:bidi="sw_KE"/>
         </w:rPr>
         <w:t xml:space="preserve">). </w:t>
       </w:r>
-      <w:hyperlink r:id="rId98">
-        <w:r>
-          <w:rPr>
-            <w:lang w:val="sw_KE" w:bidi="sw_KE"/>
-          </w:rPr>
-          <w:rPr>
-            <w:color w:val="0000EE"/>
-            <w:u w:val="single"/>
-          </w:rPr>
-          <w:t>Zekaria 9</w:t>
-        </w:r>
-      </w:hyperlink>
+      <w:r>
+        <w:rPr>
+          <w:lang w:val="sw_KE" w:bidi="sw_KE"/>
+        </w:rPr>
+        <w:t>Zekaria 9</w:t>
+      </w:r>
       <w:r>
         <w:rPr>
           <w:lang w:val="sw_KE" w:bidi="sw_KE"/>
@@ -3230,36 +2594,24 @@
         </w:rPr>
         <w:t>Kwenye Agano Jipya kuna rejeleo moja tu la Gaza (</w:t>
       </w:r>
-      <w:hyperlink r:id="rId99">
-        <w:r>
-          <w:rPr>
-            <w:lang w:val="sw_KE" w:bidi="sw_KE"/>
-          </w:rPr>
-          <w:rPr>
-            <w:color w:val="0000EE"/>
-            <w:u w:val="single"/>
-          </w:rPr>
-          <w:t>Matendo 8:26</w:t>
-        </w:r>
-      </w:hyperlink>
+      <w:r>
+        <w:rPr>
+          <w:lang w:val="sw_KE" w:bidi="sw_KE"/>
+        </w:rPr>
+        <w:t>Matendo 8:26</w:t>
+      </w:r>
       <w:r>
         <w:rPr>
           <w:lang w:val="sw_KE" w:bidi="sw_KE"/>
         </w:rPr>
         <w:t xml:space="preserve">). Filipo, ambaye alikuwa akihubiri Samaria, aliambiwa na malaika aende kusini kwenye “barabara inayotoka Yerusalemu kwenda Gaza.” Hapa alikutana na mweka hazina wa Kushi, ambaye alikuwa akisoma </w:t>
       </w:r>
-      <w:hyperlink r:id="rId100">
-        <w:r>
-          <w:rPr>
-            <w:lang w:val="sw_KE" w:bidi="sw_KE"/>
-          </w:rPr>
-          <w:rPr>
-            <w:color w:val="0000EE"/>
-            <w:u w:val="single"/>
-          </w:rPr>
-          <w:t>Isaya 53</w:t>
-        </w:r>
-      </w:hyperlink>
+      <w:r>
+        <w:rPr>
+          <w:lang w:val="sw_KE" w:bidi="sw_KE"/>
+        </w:rPr>
+        <w:t>Isaya 53</w:t>
+      </w:r>
       <w:r>
         <w:rPr>
           <w:lang w:val="sw_KE" w:bidi="sw_KE"/>
@@ -3347,72 +2699,48 @@
         </w:rPr>
         <w:t>Mojawapo ya mbinu za kirabbi zinazotumiwa na walimu wa Kiyahudi kwa kutafsiri Agano la Kale ni kuchambua maneno kulingana na thamani ya nambari ya herufi zao au kupanga upya herufi kulingana na mfumo maalum. Kwa mfano, baadhi ya marabi wamedai kwamba Eliezeri (</w:t>
       </w:r>
-      <w:hyperlink r:id="rId101">
-        <w:r>
-          <w:rPr>
-            <w:lang w:val="sw_KE" w:bidi="sw_KE"/>
-          </w:rPr>
-          <w:rPr>
-            <w:color w:val="0000EE"/>
-            <w:u w:val="single"/>
-          </w:rPr>
-          <w:t>Mwanzo 15:2</w:t>
-        </w:r>
-      </w:hyperlink>
+      <w:r>
+        <w:rPr>
+          <w:lang w:val="sw_KE" w:bidi="sw_KE"/>
+        </w:rPr>
+        <w:t>Mwanzo 15:2</w:t>
+      </w:r>
       <w:r>
         <w:rPr>
           <w:lang w:val="sw_KE" w:bidi="sw_KE"/>
         </w:rPr>
         <w:t>) aliwakilisha watumishi wote wa Abrahamu kwa pamoja kwa sababu jina la Eliezeri lina thamani sawa na 318, ambayo ilikuwa idadi ya watumishi wa Abrahamu (</w:t>
       </w:r>
-      <w:hyperlink r:id="rId102">
-        <w:r>
-          <w:rPr>
-            <w:lang w:val="sw_KE" w:bidi="sw_KE"/>
-          </w:rPr>
-          <w:rPr>
-            <w:color w:val="0000EE"/>
-            <w:u w:val="single"/>
-          </w:rPr>
-          <w:t>Mwanzo 14:14</w:t>
-        </w:r>
-      </w:hyperlink>
+      <w:r>
+        <w:rPr>
+          <w:lang w:val="sw_KE" w:bidi="sw_KE"/>
+        </w:rPr>
+        <w:t>Mwanzo 14:14</w:t>
+      </w:r>
       <w:r>
         <w:rPr>
           <w:lang w:val="sw_KE" w:bidi="sw_KE"/>
         </w:rPr>
         <w:t xml:space="preserve">). Mfano mwingine ni jinsi jina "Babuloni" linavyotajwa katika </w:t>
       </w:r>
-      <w:hyperlink r:id="rId103">
-        <w:r>
-          <w:rPr>
-            <w:lang w:val="sw_KE" w:bidi="sw_KE"/>
-          </w:rPr>
-          <w:rPr>
-            <w:color w:val="0000EE"/>
-            <w:u w:val="single"/>
-          </w:rPr>
-          <w:t>Yeremia 25:26</w:t>
-        </w:r>
-      </w:hyperlink>
+      <w:r>
+        <w:rPr>
+          <w:lang w:val="sw_KE" w:bidi="sw_KE"/>
+        </w:rPr>
+        <w:t>Yeremia 25:26</w:t>
+      </w:r>
       <w:r>
         <w:rPr>
           <w:lang w:val="sw_KE" w:bidi="sw_KE"/>
         </w:rPr>
         <w:t xml:space="preserve"> na </w:t>
       </w:r>
-      <w:hyperlink r:id="rId104">
-        <w:r>
-          <w:rPr>
-            <w:lang w:val="sw_KE" w:bidi="sw_KE"/>
-          </w:rPr>
-          <w:rPr>
-            <w:color w:val="0000EE"/>
-            <w:u w:val="single"/>
-          </w:rPr>
-          <w:t>51:41</w:t>
-        </w:r>
-      </w:hyperlink>
+      <w:r>
+        <w:rPr>
+          <w:lang w:val="sw_KE" w:bidi="sw_KE"/>
+        </w:rPr>
+        <w:t>51:41</w:t>
+      </w:r>
       <w:r>
         <w:rPr>
           <w:lang w:val="sw_KE" w:bidi="sw_KE"/>
@@ -3433,18 +2761,12 @@
         </w:rPr>
         <w:t>Katika Waraka wa Barnaba wa pseudepigrapha, watumishi 318 wa Abrahamu (</w:t>
       </w:r>
-      <w:hyperlink r:id="rId102">
-        <w:r>
-          <w:rPr>
-            <w:lang w:val="sw_KE" w:bidi="sw_KE"/>
-          </w:rPr>
-          <w:rPr>
-            <w:color w:val="0000EE"/>
-            <w:u w:val="single"/>
-          </w:rPr>
-          <w:t>Mwanzo 14:14</w:t>
-        </w:r>
-      </w:hyperlink>
+      <w:r>
+        <w:rPr>
+          <w:lang w:val="sw_KE" w:bidi="sw_KE"/>
+        </w:rPr>
+        <w:t>Mwanzo 14:14</w:t>
+      </w:r>
       <w:r>
         <w:rPr>
           <w:lang w:val="sw_KE" w:bidi="sw_KE"/>
@@ -3478,18 +2800,12 @@
         </w:rPr>
         <w:t>Katika kitabu cha Ufunuo, nambari ya mnyama ni 666 (</w:t>
       </w:r>
-      <w:hyperlink r:id="rId105">
-        <w:r>
-          <w:rPr>
-            <w:lang w:val="sw_KE" w:bidi="sw_KE"/>
-          </w:rPr>
-          <w:rPr>
-            <w:color w:val="0000EE"/>
-            <w:u w:val="single"/>
-          </w:rPr>
-          <w:t>Ufunuo 13:18</w:t>
-        </w:r>
-      </w:hyperlink>
+      <w:r>
+        <w:rPr>
+          <w:lang w:val="sw_KE" w:bidi="sw_KE"/>
+        </w:rPr>
+        <w:t>Ufunuo 13:18</w:t>
+      </w:r>
       <w:r>
         <w:rPr>
           <w:lang w:val="sw_KE" w:bidi="sw_KE"/>
@@ -3544,36 +2860,24 @@
         </w:rPr>
         <w:t>Eneo hili liko kwenye pwani ya kaskazini magharibi ya Bahari ya Galilaya, kati ya Kapernaumu na Magdala, ambapo Yesu alifanya miujiza mingi ya uponyaji (</w:t>
       </w:r>
-      <w:hyperlink r:id="rId106">
-        <w:r>
-          <w:rPr>
-            <w:lang w:val="sw_KE" w:bidi="sw_KE"/>
-          </w:rPr>
-          <w:rPr>
-            <w:color w:val="0000EE"/>
-            <w:u w:val="single"/>
-          </w:rPr>
-          <w:t>Mathayo 14:34</w:t>
-        </w:r>
-      </w:hyperlink>
+      <w:r>
+        <w:rPr>
+          <w:lang w:val="sw_KE" w:bidi="sw_KE"/>
+        </w:rPr>
+        <w:t>Mathayo 14:34</w:t>
+      </w:r>
       <w:r>
         <w:rPr>
           <w:lang w:val="sw_KE" w:bidi="sw_KE"/>
         </w:rPr>
         <w:t xml:space="preserve">; </w:t>
       </w:r>
-      <w:hyperlink r:id="rId107">
-        <w:r>
-          <w:rPr>
-            <w:lang w:val="sw_KE" w:bidi="sw_KE"/>
-          </w:rPr>
-          <w:rPr>
-            <w:color w:val="0000EE"/>
-            <w:u w:val="single"/>
-          </w:rPr>
-          <w:t>Marko 6:53</w:t>
-        </w:r>
-      </w:hyperlink>
+      <w:r>
+        <w:rPr>
+          <w:lang w:val="sw_KE" w:bidi="sw_KE"/>
+        </w:rPr>
+        <w:t>Marko 6:53</w:t>
+      </w:r>
       <w:r>
         <w:rPr>
           <w:lang w:val="sw_KE" w:bidi="sw_KE"/>
@@ -3636,36 +2940,24 @@
         </w:rPr>
         <w:t xml:space="preserve">Katika </w:t>
       </w:r>
-      <w:hyperlink r:id="rId108">
-        <w:r>
-          <w:rPr>
-            <w:lang w:val="sw_KE" w:bidi="sw_KE"/>
-          </w:rPr>
-          <w:rPr>
-            <w:color w:val="0000EE"/>
-            <w:u w:val="single"/>
-          </w:rPr>
-          <w:t>Luka 5:1</w:t>
-        </w:r>
-      </w:hyperlink>
+      <w:r>
+        <w:rPr>
+          <w:lang w:val="sw_KE" w:bidi="sw_KE"/>
+        </w:rPr>
+        <w:t>Luka 5:1</w:t>
+      </w:r>
       <w:r>
         <w:rPr>
           <w:lang w:val="sw_KE" w:bidi="sw_KE"/>
         </w:rPr>
         <w:t>, Bahari ya Galilaya inajulikana kama Ziwa la Genesareti. Jina hili linaweza kuwa lilitokana na uwanda wa karibu. Genesareti (ambayo kwa usahihi zaidi inaitwa Gennesar) pia lilikuwa jina la baadaye la mji wa Kinerethi (</w:t>
       </w:r>
-      <w:hyperlink r:id="rId109">
-        <w:r>
-          <w:rPr>
-            <w:lang w:val="sw_KE" w:bidi="sw_KE"/>
-          </w:rPr>
-          <w:rPr>
-            <w:color w:val="0000EE"/>
-            <w:u w:val="single"/>
-          </w:rPr>
-          <w:t>Yoshua 11:2</w:t>
-        </w:r>
-      </w:hyperlink>
+      <w:r>
+        <w:rPr>
+          <w:lang w:val="sw_KE" w:bidi="sw_KE"/>
+        </w:rPr>
+        <w:t>Yoshua 11:2</w:t>
+      </w:r>
       <w:r>
         <w:rPr>
           <w:lang w:val="sw_KE" w:bidi="sw_KE"/>
@@ -3720,90 +3012,60 @@
         </w:rPr>
         <w:t>Mji ulioko magharibi mwa Negebu ulitumika kama alama ya kijiografia inayofafanua mpaka wa magharibi wa eneo la Wakanaani kutoka Sidoni hadi Gaza (</w:t>
       </w:r>
-      <w:hyperlink r:id="rId81">
-        <w:r>
-          <w:rPr>
-            <w:lang w:val="sw_KE" w:bidi="sw_KE"/>
-          </w:rPr>
-          <w:rPr>
-            <w:color w:val="0000EE"/>
-            <w:u w:val="single"/>
-          </w:rPr>
-          <w:t>Mwa 10:19</w:t>
-        </w:r>
-      </w:hyperlink>
+      <w:r>
+        <w:rPr>
+          <w:lang w:val="sw_KE" w:bidi="sw_KE"/>
+        </w:rPr>
+        <w:t>Mwa 10:19</w:t>
+      </w:r>
       <w:r>
         <w:rPr>
           <w:lang w:val="sw_KE" w:bidi="sw_KE"/>
         </w:rPr>
         <w:t>). Abrahamu aliishi kwa muda mfupi katika mji huu, ambapo alimdanganya Mfalme Abimeleki kwa kudai kwamba Sara alikuwa dada yake (</w:t>
       </w:r>
-      <w:hyperlink r:id="rId110">
-        <w:r>
-          <w:rPr>
-            <w:lang w:val="sw_KE" w:bidi="sw_KE"/>
-          </w:rPr>
-          <w:rPr>
-            <w:color w:val="0000EE"/>
-            <w:u w:val="single"/>
-          </w:rPr>
-          <w:t>20:1–2</w:t>
-        </w:r>
-      </w:hyperlink>
+      <w:r>
+        <w:rPr>
+          <w:lang w:val="sw_KE" w:bidi="sw_KE"/>
+        </w:rPr>
+        <w:t>20:1–2</w:t>
+      </w:r>
       <w:r>
         <w:rPr>
           <w:lang w:val="sw_KE" w:bidi="sw_KE"/>
         </w:rPr>
         <w:t>). Baadaye, Isaka alikaa katika mji huu na pia alificha ndoa yake na Rebeka kwa hofu ya kulipiziwa kisasi na wanaume wa mji huo. Hatimaye, Isaka aliondoka mjini, akihamia katika bonde la karibu la Gerari kutokana na migogoro yake na Wafilisti. Hapa, wachungaji wa Gerari waligombana na watumishi wa Isaka juu ya kisima kipya kilichochimbwa, na Abimeleki, mfalme wa Wafilisti, alifanya agano na Isaka (</w:t>
       </w:r>
-      <w:hyperlink r:id="rId111">
-        <w:r>
-          <w:rPr>
-            <w:lang w:val="sw_KE" w:bidi="sw_KE"/>
-          </w:rPr>
-          <w:rPr>
-            <w:color w:val="0000EE"/>
-            <w:u w:val="single"/>
-          </w:rPr>
-          <w:t>26:1–26</w:t>
-        </w:r>
-      </w:hyperlink>
+      <w:r>
+        <w:rPr>
+          <w:lang w:val="sw_KE" w:bidi="sw_KE"/>
+        </w:rPr>
+        <w:t>26:1–26</w:t>
+      </w:r>
       <w:r>
         <w:rPr>
           <w:lang w:val="sw_KE" w:bidi="sw_KE"/>
         </w:rPr>
         <w:t>). Inatia shaka kwamba Mfalme Abimeleki wa Gerari (</w:t>
       </w:r>
-      <w:hyperlink r:id="rId112">
-        <w:r>
-          <w:rPr>
-            <w:lang w:val="sw_KE" w:bidi="sw_KE"/>
-          </w:rPr>
-          <w:rPr>
-            <w:color w:val="0000EE"/>
-            <w:u w:val="single"/>
-          </w:rPr>
-          <w:t>20:2</w:t>
-        </w:r>
-      </w:hyperlink>
+      <w:r>
+        <w:rPr>
+          <w:lang w:val="sw_KE" w:bidi="sw_KE"/>
+        </w:rPr>
+        <w:t>20:2</w:t>
+      </w:r>
       <w:r>
         <w:rPr>
           <w:lang w:val="sw_KE" w:bidi="sw_KE"/>
         </w:rPr>
         <w:t>) alikuwa mtu yule yule kama Abimeleki, mfalme wa Wafilisti (</w:t>
       </w:r>
-      <w:hyperlink r:id="rId113">
-        <w:r>
-          <w:rPr>
-            <w:lang w:val="sw_KE" w:bidi="sw_KE"/>
-          </w:rPr>
-          <w:rPr>
-            <w:color w:val="0000EE"/>
-            <w:u w:val="single"/>
-          </w:rPr>
-          <w:t>26:8</w:t>
-        </w:r>
-      </w:hyperlink>
+      <w:r>
+        <w:rPr>
+          <w:lang w:val="sw_KE" w:bidi="sw_KE"/>
+        </w:rPr>
+        <w:t>26:8</w:t>
+      </w:r>
       <w:r>
         <w:rPr>
           <w:lang w:val="sw_KE" w:bidi="sw_KE"/>
@@ -3824,108 +3086,72 @@
         </w:rPr>
         <w:t>Wakati wa kipindi cha upatriarki, Gerari ilionekana kama mji mkuu wa Wakanaani katika Negebu; hata hivyo, katika simulizi la Yoshua kuhusu Utekaji, mji huu haukutajwa kati ya miji ya Wafilisti ambayo bado haijatekwa (</w:t>
       </w:r>
-      <w:hyperlink r:id="rId114">
-        <w:r>
-          <w:rPr>
-            <w:lang w:val="sw_KE" w:bidi="sw_KE"/>
-          </w:rPr>
-          <w:rPr>
-            <w:color w:val="0000EE"/>
-            <w:u w:val="single"/>
-          </w:rPr>
-          <w:t>Jos 13:2–3</w:t>
-        </w:r>
-      </w:hyperlink>
+      <w:r>
+        <w:rPr>
+          <w:lang w:val="sw_KE" w:bidi="sw_KE"/>
+        </w:rPr>
+        <w:t>Jos 13:2–3</w:t>
+      </w:r>
       <w:r>
         <w:rPr>
           <w:lang w:val="sw_KE" w:bidi="sw_KE"/>
         </w:rPr>
         <w:t>) au katika orodha ya miji iliyokwisha shindwa (</w:t>
       </w:r>
-      <w:hyperlink r:id="rId115">
-        <w:r>
-          <w:rPr>
-            <w:lang w:val="sw_KE" w:bidi="sw_KE"/>
-          </w:rPr>
-          <w:rPr>
-            <w:color w:val="0000EE"/>
-            <w:u w:val="single"/>
-          </w:rPr>
-          <w:t>15:21–22</w:t>
-        </w:r>
-      </w:hyperlink>
+      <w:r>
+        <w:rPr>
+          <w:lang w:val="sw_KE" w:bidi="sw_KE"/>
+        </w:rPr>
+        <w:t>15:21–22</w:t>
+      </w:r>
       <w:r>
         <w:rPr>
           <w:lang w:val="sw_KE" w:bidi="sw_KE"/>
         </w:rPr>
         <w:t>). Baadaye, katika kipindi cha wafalme, Gerari ilitajwa kama mji wa kusini zaidi ambako jeshi la Waethiopia lilitorokea kabla ya kuangamizwa kabisa na Mfalme Asa wa Yuda (910–869 Baada ya Kristo (KK)) na jeshi lake (</w:t>
       </w:r>
-      <w:hyperlink r:id="rId116">
-        <w:r>
-          <w:rPr>
-            <w:lang w:val="sw_KE" w:bidi="sw_KE"/>
-          </w:rPr>
-          <w:rPr>
-            <w:color w:val="0000EE"/>
-            <w:u w:val="single"/>
-          </w:rPr>
-          <w:t>2 Mambo 14:13–14</w:t>
-        </w:r>
-      </w:hyperlink>
+      <w:r>
+        <w:rPr>
+          <w:lang w:val="sw_KE" w:bidi="sw_KE"/>
+        </w:rPr>
+        <w:t>2 Mambo 14:13–14</w:t>
+      </w:r>
       <w:r>
         <w:rPr>
           <w:lang w:val="sw_KE" w:bidi="sw_KE"/>
         </w:rPr>
         <w:t>). Inawezekana kwamba bonde lenye rutuba la Gedori (</w:t>
       </w:r>
-      <w:hyperlink r:id="rId117">
-        <w:r>
-          <w:rPr>
-            <w:lang w:val="sw_KE" w:bidi="sw_KE"/>
-          </w:rPr>
-          <w:rPr>
-            <w:color w:val="0000EE"/>
-            <w:u w:val="single"/>
-          </w:rPr>
-          <w:t>1 Mambo 4:39</w:t>
-        </w:r>
-      </w:hyperlink>
+      <w:r>
+        <w:rPr>
+          <w:lang w:val="sw_KE" w:bidi="sw_KE"/>
+        </w:rPr>
+        <w:t>1 Mambo 4:39</w:t>
+      </w:r>
       <w:r>
         <w:rPr>
           <w:lang w:val="sw_KE" w:bidi="sw_KE"/>
         </w:rPr>
         <w:t xml:space="preserve">; tazama </w:t>
       </w:r>
-      <w:hyperlink r:id="rId118">
-        <w:r>
-          <w:rPr>
-            <w:lang w:val="sw_KE" w:bidi="sw_KE"/>
-          </w:rPr>
-          <w:rPr>
-            <w:color w:val="0000EE"/>
-            <w:u w:val="single"/>
-          </w:rPr>
-          <w:t>Mwa 26:17</w:t>
-        </w:r>
-      </w:hyperlink>
+      <w:r>
+        <w:rPr>
+          <w:lang w:val="sw_KE" w:bidi="sw_KE"/>
+        </w:rPr>
+        <w:t>Mwa 26:17</w:t>
+      </w:r>
       <w:r>
         <w:rPr>
           <w:lang w:val="sw_KE" w:bidi="sw_KE"/>
         </w:rPr>
         <w:t xml:space="preserve">), ambalo hapo awali lilikaliwa na wana wa Hamu (tazama </w:t>
       </w:r>
-      <w:hyperlink r:id="rId81">
-        <w:r>
-          <w:rPr>
-            <w:lang w:val="sw_KE" w:bidi="sw_KE"/>
-          </w:rPr>
-          <w:rPr>
-            <w:color w:val="0000EE"/>
-            <w:u w:val="single"/>
-          </w:rPr>
-          <w:t>Mwa 10:19</w:t>
-        </w:r>
-      </w:hyperlink>
+      <w:r>
+        <w:rPr>
+          <w:lang w:val="sw_KE" w:bidi="sw_KE"/>
+        </w:rPr>
+        <w:t>Mwa 10:19</w:t>
+      </w:r>
       <w:r>
         <w:rPr>
           <w:lang w:val="sw_KE" w:bidi="sw_KE"/>
@@ -4042,54 +3268,36 @@
         </w:rPr>
         <w:t xml:space="preserve">Ingawa mji haujatajwa katika Agano Jipya, </w:t>
       </w:r>
-      <w:hyperlink r:id="rId14">
-        <w:r>
-          <w:rPr>
-            <w:lang w:val="sw_KE" w:bidi="sw_KE"/>
-          </w:rPr>
-          <w:rPr>
-            <w:color w:val="0000EE"/>
-            <w:u w:val="single"/>
-          </w:rPr>
-          <w:t>Marko 5:1</w:t>
-        </w:r>
-      </w:hyperlink>
+      <w:r>
+        <w:rPr>
+          <w:lang w:val="sw_KE" w:bidi="sw_KE"/>
+        </w:rPr>
+        <w:t>Marko 5:1</w:t>
+      </w:r>
       <w:r>
         <w:rPr>
           <w:lang w:val="sw_KE" w:bidi="sw_KE"/>
         </w:rPr>
         <w:t xml:space="preserve"> na </w:t>
       </w:r>
-      <w:hyperlink r:id="rId119">
-        <w:r>
-          <w:rPr>
-            <w:lang w:val="sw_KE" w:bidi="sw_KE"/>
-          </w:rPr>
-          <w:rPr>
-            <w:color w:val="0000EE"/>
-            <w:u w:val="single"/>
-          </w:rPr>
-          <w:t>Luka 8:26–37</w:t>
-        </w:r>
-      </w:hyperlink>
+      <w:r>
+        <w:rPr>
+          <w:lang w:val="sw_KE" w:bidi="sw_KE"/>
+        </w:rPr>
+        <w:t>Luka 8:26–37</w:t>
+      </w:r>
       <w:r>
         <w:rPr>
           <w:lang w:val="sw_KE" w:bidi="sw_KE"/>
         </w:rPr>
         <w:t xml:space="preserve"> zinataja "eneo la Wagerasene." Hapa ndipo Yesu alimponya mtu aliyekuwa na pepo na ambapo nguruwe walizama katika Bahari ya Galilaya. Akaunti sambamba katika </w:t>
       </w:r>
-      <w:hyperlink r:id="rId13">
-        <w:r>
-          <w:rPr>
-            <w:lang w:val="sw_KE" w:bidi="sw_KE"/>
-          </w:rPr>
-          <w:rPr>
-            <w:color w:val="0000EE"/>
-            <w:u w:val="single"/>
-          </w:rPr>
-          <w:t>Mathayo 8:28</w:t>
-        </w:r>
-      </w:hyperlink>
+      <w:r>
+        <w:rPr>
+          <w:lang w:val="sw_KE" w:bidi="sw_KE"/>
+        </w:rPr>
+        <w:t>Mathayo 8:28</w:t>
+      </w:r>
       <w:r>
         <w:rPr>
           <w:lang w:val="sw_KE" w:bidi="sw_KE"/>
@@ -4243,36 +3451,24 @@
         </w:rPr>
         <w:t>Mwana wa Aramu na mjukuu wa Shemu (</w:t>
       </w:r>
-      <w:hyperlink r:id="rId120">
-        <w:r>
-          <w:rPr>
-            <w:lang w:val="sw_KE" w:bidi="sw_KE"/>
-          </w:rPr>
-          <w:rPr>
-            <w:color w:val="0000EE"/>
-            <w:u w:val="single"/>
-          </w:rPr>
-          <w:t>Mwa 10:23</w:t>
-        </w:r>
-      </w:hyperlink>
+      <w:r>
+        <w:rPr>
+          <w:lang w:val="sw_KE" w:bidi="sw_KE"/>
+        </w:rPr>
+        <w:t>Mwa 10:23</w:t>
+      </w:r>
       <w:r>
         <w:rPr>
           <w:lang w:val="sw_KE" w:bidi="sw_KE"/>
         </w:rPr>
         <w:t xml:space="preserve">). Katika </w:t>
       </w:r>
-      <w:hyperlink r:id="rId121">
-        <w:r>
-          <w:rPr>
-            <w:lang w:val="sw_KE" w:bidi="sw_KE"/>
-          </w:rPr>
-          <w:rPr>
-            <w:color w:val="0000EE"/>
-            <w:u w:val="single"/>
-          </w:rPr>
-          <w:t>1 Mambo ya Nyakati 1:17</w:t>
-        </w:r>
-      </w:hyperlink>
+      <w:r>
+        <w:rPr>
+          <w:lang w:val="sw_KE" w:bidi="sw_KE"/>
+        </w:rPr>
+        <w:t>1 Mambo ya Nyakati 1:17</w:t>
+      </w:r>
       <w:r>
         <w:rPr>
           <w:lang w:val="sw_KE" w:bidi="sw_KE"/>
@@ -4327,18 +3523,12 @@
         </w:rPr>
         <w:t xml:space="preserve">Kupanda na kufurika kwa maji hadi kufunika ardhi, hasa gharika inayohusishwa na Noa katika </w:t>
       </w:r>
-      <w:hyperlink r:id="rId122">
-        <w:r>
-          <w:rPr>
-            <w:lang w:val="sw_KE" w:bidi="sw_KE"/>
-          </w:rPr>
-          <w:rPr>
-            <w:color w:val="0000EE"/>
-            <w:u w:val="single"/>
-          </w:rPr>
-          <w:t>Mwanzo 6–9</w:t>
-        </w:r>
-      </w:hyperlink>
+      <w:r>
+        <w:rPr>
+          <w:lang w:val="sw_KE" w:bidi="sw_KE"/>
+        </w:rPr>
+        <w:t>Mwanzo 6–9</w:t>
+      </w:r>
       <w:r>
         <w:rPr>
           <w:lang w:val="sw_KE" w:bidi="sw_KE"/>
@@ -4370,162 +3560,108 @@
         </w:rPr>
         <w:t xml:space="preserve">Hadithi ya gharika ya Noa inasimuliwa katika </w:t>
       </w:r>
-      <w:hyperlink r:id="rId122">
-        <w:r>
-          <w:rPr>
-            <w:lang w:val="sw_KE" w:bidi="sw_KE"/>
-          </w:rPr>
-          <w:rPr>
-            <w:color w:val="0000EE"/>
-            <w:u w:val="single"/>
-          </w:rPr>
-          <w:t>Mwanzo 6–9</w:t>
-        </w:r>
-      </w:hyperlink>
+      <w:r>
+        <w:rPr>
+          <w:lang w:val="sw_KE" w:bidi="sw_KE"/>
+        </w:rPr>
+        <w:t>Mwanzo 6–9</w:t>
+      </w:r>
       <w:r>
         <w:rPr>
           <w:lang w:val="sw_KE" w:bidi="sw_KE"/>
         </w:rPr>
         <w:t>. Inatajwa mara nyingi katika Biblia, siku zote kama tukio la kweli (</w:t>
       </w:r>
-      <w:hyperlink r:id="rId123">
-        <w:r>
-          <w:rPr>
-            <w:lang w:val="sw_KE" w:bidi="sw_KE"/>
-          </w:rPr>
-          <w:rPr>
-            <w:color w:val="0000EE"/>
-            <w:u w:val="single"/>
-          </w:rPr>
-          <w:t>Mwanzo 10:1, 32</w:t>
-        </w:r>
-      </w:hyperlink>
+      <w:r>
+        <w:rPr>
+          <w:lang w:val="sw_KE" w:bidi="sw_KE"/>
+        </w:rPr>
+        <w:t>Mwanzo 10:1, 32</w:t>
+      </w:r>
       <w:r>
         <w:rPr>
           <w:lang w:val="sw_KE" w:bidi="sw_KE"/>
         </w:rPr>
         <w:t xml:space="preserve">; </w:t>
       </w:r>
-      <w:hyperlink r:id="rId124">
-        <w:r>
-          <w:rPr>
-            <w:lang w:val="sw_KE" w:bidi="sw_KE"/>
-          </w:rPr>
-          <w:rPr>
-            <w:color w:val="0000EE"/>
-            <w:u w:val="single"/>
-          </w:rPr>
-          <w:t>11:10</w:t>
-        </w:r>
-      </w:hyperlink>
+      <w:r>
+        <w:rPr>
+          <w:lang w:val="sw_KE" w:bidi="sw_KE"/>
+        </w:rPr>
+        <w:t>11:10</w:t>
+      </w:r>
       <w:r>
         <w:rPr>
           <w:lang w:val="sw_KE" w:bidi="sw_KE"/>
         </w:rPr>
         <w:t xml:space="preserve">; </w:t>
       </w:r>
-      <w:hyperlink r:id="rId125">
-        <w:r>
-          <w:rPr>
-            <w:lang w:val="sw_KE" w:bidi="sw_KE"/>
-          </w:rPr>
-          <w:rPr>
-            <w:color w:val="0000EE"/>
-            <w:u w:val="single"/>
-          </w:rPr>
-          <w:t>Mathayo 24:38</w:t>
-        </w:r>
-      </w:hyperlink>
+      <w:r>
+        <w:rPr>
+          <w:lang w:val="sw_KE" w:bidi="sw_KE"/>
+        </w:rPr>
+        <w:t>Mathayo 24:38</w:t>
+      </w:r>
       <w:r>
         <w:rPr>
           <w:lang w:val="sw_KE" w:bidi="sw_KE"/>
         </w:rPr>
         <w:t>–</w:t>
       </w:r>
-      <w:hyperlink r:id="rId125">
-        <w:r>
-          <w:rPr>
-            <w:lang w:val="sw_KE" w:bidi="sw_KE"/>
-          </w:rPr>
-          <w:rPr>
-            <w:color w:val="0000EE"/>
-            <w:u w:val="single"/>
-          </w:rPr>
-          <w:t>39</w:t>
-        </w:r>
-      </w:hyperlink>
+      <w:r>
+        <w:rPr>
+          <w:lang w:val="sw_KE" w:bidi="sw_KE"/>
+        </w:rPr>
+        <w:t>39</w:t>
+      </w:r>
       <w:r>
         <w:rPr>
           <w:lang w:val="sw_KE" w:bidi="sw_KE"/>
         </w:rPr>
         <w:t xml:space="preserve">; </w:t>
       </w:r>
-      <w:hyperlink r:id="rId126">
-        <w:r>
-          <w:rPr>
-            <w:lang w:val="sw_KE" w:bidi="sw_KE"/>
-          </w:rPr>
-          <w:rPr>
-            <w:color w:val="0000EE"/>
-            <w:u w:val="single"/>
-          </w:rPr>
-          <w:t>Luka 17:27</w:t>
-        </w:r>
-      </w:hyperlink>
+      <w:r>
+        <w:rPr>
+          <w:lang w:val="sw_KE" w:bidi="sw_KE"/>
+        </w:rPr>
+        <w:t>Luka 17:27</w:t>
+      </w:r>
       <w:r>
         <w:rPr>
           <w:lang w:val="sw_KE" w:bidi="sw_KE"/>
         </w:rPr>
         <w:t xml:space="preserve">; </w:t>
       </w:r>
-      <w:hyperlink r:id="rId127">
-        <w:r>
-          <w:rPr>
-            <w:lang w:val="sw_KE" w:bidi="sw_KE"/>
-          </w:rPr>
-          <w:rPr>
-            <w:color w:val="0000EE"/>
-            <w:u w:val="single"/>
-          </w:rPr>
-          <w:t>2 Petro 2:5</w:t>
-        </w:r>
-      </w:hyperlink>
+      <w:r>
+        <w:rPr>
+          <w:lang w:val="sw_KE" w:bidi="sw_KE"/>
+        </w:rPr>
+        <w:t>2 Petro 2:5</w:t>
+      </w:r>
       <w:r>
         <w:rPr>
           <w:lang w:val="sw_KE" w:bidi="sw_KE"/>
         </w:rPr>
         <w:t>). Katika Biblia, Mungu alituma gharika kwa sababu ya dhambi, ambayo ilikuwa mbaya sana kwamba “uovu wa mwanadamu ulikuwa mkubwa duniani” (</w:t>
       </w:r>
-      <w:hyperlink r:id="rId128">
-        <w:r>
-          <w:rPr>
-            <w:lang w:val="sw_KE" w:bidi="sw_KE"/>
-          </w:rPr>
-          <w:rPr>
-            <w:color w:val="0000EE"/>
-            <w:u w:val="single"/>
-          </w:rPr>
-          <w:t>Mwanzo 6:5</w:t>
-        </w:r>
-      </w:hyperlink>
+      <w:r>
+        <w:rPr>
+          <w:lang w:val="sw_KE" w:bidi="sw_KE"/>
+        </w:rPr>
+        <w:t>Mwanzo 6:5</w:t>
+      </w:r>
       <w:r>
         <w:rPr>
           <w:lang w:val="sw_KE" w:bidi="sw_KE"/>
         </w:rPr>
         <w:t xml:space="preserve">). Mungu aliamua kuwaangamiza wote na kuanza tena na watu ambao wangemtii (linganisha </w:t>
       </w:r>
-      <w:hyperlink r:id="rId129">
-        <w:r>
-          <w:rPr>
-            <w:lang w:val="sw_KE" w:bidi="sw_KE"/>
-          </w:rPr>
-          <w:rPr>
-            <w:color w:val="0000EE"/>
-            <w:u w:val="single"/>
-          </w:rPr>
-          <w:t>Mwanzo 1:26–28</w:t>
-        </w:r>
-      </w:hyperlink>
+      <w:r>
+        <w:rPr>
+          <w:lang w:val="sw_KE" w:bidi="sw_KE"/>
+        </w:rPr>
+        <w:t>Mwanzo 1:26–28</w:t>
+      </w:r>
       <w:r>
         <w:rPr>
           <w:lang w:val="sw_KE" w:bidi="sw_KE"/>
@@ -4546,180 +3682,120 @@
         </w:rPr>
         <w:t>Noa alitumia miaka 120 kujenga meli kubwa na kuwaonya watu kuhusu hukumu inayokuja kutoka kwa Mungu (</w:t>
       </w:r>
-      <w:hyperlink r:id="rId130">
-        <w:r>
-          <w:rPr>
-            <w:lang w:val="sw_KE" w:bidi="sw_KE"/>
-          </w:rPr>
-          <w:rPr>
-            <w:color w:val="0000EE"/>
-            <w:u w:val="single"/>
-          </w:rPr>
-          <w:t>Mwanzo 6:3</w:t>
-        </w:r>
-      </w:hyperlink>
+      <w:r>
+        <w:rPr>
+          <w:lang w:val="sw_KE" w:bidi="sw_KE"/>
+        </w:rPr>
+        <w:t>Mwanzo 6:3</w:t>
+      </w:r>
       <w:r>
         <w:rPr>
           <w:lang w:val="sw_KE" w:bidi="sw_KE"/>
         </w:rPr>
         <w:t xml:space="preserve">; linganisha </w:t>
       </w:r>
-      <w:hyperlink r:id="rId131">
-        <w:r>
-          <w:rPr>
-            <w:lang w:val="sw_KE" w:bidi="sw_KE"/>
-          </w:rPr>
-          <w:rPr>
-            <w:color w:val="0000EE"/>
-            <w:u w:val="single"/>
-          </w:rPr>
-          <w:t>Waebrania 11:7</w:t>
-        </w:r>
-      </w:hyperlink>
+      <w:r>
+        <w:rPr>
+          <w:lang w:val="sw_KE" w:bidi="sw_KE"/>
+        </w:rPr>
+        <w:t>Waebrania 11:7</w:t>
+      </w:r>
       <w:r>
         <w:rPr>
           <w:lang w:val="sw_KE" w:bidi="sw_KE"/>
         </w:rPr>
         <w:t xml:space="preserve">; </w:t>
       </w:r>
-      <w:hyperlink r:id="rId132">
-        <w:r>
-          <w:rPr>
-            <w:lang w:val="sw_KE" w:bidi="sw_KE"/>
-          </w:rPr>
-          <w:rPr>
-            <w:color w:val="0000EE"/>
-            <w:u w:val="single"/>
-          </w:rPr>
-          <w:t>1 Petro 3:20</w:t>
-        </w:r>
-      </w:hyperlink>
+      <w:r>
+        <w:rPr>
+          <w:lang w:val="sw_KE" w:bidi="sw_KE"/>
+        </w:rPr>
+        <w:t>1 Petro 3:20</w:t>
+      </w:r>
       <w:r>
         <w:rPr>
           <w:lang w:val="sw_KE" w:bidi="sw_KE"/>
         </w:rPr>
         <w:t xml:space="preserve">; </w:t>
       </w:r>
-      <w:hyperlink r:id="rId127">
-        <w:r>
-          <w:rPr>
-            <w:lang w:val="sw_KE" w:bidi="sw_KE"/>
-          </w:rPr>
-          <w:rPr>
-            <w:color w:val="0000EE"/>
-            <w:u w:val="single"/>
-          </w:rPr>
-          <w:t>2 Petro 2:5</w:t>
-        </w:r>
-      </w:hyperlink>
+      <w:r>
+        <w:rPr>
+          <w:lang w:val="sw_KE" w:bidi="sw_KE"/>
+        </w:rPr>
+        <w:t>2 Petro 2:5</w:t>
+      </w:r>
       <w:r>
         <w:rPr>
           <w:lang w:val="sw_KE" w:bidi="sw_KE"/>
         </w:rPr>
         <w:t>). Wakati gharika ilipokuja, mvua ilinyesha kwa nguvu, na maji ya chini ya ardhi yakapanda (</w:t>
       </w:r>
-      <w:hyperlink r:id="rId133">
-        <w:r>
-          <w:rPr>
-            <w:lang w:val="sw_KE" w:bidi="sw_KE"/>
-          </w:rPr>
-          <w:rPr>
-            <w:color w:val="0000EE"/>
-            <w:u w:val="single"/>
-          </w:rPr>
-          <w:t>Mwanzo 7:11</w:t>
-        </w:r>
-      </w:hyperlink>
+      <w:r>
+        <w:rPr>
+          <w:lang w:val="sw_KE" w:bidi="sw_KE"/>
+        </w:rPr>
+        <w:t>Mwanzo 7:11</w:t>
+      </w:r>
       <w:r>
         <w:rPr>
           <w:lang w:val="sw_KE" w:bidi="sw_KE"/>
         </w:rPr>
         <w:t>). Ni familia ya Noa pekee na wanyama wa nchi aliowaleta kwenye meli ndio waliosalimika kutoka kwa maji. Gharika ilidumu kwa zaidi ya mwaka mmoja. Hatimaye, maji yalishuka, na ardhi ikawa kavu tena (</w:t>
       </w:r>
-      <w:hyperlink r:id="rId134">
-        <w:r>
-          <w:rPr>
-            <w:lang w:val="sw_KE" w:bidi="sw_KE"/>
-          </w:rPr>
-          <w:rPr>
-            <w:color w:val="0000EE"/>
-            <w:u w:val="single"/>
-          </w:rPr>
-          <w:t>Mwanzo 7:6</w:t>
-        </w:r>
-      </w:hyperlink>
+      <w:r>
+        <w:rPr>
+          <w:lang w:val="sw_KE" w:bidi="sw_KE"/>
+        </w:rPr>
+        <w:t>Mwanzo 7:6</w:t>
+      </w:r>
       <w:r>
         <w:rPr>
           <w:lang w:val="sw_KE" w:bidi="sw_KE"/>
         </w:rPr>
         <w:t>–</w:t>
       </w:r>
-      <w:hyperlink r:id="rId134">
-        <w:r>
-          <w:rPr>
-            <w:lang w:val="sw_KE" w:bidi="sw_KE"/>
-          </w:rPr>
-          <w:rPr>
-            <w:color w:val="0000EE"/>
-            <w:u w:val="single"/>
-          </w:rPr>
-          <w:t>12, 24</w:t>
-        </w:r>
-      </w:hyperlink>
+      <w:r>
+        <w:rPr>
+          <w:lang w:val="sw_KE" w:bidi="sw_KE"/>
+        </w:rPr>
+        <w:t>12, 24</w:t>
+      </w:r>
       <w:r>
         <w:rPr>
           <w:lang w:val="sw_KE" w:bidi="sw_KE"/>
         </w:rPr>
         <w:t xml:space="preserve">; </w:t>
       </w:r>
-      <w:hyperlink r:id="rId135">
-        <w:r>
-          <w:rPr>
-            <w:lang w:val="sw_KE" w:bidi="sw_KE"/>
-          </w:rPr>
-          <w:rPr>
-            <w:color w:val="0000EE"/>
-            <w:u w:val="single"/>
-          </w:rPr>
-          <w:t>8:3</w:t>
-        </w:r>
-      </w:hyperlink>
+      <w:r>
+        <w:rPr>
+          <w:lang w:val="sw_KE" w:bidi="sw_KE"/>
+        </w:rPr>
+        <w:t>8:3</w:t>
+      </w:r>
       <w:r>
         <w:rPr>
           <w:lang w:val="sw_KE" w:bidi="sw_KE"/>
         </w:rPr>
         <w:t>–</w:t>
       </w:r>
-      <w:hyperlink r:id="rId135">
-        <w:r>
-          <w:rPr>
-            <w:lang w:val="sw_KE" w:bidi="sw_KE"/>
-          </w:rPr>
-          <w:rPr>
-            <w:color w:val="0000EE"/>
-            <w:u w:val="single"/>
-          </w:rPr>
-          <w:t>6, 10</w:t>
-        </w:r>
-      </w:hyperlink>
+      <w:r>
+        <w:rPr>
+          <w:lang w:val="sw_KE" w:bidi="sw_KE"/>
+        </w:rPr>
+        <w:t>6, 10</w:t>
+      </w:r>
       <w:r>
         <w:rPr>
           <w:lang w:val="sw_KE" w:bidi="sw_KE"/>
         </w:rPr>
         <w:t>–</w:t>
       </w:r>
-      <w:hyperlink r:id="rId135">
-        <w:r>
-          <w:rPr>
-            <w:lang w:val="sw_KE" w:bidi="sw_KE"/>
-          </w:rPr>
-          <w:rPr>
-            <w:color w:val="0000EE"/>
-            <w:u w:val="single"/>
-          </w:rPr>
-          <w:t>14</w:t>
-        </w:r>
-      </w:hyperlink>
+      <w:r>
+        <w:rPr>
+          <w:lang w:val="sw_KE" w:bidi="sw_KE"/>
+        </w:rPr>
+        <w:t>14</w:t>
+      </w:r>
       <w:r>
         <w:rPr>
           <w:lang w:val="sw_KE" w:bidi="sw_KE"/>
@@ -4751,72 +3827,48 @@
         </w:rPr>
         <w:t>Wale wanaoamini kuwa kisa cha gharika ni cha kweli wanatofautiana kuhusu ukubwa wake. Hadithi inaonekana kupendekeza kwamba dunia yote ilifunikwa na maji hadi juu ya milima mirefu zaidi (</w:t>
       </w:r>
-      <w:hyperlink r:id="rId136">
-        <w:r>
-          <w:rPr>
-            <w:lang w:val="sw_KE" w:bidi="sw_KE"/>
-          </w:rPr>
-          <w:rPr>
-            <w:color w:val="0000EE"/>
-            <w:u w:val="single"/>
-          </w:rPr>
-          <w:t>Mwanzo 7:17</w:t>
-        </w:r>
-      </w:hyperlink>
+      <w:r>
+        <w:rPr>
+          <w:lang w:val="sw_KE" w:bidi="sw_KE"/>
+        </w:rPr>
+        <w:t>Mwanzo 7:17</w:t>
+      </w:r>
       <w:r>
         <w:rPr>
           <w:lang w:val="sw_KE" w:bidi="sw_KE"/>
         </w:rPr>
         <w:t>–</w:t>
       </w:r>
-      <w:hyperlink r:id="rId136">
-        <w:r>
-          <w:rPr>
-            <w:lang w:val="sw_KE" w:bidi="sw_KE"/>
-          </w:rPr>
-          <w:rPr>
-            <w:color w:val="0000EE"/>
-            <w:u w:val="single"/>
-          </w:rPr>
-          <w:t>20</w:t>
-        </w:r>
-      </w:hyperlink>
+      <w:r>
+        <w:rPr>
+          <w:lang w:val="sw_KE" w:bidi="sw_KE"/>
+        </w:rPr>
+        <w:t>20</w:t>
+      </w:r>
       <w:r>
         <w:rPr>
           <w:lang w:val="sw_KE" w:bidi="sw_KE"/>
         </w:rPr>
         <w:t xml:space="preserve">; </w:t>
       </w:r>
-      <w:hyperlink r:id="rId137">
-        <w:r>
-          <w:rPr>
-            <w:lang w:val="sw_KE" w:bidi="sw_KE"/>
-          </w:rPr>
-          <w:rPr>
-            <w:color w:val="0000EE"/>
-            <w:u w:val="single"/>
-          </w:rPr>
-          <w:t>8:4</w:t>
-        </w:r>
-      </w:hyperlink>
+      <w:r>
+        <w:rPr>
+          <w:lang w:val="sw_KE" w:bidi="sw_KE"/>
+        </w:rPr>
+        <w:t>8:4</w:t>
+      </w:r>
       <w:r>
         <w:rPr>
           <w:lang w:val="sw_KE" w:bidi="sw_KE"/>
         </w:rPr>
         <w:t>). Wengine wamedai kwamba maji yaliyofunika “milima yote mirefu chini ya mbingu zote” (</w:t>
       </w:r>
-      <w:hyperlink r:id="rId138">
-        <w:r>
-          <w:rPr>
-            <w:lang w:val="sw_KE" w:bidi="sw_KE"/>
-          </w:rPr>
-          <w:rPr>
-            <w:color w:val="0000EE"/>
-            <w:u w:val="single"/>
-          </w:rPr>
-          <w:t>Mwanzo 7:19</w:t>
-        </w:r>
-      </w:hyperlink>
+      <w:r>
+        <w:rPr>
+          <w:lang w:val="sw_KE" w:bidi="sw_KE"/>
+        </w:rPr>
+        <w:t>Mwanzo 7:19</w:t>
+      </w:r>
       <w:r>
         <w:rPr>
           <w:lang w:val="sw_KE" w:bidi="sw_KE"/>
@@ -4836,54 +3888,36 @@
         </w:rPr>
         <w:t xml:space="preserve">kama dunia yote ilifunikwa na maji. Kwa hivyo, gharika ya ulimwengu mzima haikuwa ya lazima. Mungu alitaka kuwaangamiza wanadamu, ambao huenda walikuwa wakiishi Mesopotamia pekee wakati huo. Wengine wanadai kwamba katika Biblia, “dunia” mara nyingi haimaanishi kihalisi. Katika </w:t>
       </w:r>
-      <w:hyperlink r:id="rId139">
-        <w:r>
-          <w:rPr>
-            <w:lang w:val="sw_KE" w:bidi="sw_KE"/>
-          </w:rPr>
-          <w:rPr>
-            <w:color w:val="0000EE"/>
-            <w:u w:val="single"/>
-          </w:rPr>
-          <w:t>Mwanzo 1:1</w:t>
-        </w:r>
-      </w:hyperlink>
+      <w:r>
+        <w:rPr>
+          <w:lang w:val="sw_KE" w:bidi="sw_KE"/>
+        </w:rPr>
+        <w:t>Mwanzo 1:1</w:t>
+      </w:r>
       <w:r>
         <w:rPr>
           <w:lang w:val="sw_KE" w:bidi="sw_KE"/>
         </w:rPr>
         <w:t>, “mbingu na dunia” inamaanisha "ulimwengu." Wakati mwingine “dunia” inaelezea nchi moja (</w:t>
       </w:r>
-      <w:hyperlink r:id="rId140">
-        <w:r>
-          <w:rPr>
-            <w:lang w:val="sw_KE" w:bidi="sw_KE"/>
-          </w:rPr>
-          <w:rPr>
-            <w:color w:val="0000EE"/>
-            <w:u w:val="single"/>
-          </w:rPr>
-          <w:t>Mwanzo 47:13</w:t>
-        </w:r>
-      </w:hyperlink>
+      <w:r>
+        <w:rPr>
+          <w:lang w:val="sw_KE" w:bidi="sw_KE"/>
+        </w:rPr>
+        <w:t>Mwanzo 47:13</w:t>
+      </w:r>
       <w:r>
         <w:rPr>
           <w:lang w:val="sw_KE" w:bidi="sw_KE"/>
         </w:rPr>
         <w:t>), ardhi yenyewe (</w:t>
       </w:r>
-      <w:hyperlink r:id="rId141">
-        <w:r>
-          <w:rPr>
-            <w:lang w:val="sw_KE" w:bidi="sw_KE"/>
-          </w:rPr>
-          <w:rPr>
-            <w:color w:val="0000EE"/>
-            <w:u w:val="single"/>
-          </w:rPr>
-          <w:t>23:15</w:t>
-        </w:r>
-      </w:hyperlink>
+      <w:r>
+        <w:rPr>
+          <w:lang w:val="sw_KE" w:bidi="sw_KE"/>
+        </w:rPr>
+        <w:t>23:15</w:t>
+      </w:r>
       <w:r>
         <w:rPr>
           <w:lang w:val="sw_KE" w:bidi="sw_KE"/>
@@ -5041,90 +4075,60 @@
         </w:rPr>
         <w:t>Katika hadithi ya uumbaji, Mungu aliumba dunia bila mwanga mwanzoni. Kisha Mungu akaamuru mwanga uonekane, na akatenganisha mwanga na giza. Aliita giza "usiku" (</w:t>
       </w:r>
-      <w:hyperlink r:id="rId142">
-        <w:r>
-          <w:rPr>
-            <w:lang w:val="sw_KE" w:bidi="sw_KE"/>
-          </w:rPr>
-          <w:rPr>
-            <w:color w:val="0000EE"/>
-            <w:u w:val="single"/>
-          </w:rPr>
-          <w:t>Mwanzo 1:2, 4–5, 18</w:t>
-        </w:r>
-      </w:hyperlink>
+      <w:r>
+        <w:rPr>
+          <w:lang w:val="sw_KE" w:bidi="sw_KE"/>
+        </w:rPr>
+        <w:t>Mwanzo 1:2, 4–5, 18</w:t>
+      </w:r>
       <w:r>
         <w:rPr>
           <w:lang w:val="sw_KE" w:bidi="sw_KE"/>
         </w:rPr>
         <w:t>). Giza halisi pia linatajwa wakati wa mapigo huko Misri. Pigo la tisa lilikuwa giza ambalo lingeweza "kuhisiwa" (</w:t>
       </w:r>
-      <w:hyperlink r:id="rId143">
-        <w:r>
-          <w:rPr>
-            <w:lang w:val="sw_KE" w:bidi="sw_KE"/>
-          </w:rPr>
-          <w:rPr>
-            <w:color w:val="0000EE"/>
-            <w:u w:val="single"/>
-          </w:rPr>
-          <w:t>Kutoka 10:21</w:t>
-        </w:r>
-      </w:hyperlink>
+      <w:r>
+        <w:rPr>
+          <w:lang w:val="sw_KE" w:bidi="sw_KE"/>
+        </w:rPr>
+        <w:t>Kutoka 10:21</w:t>
+      </w:r>
       <w:r>
         <w:rPr>
           <w:lang w:val="sw_KE" w:bidi="sw_KE"/>
         </w:rPr>
         <w:t>–</w:t>
       </w:r>
-      <w:hyperlink r:id="rId143">
-        <w:r>
-          <w:rPr>
-            <w:lang w:val="sw_KE" w:bidi="sw_KE"/>
-          </w:rPr>
-          <w:rPr>
-            <w:color w:val="0000EE"/>
-            <w:u w:val="single"/>
-          </w:rPr>
-          <w:t>23</w:t>
-        </w:r>
-      </w:hyperlink>
+      <w:r>
+        <w:rPr>
+          <w:lang w:val="sw_KE" w:bidi="sw_KE"/>
+        </w:rPr>
+        <w:t>23</w:t>
+      </w:r>
       <w:r>
         <w:rPr>
           <w:lang w:val="sw_KE" w:bidi="sw_KE"/>
         </w:rPr>
         <w:t>). Giza hilo lilidumu kwa siku tatu na liliwaathiri tu Wamisri. Popote Wamisri walipokuwa, palikuwa na giza, lakini mahali Waisraeli walipokuwa, palikuwa na mwanga. Waisraeli waliondoka Misri wakiwa wameandamana na wingu lililowapa Waisraeli mwanga lakini Wamisri walikuwa katika giza (</w:t>
       </w:r>
-      <w:hyperlink r:id="rId144">
-        <w:r>
-          <w:rPr>
-            <w:lang w:val="sw_KE" w:bidi="sw_KE"/>
-          </w:rPr>
-          <w:rPr>
-            <w:color w:val="0000EE"/>
-            <w:u w:val="single"/>
-          </w:rPr>
-          <w:t>Kutoka 14:20</w:t>
-        </w:r>
-      </w:hyperlink>
+      <w:r>
+        <w:rPr>
+          <w:lang w:val="sw_KE" w:bidi="sw_KE"/>
+        </w:rPr>
+        <w:t>Kutoka 14:20</w:t>
+      </w:r>
       <w:r>
         <w:rPr>
           <w:lang w:val="sw_KE" w:bidi="sw_KE"/>
         </w:rPr>
         <w:t>). Biblia inasema kwamba wezi na wazinzi hufanya matendo yao maovu gizani au usiku (</w:t>
       </w:r>
-      <w:hyperlink r:id="rId145">
-        <w:r>
-          <w:rPr>
-            <w:lang w:val="sw_KE" w:bidi="sw_KE"/>
-          </w:rPr>
-          <w:rPr>
-            <w:color w:val="0000EE"/>
-            <w:u w:val="single"/>
-          </w:rPr>
-          <w:t>Ayubu 24:16–17</w:t>
-        </w:r>
-      </w:hyperlink>
+      <w:r>
+        <w:rPr>
+          <w:lang w:val="sw_KE" w:bidi="sw_KE"/>
+        </w:rPr>
+        <w:t>Ayubu 24:16–17</w:t>
+      </w:r>
       <w:r>
         <w:rPr>
           <w:lang w:val="sw_KE" w:bidi="sw_KE"/>
@@ -5145,72 +4149,48 @@
         </w:rPr>
         <w:t>Agano Jipya linataja giza halisi (sio giza la mfano) mara mbili. Mara ya kwanza ilikuwa wakati Yesu alipokufa msalabani. Kwa masaa matatu, kuanzia mchana hadi saa 9:00 alasiri, nchi ilifunikwa na giza (</w:t>
       </w:r>
-      <w:hyperlink r:id="rId146">
-        <w:r>
-          <w:rPr>
-            <w:lang w:val="sw_KE" w:bidi="sw_KE"/>
-          </w:rPr>
-          <w:rPr>
-            <w:color w:val="0000EE"/>
-            <w:u w:val="single"/>
-          </w:rPr>
-          <w:t>Mathayo 27:45</w:t>
-        </w:r>
-      </w:hyperlink>
+      <w:r>
+        <w:rPr>
+          <w:lang w:val="sw_KE" w:bidi="sw_KE"/>
+        </w:rPr>
+        <w:t>Mathayo 27:45</w:t>
+      </w:r>
       <w:r>
         <w:rPr>
           <w:lang w:val="sw_KE" w:bidi="sw_KE"/>
         </w:rPr>
         <w:t xml:space="preserve">; </w:t>
       </w:r>
-      <w:hyperlink r:id="rId147">
-        <w:r>
-          <w:rPr>
-            <w:lang w:val="sw_KE" w:bidi="sw_KE"/>
-          </w:rPr>
-          <w:rPr>
-            <w:color w:val="0000EE"/>
-            <w:u w:val="single"/>
-          </w:rPr>
-          <w:t>Marko 15:33</w:t>
-        </w:r>
-      </w:hyperlink>
+      <w:r>
+        <w:rPr>
+          <w:lang w:val="sw_KE" w:bidi="sw_KE"/>
+        </w:rPr>
+        <w:t>Marko 15:33</w:t>
+      </w:r>
       <w:r>
         <w:rPr>
           <w:lang w:val="sw_KE" w:bidi="sw_KE"/>
         </w:rPr>
         <w:t xml:space="preserve">; </w:t>
       </w:r>
-      <w:hyperlink r:id="rId148">
-        <w:r>
-          <w:rPr>
-            <w:lang w:val="sw_KE" w:bidi="sw_KE"/>
-          </w:rPr>
-          <w:rPr>
-            <w:color w:val="0000EE"/>
-            <w:u w:val="single"/>
-          </w:rPr>
-          <w:t>Luka 23:44</w:t>
-        </w:r>
-      </w:hyperlink>
+      <w:r>
+        <w:rPr>
+          <w:lang w:val="sw_KE" w:bidi="sw_KE"/>
+        </w:rPr>
+        <w:t>Luka 23:44</w:t>
+      </w:r>
       <w:r>
         <w:rPr>
           <w:lang w:val="sw_KE" w:bidi="sw_KE"/>
         </w:rPr>
         <w:t>). Wakati wa kuja kwa pili kwa Kristo, "jua litatiwa giza, na mwezi hautatoa nuru yake" (</w:t>
       </w:r>
-      <w:hyperlink r:id="rId149">
-        <w:r>
-          <w:rPr>
-            <w:lang w:val="sw_KE" w:bidi="sw_KE"/>
-          </w:rPr>
-          <w:rPr>
-            <w:color w:val="0000EE"/>
-            <w:u w:val="single"/>
-          </w:rPr>
-          <w:t>Mathayo 24:29</w:t>
-        </w:r>
-      </w:hyperlink>
+      <w:r>
+        <w:rPr>
+          <w:lang w:val="sw_KE" w:bidi="sw_KE"/>
+        </w:rPr>
+        <w:t>Mathayo 24:29</w:t>
+      </w:r>
       <w:r>
         <w:rPr>
           <w:lang w:val="sw_KE" w:bidi="sw_KE"/>
@@ -5242,108 +4222,72 @@
         </w:rPr>
         <w:t>Mistari kadhaa ya Biblia inaelezea giza linalozunguka Mungu. Hii huanza na wazo la ukosefu wa mwanga lakini kisha inakua kuwa na maana ya kina zaidi. Mungu alizungumza na Mose kwenye Mlima Sinai kutoka kwenye wingu zito, jeusi (</w:t>
       </w:r>
-      <w:hyperlink r:id="rId150">
-        <w:r>
-          <w:rPr>
-            <w:lang w:val="sw_KE" w:bidi="sw_KE"/>
-          </w:rPr>
-          <w:rPr>
-            <w:color w:val="0000EE"/>
-            <w:u w:val="single"/>
-          </w:rPr>
-          <w:t>Kutoka 20:21</w:t>
-        </w:r>
-      </w:hyperlink>
+      <w:r>
+        <w:rPr>
+          <w:lang w:val="sw_KE" w:bidi="sw_KE"/>
+        </w:rPr>
+        <w:t>Kutoka 20:21</w:t>
+      </w:r>
       <w:r>
         <w:rPr>
           <w:lang w:val="sw_KE" w:bidi="sw_KE"/>
         </w:rPr>
         <w:t xml:space="preserve">; </w:t>
       </w:r>
-      <w:hyperlink r:id="rId151">
-        <w:r>
-          <w:rPr>
-            <w:lang w:val="sw_KE" w:bidi="sw_KE"/>
-          </w:rPr>
-          <w:rPr>
-            <w:color w:val="0000EE"/>
-            <w:u w:val="single"/>
-          </w:rPr>
-          <w:t>Kumbukumbu la Torati 4:11</w:t>
-        </w:r>
-      </w:hyperlink>
+      <w:r>
+        <w:rPr>
+          <w:lang w:val="sw_KE" w:bidi="sw_KE"/>
+        </w:rPr>
+        <w:t>Kumbukumbu la Torati 4:11</w:t>
+      </w:r>
       <w:r>
         <w:rPr>
           <w:lang w:val="sw_KE" w:bidi="sw_KE"/>
         </w:rPr>
         <w:t>). Pia, Mungu alizungumza kutoka gizani (</w:t>
       </w:r>
-      <w:hyperlink r:id="rId152">
-        <w:r>
-          <w:rPr>
-            <w:lang w:val="sw_KE" w:bidi="sw_KE"/>
-          </w:rPr>
-          <w:rPr>
-            <w:color w:val="0000EE"/>
-            <w:u w:val="single"/>
-          </w:rPr>
-          <w:t>Kumbukumbu la Torati 5:23</w:t>
-        </w:r>
-      </w:hyperlink>
+      <w:r>
+        <w:rPr>
+          <w:lang w:val="sw_KE" w:bidi="sw_KE"/>
+        </w:rPr>
+        <w:t>Kumbukumbu la Torati 5:23</w:t>
+      </w:r>
       <w:r>
         <w:rPr>
           <w:lang w:val="sw_KE" w:bidi="sw_KE"/>
         </w:rPr>
         <w:t>). Giza linaelezewa kama makazi au vazi la Mungu (</w:t>
       </w:r>
-      <w:hyperlink r:id="rId153">
-        <w:r>
-          <w:rPr>
-            <w:lang w:val="sw_KE" w:bidi="sw_KE"/>
-          </w:rPr>
-          <w:rPr>
-            <w:color w:val="0000EE"/>
-            <w:u w:val="single"/>
-          </w:rPr>
-          <w:t>2 Samweli 22:12</w:t>
-        </w:r>
-      </w:hyperlink>
+      <w:r>
+        <w:rPr>
+          <w:lang w:val="sw_KE" w:bidi="sw_KE"/>
+        </w:rPr>
+        <w:t>2 Samweli 22:12</w:t>
+      </w:r>
       <w:r>
         <w:rPr>
           <w:lang w:val="sw_KE" w:bidi="sw_KE"/>
         </w:rPr>
         <w:t xml:space="preserve">; </w:t>
       </w:r>
-      <w:hyperlink r:id="rId154">
-        <w:r>
-          <w:rPr>
-            <w:lang w:val="sw_KE" w:bidi="sw_KE"/>
-          </w:rPr>
-          <w:rPr>
-            <w:color w:val="0000EE"/>
-            <w:u w:val="single"/>
-          </w:rPr>
-          <w:t>Zaburi 18:11</w:t>
-        </w:r>
-      </w:hyperlink>
+      <w:r>
+        <w:rPr>
+          <w:lang w:val="sw_KE" w:bidi="sw_KE"/>
+        </w:rPr>
+        <w:t>Zaburi 18:11</w:t>
+      </w:r>
       <w:r>
         <w:rPr>
           <w:lang w:val="sw_KE" w:bidi="sw_KE"/>
         </w:rPr>
         <w:t xml:space="preserve">; </w:t>
       </w:r>
-      <w:hyperlink r:id="rId155">
-        <w:r>
-          <w:rPr>
-            <w:lang w:val="sw_KE" w:bidi="sw_KE"/>
-          </w:rPr>
-          <w:rPr>
-            <w:color w:val="0000EE"/>
-            <w:u w:val="single"/>
-          </w:rPr>
-          <w:t>97:2</w:t>
-        </w:r>
-      </w:hyperlink>
+      <w:r>
+        <w:rPr>
+          <w:lang w:val="sw_KE" w:bidi="sw_KE"/>
+        </w:rPr>
+        <w:t>97:2</w:t>
+      </w:r>
       <w:r>
         <w:rPr>
           <w:lang w:val="sw_KE" w:bidi="sw_KE"/>
@@ -5382,18 +4326,12 @@
         </w:rPr>
         <w:t>Mungu anadhibiti mahali ambapo mwanga na giza vinaenda (</w:t>
       </w:r>
-      <w:hyperlink r:id="rId156">
-        <w:r>
-          <w:rPr>
-            <w:lang w:val="sw_KE" w:bidi="sw_KE"/>
-          </w:rPr>
-          <w:rPr>
-            <w:color w:val="0000EE"/>
-            <w:u w:val="single"/>
-          </w:rPr>
-          <w:t>Ayubu 26:10</w:t>
-        </w:r>
-      </w:hyperlink>
+      <w:r>
+        <w:rPr>
+          <w:lang w:val="sw_KE" w:bidi="sw_KE"/>
+        </w:rPr>
+        <w:t>Ayubu 26:10</w:t>
+      </w:r>
       <w:r>
         <w:rPr>
           <w:lang w:val="sw_KE" w:bidi="sw_KE"/>
@@ -5418,36 +4356,24 @@
         </w:rPr>
         <w:t>Mungu huleta giza (</w:t>
       </w:r>
-      <w:hyperlink r:id="rId157">
-        <w:r>
-          <w:rPr>
-            <w:lang w:val="sw_KE" w:bidi="sw_KE"/>
-          </w:rPr>
-          <w:rPr>
-            <w:color w:val="0000EE"/>
-            <w:u w:val="single"/>
-          </w:rPr>
-          <w:t>Zaburi 104:20</w:t>
-        </w:r>
-      </w:hyperlink>
+      <w:r>
+        <w:rPr>
+          <w:lang w:val="sw_KE" w:bidi="sw_KE"/>
+        </w:rPr>
+        <w:t>Zaburi 104:20</w:t>
+      </w:r>
       <w:r>
         <w:rPr>
           <w:lang w:val="sw_KE" w:bidi="sw_KE"/>
         </w:rPr>
         <w:t xml:space="preserve">; </w:t>
       </w:r>
-      <w:hyperlink r:id="rId158">
-        <w:r>
-          <w:rPr>
-            <w:lang w:val="sw_KE" w:bidi="sw_KE"/>
-          </w:rPr>
-          <w:rPr>
-            <w:color w:val="0000EE"/>
-            <w:u w:val="single"/>
-          </w:rPr>
-          <w:t>105:28</w:t>
-        </w:r>
-      </w:hyperlink>
+      <w:r>
+        <w:rPr>
+          <w:lang w:val="sw_KE" w:bidi="sw_KE"/>
+        </w:rPr>
+        <w:t>105:28</w:t>
+      </w:r>
       <w:r>
         <w:rPr>
           <w:lang w:val="sw_KE" w:bidi="sw_KE"/>
@@ -5472,18 +4398,12 @@
         </w:rPr>
         <w:t>Mungu huumba mwanga na giza (</w:t>
       </w:r>
-      <w:hyperlink r:id="rId159">
-        <w:r>
-          <w:rPr>
-            <w:lang w:val="sw_KE" w:bidi="sw_KE"/>
-          </w:rPr>
-          <w:rPr>
-            <w:color w:val="0000EE"/>
-            <w:u w:val="single"/>
-          </w:rPr>
-          <w:t>Isaya 45:7</w:t>
-        </w:r>
-      </w:hyperlink>
+      <w:r>
+        <w:rPr>
+          <w:lang w:val="sw_KE" w:bidi="sw_KE"/>
+        </w:rPr>
+        <w:t>Isaya 45:7</w:t>
+      </w:r>
       <w:r>
         <w:rPr>
           <w:lang w:val="sw_KE" w:bidi="sw_KE"/>
@@ -5504,72 +4424,48 @@
         </w:rPr>
         <w:t>Biblia pia inasema kwamba Mungu anaishi katika giza kuu (</w:t>
       </w:r>
-      <w:hyperlink r:id="rId160">
-        <w:r>
-          <w:rPr>
-            <w:lang w:val="sw_KE" w:bidi="sw_KE"/>
-          </w:rPr>
-          <w:rPr>
-            <w:color w:val="0000EE"/>
-            <w:u w:val="single"/>
-          </w:rPr>
-          <w:t>1 Wafalme 8:12</w:t>
-        </w:r>
-      </w:hyperlink>
+      <w:r>
+        <w:rPr>
+          <w:lang w:val="sw_KE" w:bidi="sw_KE"/>
+        </w:rPr>
+        <w:t>1 Wafalme 8:12</w:t>
+      </w:r>
       <w:r>
         <w:rPr>
           <w:lang w:val="sw_KE" w:bidi="sw_KE"/>
         </w:rPr>
         <w:t xml:space="preserve">; </w:t>
       </w:r>
-      <w:hyperlink r:id="rId161">
-        <w:r>
-          <w:rPr>
-            <w:lang w:val="sw_KE" w:bidi="sw_KE"/>
-          </w:rPr>
-          <w:rPr>
-            <w:color w:val="0000EE"/>
-            <w:u w:val="single"/>
-          </w:rPr>
-          <w:t>2 Mambo ya Nyakati 6:1</w:t>
-        </w:r>
-      </w:hyperlink>
+      <w:r>
+        <w:rPr>
+          <w:lang w:val="sw_KE" w:bidi="sw_KE"/>
+        </w:rPr>
+        <w:t>2 Mambo ya Nyakati 6:1</w:t>
+      </w:r>
       <w:r>
         <w:rPr>
           <w:lang w:val="sw_KE" w:bidi="sw_KE"/>
         </w:rPr>
         <w:t>). Giza kuu liko chini ya miguu ya Mungu (</w:t>
       </w:r>
-      <w:hyperlink r:id="rId162">
-        <w:r>
-          <w:rPr>
-            <w:lang w:val="sw_KE" w:bidi="sw_KE"/>
-          </w:rPr>
-          <w:rPr>
-            <w:color w:val="0000EE"/>
-            <w:u w:val="single"/>
-          </w:rPr>
-          <w:t>2 Samweli 22:10</w:t>
-        </w:r>
-      </w:hyperlink>
+      <w:r>
+        <w:rPr>
+          <w:lang w:val="sw_KE" w:bidi="sw_KE"/>
+        </w:rPr>
+        <w:t>2 Samweli 22:10</w:t>
+      </w:r>
       <w:r>
         <w:rPr>
           <w:lang w:val="sw_KE" w:bidi="sw_KE"/>
         </w:rPr>
         <w:t xml:space="preserve">; </w:t>
       </w:r>
-      <w:hyperlink r:id="rId163">
-        <w:r>
-          <w:rPr>
-            <w:lang w:val="sw_KE" w:bidi="sw_KE"/>
-          </w:rPr>
-          <w:rPr>
-            <w:color w:val="0000EE"/>
-            <w:u w:val="single"/>
-          </w:rPr>
-          <w:t>Zaburi 18:9</w:t>
-        </w:r>
-      </w:hyperlink>
+      <w:r>
+        <w:rPr>
+          <w:lang w:val="sw_KE" w:bidi="sw_KE"/>
+        </w:rPr>
+        <w:t>Zaburi 18:9</w:t>
+      </w:r>
       <w:r>
         <w:rPr>
           <w:lang w:val="sw_KE" w:bidi="sw_KE"/>
@@ -5601,126 +4497,84 @@
         </w:rPr>
         <w:t>Biblia mara nyingi hutumia giza kama ishara, hasa katika vitabu vya mashairi kama Ayubu, Zaburi, na Isaya. Inapoitumia giza kwa njia hii, mara nyingi inamaanisha kutokujua mapenzi ya Mungu. Biblia hutumia mwanga na giza kuelezea jambo muhimu: wakati watu wanapomjua Mungu, ni kama kuwa na mwanga. Wakati watu hawamjui Mungu, ni kama kuwa gizani (</w:t>
       </w:r>
-      <w:hyperlink r:id="rId164">
-        <w:r>
-          <w:rPr>
-            <w:lang w:val="sw_KE" w:bidi="sw_KE"/>
-          </w:rPr>
-          <w:rPr>
-            <w:color w:val="0000EE"/>
-            <w:u w:val="single"/>
-          </w:rPr>
-          <w:t>Ayubu 12:24–25</w:t>
-        </w:r>
-      </w:hyperlink>
+      <w:r>
+        <w:rPr>
+          <w:lang w:val="sw_KE" w:bidi="sw_KE"/>
+        </w:rPr>
+        <w:t>Ayubu 12:24–25</w:t>
+      </w:r>
       <w:r>
         <w:rPr>
           <w:lang w:val="sw_KE" w:bidi="sw_KE"/>
         </w:rPr>
         <w:t xml:space="preserve">; </w:t>
       </w:r>
-      <w:hyperlink r:id="rId165">
-        <w:r>
-          <w:rPr>
-            <w:lang w:val="sw_KE" w:bidi="sw_KE"/>
-          </w:rPr>
-          <w:rPr>
-            <w:color w:val="0000EE"/>
-            <w:u w:val="single"/>
-          </w:rPr>
-          <w:t>Mathayo 4:16</w:t>
-        </w:r>
-      </w:hyperlink>
+      <w:r>
+        <w:rPr>
+          <w:lang w:val="sw_KE" w:bidi="sw_KE"/>
+        </w:rPr>
+        <w:t>Mathayo 4:16</w:t>
+      </w:r>
       <w:r>
         <w:rPr>
           <w:lang w:val="sw_KE" w:bidi="sw_KE"/>
         </w:rPr>
         <w:t xml:space="preserve">; </w:t>
       </w:r>
-      <w:hyperlink r:id="rId166">
-        <w:r>
-          <w:rPr>
-            <w:lang w:val="sw_KE" w:bidi="sw_KE"/>
-          </w:rPr>
-          <w:rPr>
-            <w:color w:val="0000EE"/>
-            <w:u w:val="single"/>
-          </w:rPr>
-          <w:t>Yohana 1:5</w:t>
-        </w:r>
-      </w:hyperlink>
+      <w:r>
+        <w:rPr>
+          <w:lang w:val="sw_KE" w:bidi="sw_KE"/>
+        </w:rPr>
+        <w:t>Yohana 1:5</w:t>
+      </w:r>
       <w:r>
         <w:rPr>
           <w:lang w:val="sw_KE" w:bidi="sw_KE"/>
         </w:rPr>
         <w:t xml:space="preserve">; </w:t>
       </w:r>
-      <w:hyperlink r:id="rId167">
-        <w:r>
-          <w:rPr>
-            <w:lang w:val="sw_KE" w:bidi="sw_KE"/>
-          </w:rPr>
-          <w:rPr>
-            <w:color w:val="0000EE"/>
-            <w:u w:val="single"/>
-          </w:rPr>
-          <w:t>8:12</w:t>
-        </w:r>
-      </w:hyperlink>
+      <w:r>
+        <w:rPr>
+          <w:lang w:val="sw_KE" w:bidi="sw_KE"/>
+        </w:rPr>
+        <w:t>8:12</w:t>
+      </w:r>
       <w:r>
         <w:rPr>
           <w:lang w:val="sw_KE" w:bidi="sw_KE"/>
         </w:rPr>
         <w:t xml:space="preserve">; </w:t>
       </w:r>
-      <w:hyperlink r:id="rId168">
-        <w:r>
-          <w:rPr>
-            <w:lang w:val="sw_KE" w:bidi="sw_KE"/>
-          </w:rPr>
-          <w:rPr>
-            <w:color w:val="0000EE"/>
-            <w:u w:val="single"/>
-          </w:rPr>
-          <w:t>12:35, 46</w:t>
-        </w:r>
-      </w:hyperlink>
+      <w:r>
+        <w:rPr>
+          <w:lang w:val="sw_KE" w:bidi="sw_KE"/>
+        </w:rPr>
+        <w:t>12:35, 46</w:t>
+      </w:r>
       <w:r>
         <w:rPr>
           <w:lang w:val="sw_KE" w:bidi="sw_KE"/>
         </w:rPr>
         <w:t xml:space="preserve">; </w:t>
       </w:r>
-      <w:hyperlink r:id="rId169">
-        <w:r>
-          <w:rPr>
-            <w:lang w:val="sw_KE" w:bidi="sw_KE"/>
-          </w:rPr>
-          <w:rPr>
-            <w:color w:val="0000EE"/>
-            <w:u w:val="single"/>
-          </w:rPr>
-          <w:t>1 Yohana 1:5</w:t>
-        </w:r>
-      </w:hyperlink>
+      <w:r>
+        <w:rPr>
+          <w:lang w:val="sw_KE" w:bidi="sw_KE"/>
+        </w:rPr>
+        <w:t>1 Yohana 1:5</w:t>
+      </w:r>
       <w:r>
         <w:rPr>
           <w:lang w:val="sw_KE" w:bidi="sw_KE"/>
         </w:rPr>
         <w:t xml:space="preserve">; </w:t>
       </w:r>
-      <w:hyperlink r:id="rId170">
-        <w:r>
-          <w:rPr>
-            <w:lang w:val="sw_KE" w:bidi="sw_KE"/>
-          </w:rPr>
-          <w:rPr>
-            <w:color w:val="0000EE"/>
-            <w:u w:val="single"/>
-          </w:rPr>
-          <w:t>2:8–9, 11</w:t>
-        </w:r>
-      </w:hyperlink>
+      <w:r>
+        <w:rPr>
+          <w:lang w:val="sw_KE" w:bidi="sw_KE"/>
+        </w:rPr>
+        <w:t>2:8–9, 11</w:t>
+      </w:r>
       <w:r>
         <w:rPr>
           <w:lang w:val="sw_KE" w:bidi="sw_KE"/>
@@ -5741,126 +4595,84 @@
         </w:rPr>
         <w:t>Katika kitabu cha Ayubu, giza wakati mwingine linamaanisha utupu kamili (</w:t>
       </w:r>
-      <w:hyperlink r:id="rId171">
-        <w:r>
-          <w:rPr>
-            <w:lang w:val="sw_KE" w:bidi="sw_KE"/>
-          </w:rPr>
-          <w:rPr>
-            <w:color w:val="0000EE"/>
-            <w:u w:val="single"/>
-          </w:rPr>
-          <w:t>Ayubu 3:4–6</w:t>
-        </w:r>
-      </w:hyperlink>
+      <w:r>
+        <w:rPr>
+          <w:lang w:val="sw_KE" w:bidi="sw_KE"/>
+        </w:rPr>
+        <w:t>Ayubu 3:4–6</w:t>
+      </w:r>
       <w:r>
         <w:rPr>
           <w:lang w:val="sw_KE" w:bidi="sw_KE"/>
         </w:rPr>
         <w:t>). Biblia pia inatumia giza kuzungumzia kifo. Inaelezea mahali pa wafu kama nchi ya giza isiyo na mwanga (</w:t>
       </w:r>
-      <w:hyperlink r:id="rId172">
-        <w:r>
-          <w:rPr>
-            <w:lang w:val="sw_KE" w:bidi="sw_KE"/>
-          </w:rPr>
-          <w:rPr>
-            <w:color w:val="0000EE"/>
-            <w:u w:val="single"/>
-          </w:rPr>
-          <w:t>Ayubu 10:21–22</w:t>
-        </w:r>
-      </w:hyperlink>
+      <w:r>
+        <w:rPr>
+          <w:lang w:val="sw_KE" w:bidi="sw_KE"/>
+        </w:rPr>
+        <w:t>Ayubu 10:21–22</w:t>
+      </w:r>
       <w:r>
         <w:rPr>
           <w:lang w:val="sw_KE" w:bidi="sw_KE"/>
         </w:rPr>
         <w:t xml:space="preserve">; </w:t>
       </w:r>
-      <w:hyperlink r:id="rId173">
-        <w:r>
-          <w:rPr>
-            <w:lang w:val="sw_KE" w:bidi="sw_KE"/>
-          </w:rPr>
-          <w:rPr>
-            <w:color w:val="0000EE"/>
-            <w:u w:val="single"/>
-          </w:rPr>
-          <w:t>15:24</w:t>
-        </w:r>
-      </w:hyperlink>
+      <w:r>
+        <w:rPr>
+          <w:lang w:val="sw_KE" w:bidi="sw_KE"/>
+        </w:rPr>
+        <w:t>15:24</w:t>
+      </w:r>
       <w:r>
         <w:rPr>
           <w:lang w:val="sw_KE" w:bidi="sw_KE"/>
         </w:rPr>
         <w:t xml:space="preserve">; </w:t>
       </w:r>
-      <w:hyperlink r:id="rId174">
-        <w:r>
-          <w:rPr>
-            <w:lang w:val="sw_KE" w:bidi="sw_KE"/>
-          </w:rPr>
-          <w:rPr>
-            <w:color w:val="0000EE"/>
-            <w:u w:val="single"/>
-          </w:rPr>
-          <w:t>17:12–13</w:t>
-        </w:r>
-      </w:hyperlink>
+      <w:r>
+        <w:rPr>
+          <w:lang w:val="sw_KE" w:bidi="sw_KE"/>
+        </w:rPr>
+        <w:t>17:12–13</w:t>
+      </w:r>
       <w:r>
         <w:rPr>
           <w:lang w:val="sw_KE" w:bidi="sw_KE"/>
         </w:rPr>
         <w:t xml:space="preserve">; </w:t>
       </w:r>
-      <w:hyperlink r:id="rId175">
-        <w:r>
-          <w:rPr>
-            <w:lang w:val="sw_KE" w:bidi="sw_KE"/>
-          </w:rPr>
-          <w:rPr>
-            <w:color w:val="0000EE"/>
-            <w:u w:val="single"/>
-          </w:rPr>
-          <w:t>18:18</w:t>
-        </w:r>
-      </w:hyperlink>
+      <w:r>
+        <w:rPr>
+          <w:lang w:val="sw_KE" w:bidi="sw_KE"/>
+        </w:rPr>
+        <w:t>18:18</w:t>
+      </w:r>
       <w:r>
         <w:rPr>
           <w:lang w:val="sw_KE" w:bidi="sw_KE"/>
         </w:rPr>
         <w:t xml:space="preserve">; </w:t>
       </w:r>
-      <w:hyperlink r:id="rId176">
-        <w:r>
-          <w:rPr>
-            <w:lang w:val="sw_KE" w:bidi="sw_KE"/>
-          </w:rPr>
-          <w:rPr>
-            <w:color w:val="0000EE"/>
-            <w:u w:val="single"/>
-          </w:rPr>
-          <w:t>Mhubiri 6:4</w:t>
-        </w:r>
-      </w:hyperlink>
+      <w:r>
+        <w:rPr>
+          <w:lang w:val="sw_KE" w:bidi="sw_KE"/>
+        </w:rPr>
+        <w:t>Mhubiri 6:4</w:t>
+      </w:r>
       <w:r>
         <w:rPr>
           <w:lang w:val="sw_KE" w:bidi="sw_KE"/>
         </w:rPr>
         <w:t xml:space="preserve">; </w:t>
       </w:r>
-      <w:hyperlink r:id="rId177">
-        <w:r>
-          <w:rPr>
-            <w:lang w:val="sw_KE" w:bidi="sw_KE"/>
-          </w:rPr>
-          <w:rPr>
-            <w:color w:val="0000EE"/>
-            <w:u w:val="single"/>
-          </w:rPr>
-          <w:t>11:8</w:t>
-        </w:r>
-      </w:hyperlink>
+      <w:r>
+        <w:rPr>
+          <w:lang w:val="sw_KE" w:bidi="sw_KE"/>
+        </w:rPr>
+        <w:t>11:8</w:t>
+      </w:r>
       <w:r>
         <w:rPr>
           <w:lang w:val="sw_KE" w:bidi="sw_KE"/>
@@ -5881,378 +4693,252 @@
         </w:rPr>
         <w:t>Kwenye Biblia, giza mara nyingi linawakilisha hisia mbaya kama vile hofu na wasiwasi. Pia linaweza kumaanisha matatizo ambayo wenye dhambi wanakutana nayo (</w:t>
       </w:r>
-      <w:hyperlink r:id="rId178">
-        <w:r>
-          <w:rPr>
-            <w:lang w:val="sw_KE" w:bidi="sw_KE"/>
-          </w:rPr>
-          <w:rPr>
-            <w:color w:val="0000EE"/>
-            <w:u w:val="single"/>
-          </w:rPr>
-          <w:t>Mwanzo 15:12</w:t>
-        </w:r>
-      </w:hyperlink>
+      <w:r>
+        <w:rPr>
+          <w:lang w:val="sw_KE" w:bidi="sw_KE"/>
+        </w:rPr>
+        <w:t>Mwanzo 15:12</w:t>
+      </w:r>
       <w:r>
         <w:rPr>
           <w:lang w:val="sw_KE" w:bidi="sw_KE"/>
         </w:rPr>
         <w:t xml:space="preserve">; </w:t>
       </w:r>
-      <w:hyperlink r:id="rId179">
-        <w:r>
-          <w:rPr>
-            <w:lang w:val="sw_KE" w:bidi="sw_KE"/>
-          </w:rPr>
-          <w:rPr>
-            <w:color w:val="0000EE"/>
-            <w:u w:val="single"/>
-          </w:rPr>
-          <w:t>Ayubu 5:14</w:t>
-        </w:r>
-      </w:hyperlink>
+      <w:r>
+        <w:rPr>
+          <w:lang w:val="sw_KE" w:bidi="sw_KE"/>
+        </w:rPr>
+        <w:t>Ayubu 5:14</w:t>
+      </w:r>
       <w:r>
         <w:rPr>
           <w:lang w:val="sw_KE" w:bidi="sw_KE"/>
         </w:rPr>
         <w:t xml:space="preserve">; </w:t>
       </w:r>
-      <w:hyperlink r:id="rId180">
-        <w:r>
-          <w:rPr>
-            <w:lang w:val="sw_KE" w:bidi="sw_KE"/>
-          </w:rPr>
-          <w:rPr>
-            <w:color w:val="0000EE"/>
-            <w:u w:val="single"/>
-          </w:rPr>
-          <w:t>12:25</w:t>
-        </w:r>
-      </w:hyperlink>
+      <w:r>
+        <w:rPr>
+          <w:lang w:val="sw_KE" w:bidi="sw_KE"/>
+        </w:rPr>
+        <w:t>12:25</w:t>
+      </w:r>
       <w:r>
         <w:rPr>
           <w:lang w:val="sw_KE" w:bidi="sw_KE"/>
         </w:rPr>
         <w:t xml:space="preserve">; </w:t>
       </w:r>
-      <w:hyperlink r:id="rId181">
-        <w:r>
-          <w:rPr>
-            <w:lang w:val="sw_KE" w:bidi="sw_KE"/>
-          </w:rPr>
-          <w:rPr>
-            <w:color w:val="0000EE"/>
-            <w:u w:val="single"/>
-          </w:rPr>
-          <w:t>15:22, 30</w:t>
-        </w:r>
-      </w:hyperlink>
+      <w:r>
+        <w:rPr>
+          <w:lang w:val="sw_KE" w:bidi="sw_KE"/>
+        </w:rPr>
+        <w:t>15:22, 30</w:t>
+      </w:r>
       <w:r>
         <w:rPr>
           <w:lang w:val="sw_KE" w:bidi="sw_KE"/>
         </w:rPr>
         <w:t xml:space="preserve">; </w:t>
       </w:r>
-      <w:hyperlink r:id="rId182">
-        <w:r>
-          <w:rPr>
-            <w:lang w:val="sw_KE" w:bidi="sw_KE"/>
-          </w:rPr>
-          <w:rPr>
-            <w:color w:val="0000EE"/>
-            <w:u w:val="single"/>
-          </w:rPr>
-          <w:t>19:8</w:t>
-        </w:r>
-      </w:hyperlink>
+      <w:r>
+        <w:rPr>
+          <w:lang w:val="sw_KE" w:bidi="sw_KE"/>
+        </w:rPr>
+        <w:t>19:8</w:t>
+      </w:r>
       <w:r>
         <w:rPr>
           <w:lang w:val="sw_KE" w:bidi="sw_KE"/>
         </w:rPr>
         <w:t xml:space="preserve">; </w:t>
       </w:r>
-      <w:hyperlink r:id="rId183">
-        <w:r>
-          <w:rPr>
-            <w:lang w:val="sw_KE" w:bidi="sw_KE"/>
-          </w:rPr>
-          <w:rPr>
-            <w:color w:val="0000EE"/>
-            <w:u w:val="single"/>
-          </w:rPr>
-          <w:t>22:11</w:t>
-        </w:r>
-      </w:hyperlink>
+      <w:r>
+        <w:rPr>
+          <w:lang w:val="sw_KE" w:bidi="sw_KE"/>
+        </w:rPr>
+        <w:t>22:11</w:t>
+      </w:r>
       <w:r>
         <w:rPr>
           <w:lang w:val="sw_KE" w:bidi="sw_KE"/>
         </w:rPr>
         <w:t xml:space="preserve">; </w:t>
       </w:r>
-      <w:hyperlink r:id="rId184">
-        <w:r>
-          <w:rPr>
-            <w:lang w:val="sw_KE" w:bidi="sw_KE"/>
-          </w:rPr>
-          <w:rPr>
-            <w:color w:val="0000EE"/>
-            <w:u w:val="single"/>
-          </w:rPr>
-          <w:t>Zaburi 35:6</w:t>
-        </w:r>
-      </w:hyperlink>
+      <w:r>
+        <w:rPr>
+          <w:lang w:val="sw_KE" w:bidi="sw_KE"/>
+        </w:rPr>
+        <w:t>Zaburi 35:6</w:t>
+      </w:r>
       <w:r>
         <w:rPr>
           <w:lang w:val="sw_KE" w:bidi="sw_KE"/>
         </w:rPr>
         <w:t xml:space="preserve">; </w:t>
       </w:r>
-      <w:hyperlink r:id="rId185">
-        <w:r>
-          <w:rPr>
-            <w:lang w:val="sw_KE" w:bidi="sw_KE"/>
-          </w:rPr>
-          <w:rPr>
-            <w:color w:val="0000EE"/>
-            <w:u w:val="single"/>
-          </w:rPr>
-          <w:t>107:10, 14</w:t>
-        </w:r>
-      </w:hyperlink>
+      <w:r>
+        <w:rPr>
+          <w:lang w:val="sw_KE" w:bidi="sw_KE"/>
+        </w:rPr>
+        <w:t>107:10, 14</w:t>
+      </w:r>
       <w:r>
         <w:rPr>
           <w:lang w:val="sw_KE" w:bidi="sw_KE"/>
         </w:rPr>
         <w:t xml:space="preserve">; </w:t>
       </w:r>
-      <w:hyperlink r:id="rId186">
-        <w:r>
-          <w:rPr>
-            <w:lang w:val="sw_KE" w:bidi="sw_KE"/>
-          </w:rPr>
-          <w:rPr>
-            <w:color w:val="0000EE"/>
-            <w:u w:val="single"/>
-          </w:rPr>
-          <w:t>Mhubiri 5:17</w:t>
-        </w:r>
-      </w:hyperlink>
+      <w:r>
+        <w:rPr>
+          <w:lang w:val="sw_KE" w:bidi="sw_KE"/>
+        </w:rPr>
+        <w:t>Mhubiri 5:17</w:t>
+      </w:r>
       <w:r>
         <w:rPr>
           <w:lang w:val="sw_KE" w:bidi="sw_KE"/>
         </w:rPr>
         <w:t xml:space="preserve">; </w:t>
       </w:r>
-      <w:hyperlink r:id="rId187">
-        <w:r>
-          <w:rPr>
-            <w:lang w:val="sw_KE" w:bidi="sw_KE"/>
-          </w:rPr>
-          <w:rPr>
-            <w:color w:val="0000EE"/>
-            <w:u w:val="single"/>
-          </w:rPr>
-          <w:t>Isaiah 5:30</w:t>
-        </w:r>
-      </w:hyperlink>
+      <w:r>
+        <w:rPr>
+          <w:lang w:val="sw_KE" w:bidi="sw_KE"/>
+        </w:rPr>
+        <w:t>Isaiah 5:30</w:t>
+      </w:r>
       <w:r>
         <w:rPr>
           <w:lang w:val="sw_KE" w:bidi="sw_KE"/>
         </w:rPr>
         <w:t>). Wakati mwingine, Biblia inatumia giza kumaanisha tabia mbaya (</w:t>
       </w:r>
-      <w:hyperlink r:id="rId188">
-        <w:r>
-          <w:rPr>
-            <w:lang w:val="sw_KE" w:bidi="sw_KE"/>
-          </w:rPr>
-          <w:rPr>
-            <w:color w:val="0000EE"/>
-            <w:u w:val="single"/>
-          </w:rPr>
-          <w:t>Mithali 2:13</w:t>
-        </w:r>
-      </w:hyperlink>
+      <w:r>
+        <w:rPr>
+          <w:lang w:val="sw_KE" w:bidi="sw_KE"/>
+        </w:rPr>
+        <w:t>Mithali 2:13</w:t>
+      </w:r>
       <w:r>
         <w:rPr>
           <w:lang w:val="sw_KE" w:bidi="sw_KE"/>
         </w:rPr>
         <w:t xml:space="preserve">; </w:t>
       </w:r>
-      <w:hyperlink r:id="rId189">
-        <w:r>
-          <w:rPr>
-            <w:lang w:val="sw_KE" w:bidi="sw_KE"/>
-          </w:rPr>
-          <w:rPr>
-            <w:color w:val="0000EE"/>
-            <w:u w:val="single"/>
-          </w:rPr>
-          <w:t>4:19</w:t>
-        </w:r>
-      </w:hyperlink>
+      <w:r>
+        <w:rPr>
+          <w:lang w:val="sw_KE" w:bidi="sw_KE"/>
+        </w:rPr>
+        <w:t>4:19</w:t>
+      </w:r>
       <w:r>
         <w:rPr>
           <w:lang w:val="sw_KE" w:bidi="sw_KE"/>
         </w:rPr>
         <w:t xml:space="preserve">; </w:t>
       </w:r>
-      <w:hyperlink r:id="rId190">
-        <w:r>
-          <w:rPr>
-            <w:lang w:val="sw_KE" w:bidi="sw_KE"/>
-          </w:rPr>
-          <w:rPr>
-            <w:color w:val="0000EE"/>
-            <w:u w:val="single"/>
-          </w:rPr>
-          <w:t>Isaiah 5:20</w:t>
-        </w:r>
-      </w:hyperlink>
+      <w:r>
+        <w:rPr>
+          <w:lang w:val="sw_KE" w:bidi="sw_KE"/>
+        </w:rPr>
+        <w:t>Isaiah 5:20</w:t>
+      </w:r>
       <w:r>
         <w:rPr>
           <w:lang w:val="sw_KE" w:bidi="sw_KE"/>
         </w:rPr>
         <w:t xml:space="preserve">; </w:t>
       </w:r>
-      <w:hyperlink r:id="rId191">
-        <w:r>
-          <w:rPr>
-            <w:lang w:val="sw_KE" w:bidi="sw_KE"/>
-          </w:rPr>
-          <w:rPr>
-            <w:color w:val="0000EE"/>
-            <w:u w:val="single"/>
-          </w:rPr>
-          <w:t>60:2</w:t>
-        </w:r>
-      </w:hyperlink>
+      <w:r>
+        <w:rPr>
+          <w:lang w:val="sw_KE" w:bidi="sw_KE"/>
+        </w:rPr>
+        <w:t>60:2</w:t>
+      </w:r>
       <w:r>
         <w:rPr>
           <w:lang w:val="sw_KE" w:bidi="sw_KE"/>
         </w:rPr>
         <w:t>). Katika Agano Jipya, waandishi wanapozungumzia giza, mara nyingi wanamaanisha mambo mawili: watu wanaofanya mambo maovu na watu wasioelewa ukweli wa Mungu (</w:t>
       </w:r>
-      <w:hyperlink r:id="rId165">
-        <w:r>
-          <w:rPr>
-            <w:lang w:val="sw_KE" w:bidi="sw_KE"/>
-          </w:rPr>
-          <w:rPr>
-            <w:color w:val="0000EE"/>
-            <w:u w:val="single"/>
-          </w:rPr>
-          <w:t>Mathayo 4:16</w:t>
-        </w:r>
-      </w:hyperlink>
+      <w:r>
+        <w:rPr>
+          <w:lang w:val="sw_KE" w:bidi="sw_KE"/>
+        </w:rPr>
+        <w:t>Mathayo 4:16</w:t>
+      </w:r>
       <w:r>
         <w:rPr>
           <w:lang w:val="sw_KE" w:bidi="sw_KE"/>
         </w:rPr>
         <w:t xml:space="preserve">; </w:t>
       </w:r>
-      <w:hyperlink r:id="rId192">
-        <w:r>
-          <w:rPr>
-            <w:lang w:val="sw_KE" w:bidi="sw_KE"/>
-          </w:rPr>
-          <w:rPr>
-            <w:color w:val="0000EE"/>
-            <w:u w:val="single"/>
-          </w:rPr>
-          <w:t>6:23</w:t>
-        </w:r>
-      </w:hyperlink>
+      <w:r>
+        <w:rPr>
+          <w:lang w:val="sw_KE" w:bidi="sw_KE"/>
+        </w:rPr>
+        <w:t>6:23</w:t>
+      </w:r>
       <w:r>
         <w:rPr>
           <w:lang w:val="sw_KE" w:bidi="sw_KE"/>
         </w:rPr>
         <w:t xml:space="preserve">; </w:t>
       </w:r>
-      <w:hyperlink r:id="rId193">
-        <w:r>
-          <w:rPr>
-            <w:lang w:val="sw_KE" w:bidi="sw_KE"/>
-          </w:rPr>
-          <w:rPr>
-            <w:color w:val="0000EE"/>
-            <w:u w:val="single"/>
-          </w:rPr>
-          <w:t>Luka 1:79</w:t>
-        </w:r>
-      </w:hyperlink>
+      <w:r>
+        <w:rPr>
+          <w:lang w:val="sw_KE" w:bidi="sw_KE"/>
+        </w:rPr>
+        <w:t>Luka 1:79</w:t>
+      </w:r>
       <w:r>
         <w:rPr>
           <w:lang w:val="sw_KE" w:bidi="sw_KE"/>
         </w:rPr>
         <w:t xml:space="preserve">; </w:t>
       </w:r>
-      <w:hyperlink r:id="rId194">
-        <w:r>
-          <w:rPr>
-            <w:lang w:val="sw_KE" w:bidi="sw_KE"/>
-          </w:rPr>
-          <w:rPr>
-            <w:color w:val="0000EE"/>
-            <w:u w:val="single"/>
-          </w:rPr>
-          <w:t>11:35</w:t>
-        </w:r>
-      </w:hyperlink>
+      <w:r>
+        <w:rPr>
+          <w:lang w:val="sw_KE" w:bidi="sw_KE"/>
+        </w:rPr>
+        <w:t>11:35</w:t>
+      </w:r>
       <w:r>
         <w:rPr>
           <w:lang w:val="sw_KE" w:bidi="sw_KE"/>
         </w:rPr>
         <w:t xml:space="preserve">; </w:t>
       </w:r>
-      <w:hyperlink r:id="rId195">
-        <w:r>
-          <w:rPr>
-            <w:lang w:val="sw_KE" w:bidi="sw_KE"/>
-          </w:rPr>
-          <w:rPr>
-            <w:color w:val="0000EE"/>
-            <w:u w:val="single"/>
-          </w:rPr>
-          <w:t>22:53</w:t>
-        </w:r>
-      </w:hyperlink>
+      <w:r>
+        <w:rPr>
+          <w:lang w:val="sw_KE" w:bidi="sw_KE"/>
+        </w:rPr>
+        <w:t>22:53</w:t>
+      </w:r>
       <w:r>
         <w:rPr>
           <w:lang w:val="sw_KE" w:bidi="sw_KE"/>
         </w:rPr>
         <w:t xml:space="preserve">; </w:t>
       </w:r>
-      <w:hyperlink r:id="rId196">
-        <w:r>
-          <w:rPr>
-            <w:lang w:val="sw_KE" w:bidi="sw_KE"/>
-          </w:rPr>
-          <w:rPr>
-            <w:color w:val="0000EE"/>
-            <w:u w:val="single"/>
-          </w:rPr>
-          <w:t>Warumi 2:19</w:t>
-        </w:r>
-      </w:hyperlink>
+      <w:r>
+        <w:rPr>
+          <w:lang w:val="sw_KE" w:bidi="sw_KE"/>
+        </w:rPr>
+        <w:t>Warumi 2:19</w:t>
+      </w:r>
       <w:r>
         <w:rPr>
           <w:lang w:val="sw_KE" w:bidi="sw_KE"/>
         </w:rPr>
         <w:t xml:space="preserve">; </w:t>
       </w:r>
-      <w:hyperlink r:id="rId197">
-        <w:r>
-          <w:rPr>
-            <w:lang w:val="sw_KE" w:bidi="sw_KE"/>
-          </w:rPr>
-          <w:rPr>
-            <w:color w:val="0000EE"/>
-            <w:u w:val="single"/>
-          </w:rPr>
-          <w:t>Wakolosai 1:13</w:t>
-        </w:r>
-      </w:hyperlink>
+      <w:r>
+        <w:rPr>
+          <w:lang w:val="sw_KE" w:bidi="sw_KE"/>
+        </w:rPr>
+        <w:t>Wakolosai 1:13</w:t>
+      </w:r>
       <w:r>
         <w:rPr>
           <w:lang w:val="sw_KE" w:bidi="sw_KE"/>
@@ -6280,270 +4966,180 @@
         </w:rPr>
         <w:t>"Siku ya Bwana." Walisema siku hii itakuwa na giza sana (</w:t>
       </w:r>
-      <w:hyperlink r:id="rId198">
-        <w:r>
-          <w:rPr>
-            <w:lang w:val="sw_KE" w:bidi="sw_KE"/>
-          </w:rPr>
-          <w:rPr>
-            <w:color w:val="0000EE"/>
-            <w:u w:val="single"/>
-          </w:rPr>
-          <w:t>Ezra 32:8</w:t>
-        </w:r>
-      </w:hyperlink>
+      <w:r>
+        <w:rPr>
+          <w:lang w:val="sw_KE" w:bidi="sw_KE"/>
+        </w:rPr>
+        <w:t>Ezra 32:8</w:t>
+      </w:r>
       <w:r>
         <w:rPr>
           <w:lang w:val="sw_KE" w:bidi="sw_KE"/>
         </w:rPr>
         <w:t xml:space="preserve">; </w:t>
       </w:r>
-      <w:hyperlink r:id="rId199">
-        <w:r>
-          <w:rPr>
-            <w:lang w:val="sw_KE" w:bidi="sw_KE"/>
-          </w:rPr>
-          <w:rPr>
-            <w:color w:val="0000EE"/>
-            <w:u w:val="single"/>
-          </w:rPr>
-          <w:t>Yoeli 2:2, 31</w:t>
-        </w:r>
-      </w:hyperlink>
+      <w:r>
+        <w:rPr>
+          <w:lang w:val="sw_KE" w:bidi="sw_KE"/>
+        </w:rPr>
+        <w:t>Yoeli 2:2, 31</w:t>
+      </w:r>
       <w:r>
         <w:rPr>
           <w:lang w:val="sw_KE" w:bidi="sw_KE"/>
         </w:rPr>
         <w:t xml:space="preserve">; </w:t>
       </w:r>
-      <w:hyperlink r:id="rId200">
-        <w:r>
-          <w:rPr>
-            <w:lang w:val="sw_KE" w:bidi="sw_KE"/>
-          </w:rPr>
-          <w:rPr>
-            <w:color w:val="0000EE"/>
-            <w:u w:val="single"/>
-          </w:rPr>
-          <w:t>Amosi 5:18, 20</w:t>
-        </w:r>
-      </w:hyperlink>
+      <w:r>
+        <w:rPr>
+          <w:lang w:val="sw_KE" w:bidi="sw_KE"/>
+        </w:rPr>
+        <w:t>Amosi 5:18, 20</w:t>
+      </w:r>
       <w:r>
         <w:rPr>
           <w:lang w:val="sw_KE" w:bidi="sw_KE"/>
         </w:rPr>
         <w:t xml:space="preserve">; </w:t>
       </w:r>
-      <w:hyperlink r:id="rId201">
-        <w:r>
-          <w:rPr>
-            <w:lang w:val="sw_KE" w:bidi="sw_KE"/>
-          </w:rPr>
-          <w:rPr>
-            <w:color w:val="0000EE"/>
-            <w:u w:val="single"/>
-          </w:rPr>
-          <w:t>Sefania 1:15</w:t>
-        </w:r>
-      </w:hyperlink>
+      <w:r>
+        <w:rPr>
+          <w:lang w:val="sw_KE" w:bidi="sw_KE"/>
+        </w:rPr>
+        <w:t>Sefania 1:15</w:t>
+      </w:r>
       <w:r>
         <w:rPr>
           <w:lang w:val="sw_KE" w:bidi="sw_KE"/>
         </w:rPr>
         <w:t>). Agano Jipya pia linazungumzia giza linapofafanua wakati ambapo Yesu atarudi kuhukumu ulimwengu (</w:t>
       </w:r>
-      <w:hyperlink r:id="rId202">
-        <w:r>
-          <w:rPr>
-            <w:lang w:val="sw_KE" w:bidi="sw_KE"/>
-          </w:rPr>
-          <w:rPr>
-            <w:color w:val="0000EE"/>
-            <w:u w:val="single"/>
-          </w:rPr>
-          <w:t>Mathayo 8:12</w:t>
-        </w:r>
-      </w:hyperlink>
+      <w:r>
+        <w:rPr>
+          <w:lang w:val="sw_KE" w:bidi="sw_KE"/>
+        </w:rPr>
+        <w:t>Mathayo 8:12</w:t>
+      </w:r>
       <w:r>
         <w:rPr>
           <w:lang w:val="sw_KE" w:bidi="sw_KE"/>
         </w:rPr>
         <w:t xml:space="preserve">; </w:t>
       </w:r>
-      <w:hyperlink r:id="rId203">
-        <w:r>
-          <w:rPr>
-            <w:lang w:val="sw_KE" w:bidi="sw_KE"/>
-          </w:rPr>
-          <w:rPr>
-            <w:color w:val="0000EE"/>
-            <w:u w:val="single"/>
-          </w:rPr>
-          <w:t>22:13</w:t>
-        </w:r>
-      </w:hyperlink>
+      <w:r>
+        <w:rPr>
+          <w:lang w:val="sw_KE" w:bidi="sw_KE"/>
+        </w:rPr>
+        <w:t>22:13</w:t>
+      </w:r>
       <w:r>
         <w:rPr>
           <w:lang w:val="sw_KE" w:bidi="sw_KE"/>
         </w:rPr>
         <w:t xml:space="preserve">; </w:t>
       </w:r>
-      <w:hyperlink r:id="rId204">
-        <w:r>
-          <w:rPr>
-            <w:lang w:val="sw_KE" w:bidi="sw_KE"/>
-          </w:rPr>
-          <w:rPr>
-            <w:color w:val="0000EE"/>
-            <w:u w:val="single"/>
-          </w:rPr>
-          <w:t>25:30</w:t>
-        </w:r>
-      </w:hyperlink>
+      <w:r>
+        <w:rPr>
+          <w:lang w:val="sw_KE" w:bidi="sw_KE"/>
+        </w:rPr>
+        <w:t>25:30</w:t>
+      </w:r>
       <w:r>
         <w:rPr>
           <w:lang w:val="sw_KE" w:bidi="sw_KE"/>
         </w:rPr>
         <w:t xml:space="preserve">; </w:t>
       </w:r>
-      <w:hyperlink r:id="rId205">
-        <w:r>
-          <w:rPr>
-            <w:lang w:val="sw_KE" w:bidi="sw_KE"/>
-          </w:rPr>
-          <w:rPr>
-            <w:color w:val="0000EE"/>
-            <w:u w:val="single"/>
-          </w:rPr>
-          <w:t>2 Petro 2:17</w:t>
-        </w:r>
-      </w:hyperlink>
+      <w:r>
+        <w:rPr>
+          <w:lang w:val="sw_KE" w:bidi="sw_KE"/>
+        </w:rPr>
+        <w:t>2 Petro 2:17</w:t>
+      </w:r>
       <w:r>
         <w:rPr>
           <w:lang w:val="sw_KE" w:bidi="sw_KE"/>
         </w:rPr>
         <w:t xml:space="preserve">; </w:t>
       </w:r>
-      <w:hyperlink r:id="rId206">
-        <w:r>
-          <w:rPr>
-            <w:lang w:val="sw_KE" w:bidi="sw_KE"/>
-          </w:rPr>
-          <w:rPr>
-            <w:color w:val="0000EE"/>
-            <w:u w:val="single"/>
-          </w:rPr>
-          <w:t>Yuda 1:6, 13</w:t>
-        </w:r>
-      </w:hyperlink>
+      <w:r>
+        <w:rPr>
+          <w:lang w:val="sw_KE" w:bidi="sw_KE"/>
+        </w:rPr>
+        <w:t>Yuda 1:6, 13</w:t>
+      </w:r>
       <w:r>
         <w:rPr>
           <w:lang w:val="sw_KE" w:bidi="sw_KE"/>
         </w:rPr>
         <w:t>). Biblia inasema kwamba watu wanapomjua Mungu, ni kama kuhamia kutoka gizani kwenda kwenye nuru (</w:t>
       </w:r>
-      <w:hyperlink r:id="rId207">
-        <w:r>
-          <w:rPr>
-            <w:lang w:val="sw_KE" w:bidi="sw_KE"/>
-          </w:rPr>
-          <w:rPr>
-            <w:color w:val="0000EE"/>
-            <w:u w:val="single"/>
-          </w:rPr>
-          <w:t>Isaiah 9:2</w:t>
-        </w:r>
-      </w:hyperlink>
+      <w:r>
+        <w:rPr>
+          <w:lang w:val="sw_KE" w:bidi="sw_KE"/>
+        </w:rPr>
+        <w:t>Isaiah 9:2</w:t>
+      </w:r>
       <w:r>
         <w:rPr>
           <w:lang w:val="sw_KE" w:bidi="sw_KE"/>
         </w:rPr>
         <w:t xml:space="preserve">; </w:t>
       </w:r>
-      <w:hyperlink r:id="rId208">
-        <w:r>
-          <w:rPr>
-            <w:lang w:val="sw_KE" w:bidi="sw_KE"/>
-          </w:rPr>
-          <w:rPr>
-            <w:color w:val="0000EE"/>
-            <w:u w:val="single"/>
-          </w:rPr>
-          <w:t>29:18</w:t>
-        </w:r>
-      </w:hyperlink>
+      <w:r>
+        <w:rPr>
+          <w:lang w:val="sw_KE" w:bidi="sw_KE"/>
+        </w:rPr>
+        <w:t>29:18</w:t>
+      </w:r>
       <w:r>
         <w:rPr>
           <w:lang w:val="sw_KE" w:bidi="sw_KE"/>
         </w:rPr>
         <w:t xml:space="preserve">; </w:t>
       </w:r>
-      <w:hyperlink r:id="rId209">
-        <w:r>
-          <w:rPr>
-            <w:lang w:val="sw_KE" w:bidi="sw_KE"/>
-          </w:rPr>
-          <w:rPr>
-            <w:color w:val="0000EE"/>
-            <w:u w:val="single"/>
-          </w:rPr>
-          <w:t>42:7</w:t>
-        </w:r>
-      </w:hyperlink>
+      <w:r>
+        <w:rPr>
+          <w:lang w:val="sw_KE" w:bidi="sw_KE"/>
+        </w:rPr>
+        <w:t>42:7</w:t>
+      </w:r>
       <w:r>
         <w:rPr>
           <w:lang w:val="sw_KE" w:bidi="sw_KE"/>
         </w:rPr>
         <w:t>). Giza haliwezi kuwa mahali pa kujificha kutoka kwa Mungu (</w:t>
       </w:r>
-      <w:hyperlink r:id="rId210">
-        <w:r>
-          <w:rPr>
-            <w:lang w:val="sw_KE" w:bidi="sw_KE"/>
-          </w:rPr>
-          <w:rPr>
-            <w:color w:val="0000EE"/>
-            <w:u w:val="single"/>
-          </w:rPr>
-          <w:t>Ayubu 34:22</w:t>
-        </w:r>
-      </w:hyperlink>
+      <w:r>
+        <w:rPr>
+          <w:lang w:val="sw_KE" w:bidi="sw_KE"/>
+        </w:rPr>
+        <w:t>Ayubu 34:22</w:t>
+      </w:r>
       <w:r>
         <w:rPr>
           <w:lang w:val="sw_KE" w:bidi="sw_KE"/>
         </w:rPr>
         <w:t xml:space="preserve">; </w:t>
       </w:r>
-      <w:hyperlink r:id="rId211">
-        <w:r>
-          <w:rPr>
-            <w:lang w:val="sw_KE" w:bidi="sw_KE"/>
-          </w:rPr>
-          <w:rPr>
-            <w:color w:val="0000EE"/>
-            <w:u w:val="single"/>
-          </w:rPr>
-          <w:t>Psalm 139:11–12</w:t>
-        </w:r>
-      </w:hyperlink>
+      <w:r>
+        <w:rPr>
+          <w:lang w:val="sw_KE" w:bidi="sw_KE"/>
+        </w:rPr>
+        <w:t>Psalm 139:11–12</w:t>
+      </w:r>
       <w:r>
         <w:rPr>
           <w:lang w:val="sw_KE" w:bidi="sw_KE"/>
         </w:rPr>
         <w:t xml:space="preserve">; </w:t>
       </w:r>
-      <w:hyperlink r:id="rId212">
-        <w:r>
-          <w:rPr>
-            <w:lang w:val="sw_KE" w:bidi="sw_KE"/>
-          </w:rPr>
-          <w:rPr>
-            <w:color w:val="0000EE"/>
-            <w:u w:val="single"/>
-          </w:rPr>
-          <w:t>Isaiah 29:15</w:t>
-        </w:r>
-      </w:hyperlink>
+      <w:r>
+        <w:rPr>
+          <w:lang w:val="sw_KE" w:bidi="sw_KE"/>
+        </w:rPr>
+        <w:t>Isaiah 29:15</w:t>
+      </w:r>
       <w:r>
         <w:rPr>
           <w:lang w:val="sw_KE" w:bidi="sw_KE"/>
@@ -6625,72 +5221,48 @@
         </w:rPr>
         <w:t xml:space="preserve">1. Watu au eneo lililotajwa katika </w:t>
       </w:r>
-      <w:hyperlink r:id="rId213">
-        <w:r>
-          <w:rPr>
-            <w:lang w:val="sw_KE" w:bidi="sw_KE"/>
-          </w:rPr>
-          <w:rPr>
-            <w:color w:val="0000EE"/>
-            <w:u w:val="single"/>
-          </w:rPr>
-          <w:t>Mwanzo 14:1, 9</w:t>
-        </w:r>
-      </w:hyperlink>
+      <w:r>
+        <w:rPr>
+          <w:lang w:val="sw_KE" w:bidi="sw_KE"/>
+        </w:rPr>
+        <w:t>Mwanzo 14:1, 9</w:t>
+      </w:r>
       <w:r>
         <w:rPr>
           <w:lang w:val="sw_KE" w:bidi="sw_KE"/>
         </w:rPr>
         <w:t xml:space="preserve"> lilikuwa chini ya utawala wa mfalme aitwaye Tidali. Neno hilo limetafsiriwa kwa njia mbalimbali kama "mataifa" (kjv) na "Goimu" (rsv, nlt). Tidali, pamoja na wafalme wengine watatu—Amrafeli wa Shinari, Arioki wa Elasari, na Kedorlaomeri wa Elamu walishambulia miji kadhaa katika bonde la Sidimu karibu na Bahari ya Chumvi (Bahari ya Ufu). (</w:t>
       </w:r>
-      <w:hyperlink r:id="rId214">
-        <w:r>
-          <w:rPr>
-            <w:lang w:val="sw_KE" w:bidi="sw_KE"/>
-          </w:rPr>
-          <w:rPr>
-            <w:color w:val="0000EE"/>
-            <w:u w:val="single"/>
-          </w:rPr>
-          <w:t>Mwa 14:3</w:t>
-        </w:r>
-      </w:hyperlink>
+      <w:r>
+        <w:rPr>
+          <w:lang w:val="sw_KE" w:bidi="sw_KE"/>
+        </w:rPr>
+        <w:t>Mwa 14:3</w:t>
+      </w:r>
       <w:r>
         <w:rPr>
           <w:lang w:val="sw_KE" w:bidi="sw_KE"/>
         </w:rPr>
         <w:t xml:space="preserve">). Walishinda wafalme watano wa eneo hilo, wakapora miji yao, na kumteka Loti, mpwa wa Abrahamu, ambaye aliishi Sodoma (aya </w:t>
       </w:r>
-      <w:hyperlink r:id="rId215">
-        <w:r>
-          <w:rPr>
-            <w:lang w:val="sw_KE" w:bidi="sw_KE"/>
-          </w:rPr>
-          <w:rPr>
-            <w:color w:val="0000EE"/>
-            <w:u w:val="single"/>
-          </w:rPr>
-          <w:t>12</w:t>
-        </w:r>
-      </w:hyperlink>
+      <w:r>
+        <w:rPr>
+          <w:lang w:val="sw_KE" w:bidi="sw_KE"/>
+        </w:rPr>
+        <w:t>12</w:t>
+      </w:r>
       <w:r>
         <w:rPr>
           <w:lang w:val="sw_KE" w:bidi="sw_KE"/>
         </w:rPr>
         <w:t xml:space="preserve">). Abrahamu aliposikia habari hizi, alikusanya askari wake, akawafuatilia wafalme walioshinda, akawashinda, na kumwokoa Loti (aya </w:t>
       </w:r>
-      <w:hyperlink r:id="rId216">
-        <w:r>
-          <w:rPr>
-            <w:lang w:val="sw_KE" w:bidi="sw_KE"/>
-          </w:rPr>
-          <w:rPr>
-            <w:color w:val="0000EE"/>
-            <w:u w:val="single"/>
-          </w:rPr>
-          <w:t>13–16</w:t>
-        </w:r>
-      </w:hyperlink>
+      <w:r>
+        <w:rPr>
+          <w:lang w:val="sw_KE" w:bidi="sw_KE"/>
+        </w:rPr>
+        <w:t>13–16</w:t>
+      </w:r>
       <w:r>
         <w:rPr>
           <w:lang w:val="sw_KE" w:bidi="sw_KE"/>
@@ -6711,18 +5283,12 @@
         </w:rPr>
         <w:t>2. Watu waliotajwa kuhusiana na ushindi wa Yoshua dhidi ya mfalme asiyejulikana wa Goimu (</w:t>
       </w:r>
-      <w:hyperlink r:id="rId217">
-        <w:r>
-          <w:rPr>
-            <w:lang w:val="sw_KE" w:bidi="sw_KE"/>
-          </w:rPr>
-          <w:rPr>
-            <w:color w:val="0000EE"/>
-            <w:u w:val="single"/>
-          </w:rPr>
-          <w:t>Yos 12:23</w:t>
-        </w:r>
-      </w:hyperlink>
+      <w:r>
+        <w:rPr>
+          <w:lang w:val="sw_KE" w:bidi="sw_KE"/>
+        </w:rPr>
+        <w:t>Yos 12:23</w:t>
+      </w:r>
       <w:r>
         <w:rPr>
           <w:lang w:val="sw_KE" w:bidi="sw_KE"/>
@@ -6777,90 +5343,60 @@
         </w:rPr>
         <w:t>1. Mwana wa Yafethi, ambaye alikuwa mwana wa Noa (</w:t>
       </w:r>
-      <w:hyperlink r:id="rId218">
-        <w:r>
-          <w:rPr>
-            <w:lang w:val="sw_KE" w:bidi="sw_KE"/>
-          </w:rPr>
-          <w:rPr>
-            <w:color w:val="0000EE"/>
-            <w:u w:val="single"/>
-          </w:rPr>
-          <w:t>Mwa 10:2</w:t>
-        </w:r>
-      </w:hyperlink>
+      <w:r>
+        <w:rPr>
+          <w:lang w:val="sw_KE" w:bidi="sw_KE"/>
+        </w:rPr>
+        <w:t>Mwa 10:2</w:t>
+      </w:r>
       <w:r>
         <w:rPr>
           <w:lang w:val="sw_KE" w:bidi="sw_KE"/>
         </w:rPr>
         <w:t xml:space="preserve">; tazama </w:t>
       </w:r>
-      <w:hyperlink r:id="rId219">
-        <w:r>
-          <w:rPr>
-            <w:lang w:val="sw_KE" w:bidi="sw_KE"/>
-          </w:rPr>
-          <w:rPr>
-            <w:color w:val="0000EE"/>
-            <w:u w:val="single"/>
-          </w:rPr>
-          <w:t>1 Nya 1:5</w:t>
-        </w:r>
-      </w:hyperlink>
+      <w:r>
+        <w:rPr>
+          <w:lang w:val="sw_KE" w:bidi="sw_KE"/>
+        </w:rPr>
+        <w:t>1 Nya 1:5</w:t>
+      </w:r>
       <w:r>
         <w:rPr>
           <w:lang w:val="sw_KE" w:bidi="sw_KE"/>
         </w:rPr>
         <w:t>). Alikuwa na wana watatu: Ashkenazi, Rifathi, na Togama (</w:t>
       </w:r>
-      <w:hyperlink r:id="rId220">
-        <w:r>
-          <w:rPr>
-            <w:lang w:val="sw_KE" w:bidi="sw_KE"/>
-          </w:rPr>
-          <w:rPr>
-            <w:color w:val="0000EE"/>
-            <w:u w:val="single"/>
-          </w:rPr>
-          <w:t>Mwa 10:3</w:t>
-        </w:r>
-      </w:hyperlink>
+      <w:r>
+        <w:rPr>
+          <w:lang w:val="sw_KE" w:bidi="sw_KE"/>
+        </w:rPr>
+        <w:t>Mwa 10:3</w:t>
+      </w:r>
       <w:r>
         <w:rPr>
           <w:lang w:val="sw_KE" w:bidi="sw_KE"/>
         </w:rPr>
         <w:t xml:space="preserve">; </w:t>
       </w:r>
-      <w:hyperlink r:id="rId221">
-        <w:r>
-          <w:rPr>
-            <w:lang w:val="sw_KE" w:bidi="sw_KE"/>
-          </w:rPr>
-          <w:rPr>
-            <w:color w:val="0000EE"/>
-            <w:u w:val="single"/>
-          </w:rPr>
-          <w:t>1 Nya 1:6</w:t>
-        </w:r>
-      </w:hyperlink>
+      <w:r>
+        <w:rPr>
+          <w:lang w:val="sw_KE" w:bidi="sw_KE"/>
+        </w:rPr>
+        <w:t>1 Nya 1:6</w:t>
+      </w:r>
       <w:r>
         <w:rPr>
           <w:lang w:val="sw_KE" w:bidi="sw_KE"/>
         </w:rPr>
         <w:t>). Yeye ni babu wa Wacimmeri wa kale, ambao kulingana na unabii wa Ezekieli wangeungana na Gogu, kiongozi wa Wamagogu, katika jaribio la kuangamiza Israeli (</w:t>
       </w:r>
-      <w:hyperlink r:id="rId222">
-        <w:r>
-          <w:rPr>
-            <w:lang w:val="sw_KE" w:bidi="sw_KE"/>
-          </w:rPr>
-          <w:rPr>
-            <w:color w:val="0000EE"/>
-            <w:u w:val="single"/>
-          </w:rPr>
-          <w:t>Eze 38:6</w:t>
-        </w:r>
-      </w:hyperlink>
+      <w:r>
+        <w:rPr>
+          <w:lang w:val="sw_KE" w:bidi="sw_KE"/>
+        </w:rPr>
+        <w:t>Eze 38:6</w:t>
+      </w:r>
       <w:r>
         <w:rPr>
           <w:lang w:val="sw_KE" w:bidi="sw_KE"/>
@@ -6881,18 +5417,12 @@
         </w:rPr>
         <w:t>2. Binti wa Diblaimu, malaya, ambaye baadaye alikua mke wa Hosea kwa amri ya Mungu. Baada ya kumzalia Hosea watoto, alirudi kwenye uasherati lakini alikombolewa. Tabia yake ilitumika kama mfano wa ukosefu wa uaminifu wa Israeli kwa Mungu (</w:t>
       </w:r>
-      <w:hyperlink r:id="rId223">
-        <w:r>
-          <w:rPr>
-            <w:lang w:val="sw_KE" w:bidi="sw_KE"/>
-          </w:rPr>
-          <w:rPr>
-            <w:color w:val="0000EE"/>
-            <w:u w:val="single"/>
-          </w:rPr>
-          <w:t>Hos 1–3</w:t>
-        </w:r>
-      </w:hyperlink>
+      <w:r>
+        <w:rPr>
+          <w:lang w:val="sw_KE" w:bidi="sw_KE"/>
+        </w:rPr>
+        <w:t>Hos 1–3</w:t>
+      </w:r>
       <w:r>
         <w:rPr>
           <w:lang w:val="sw_KE" w:bidi="sw_KE"/>
